--- a/+writing/fungi-wide-sRNAs_v1.docx
+++ b/+writing/fungi-wide-sRNAs_v1.docx
@@ -3,7 +3,276 @@
 <w:document xmlns:wpc="http://schemas.microsoft.com/office/word/2010/wordprocessingCanvas" xmlns:cx="http://schemas.microsoft.com/office/drawing/2014/chartex" xmlns:cx1="http://schemas.microsoft.com/office/drawing/2015/9/8/chartex" xmlns:cx2="http://schemas.microsoft.com/office/drawing/2015/10/21/chartex" xmlns:cx3="http://schemas.microsoft.com/office/drawing/2016/5/9/chartex" xmlns:cx4="http://schemas.microsoft.com/office/drawing/2016/5/10/chartex" xmlns:cx5="http://schemas.microsoft.com/office/drawing/2016/5/11/chartex" xmlns:cx6="http://schemas.microsoft.com/office/drawing/2016/5/12/chartex" xmlns:cx7="http://schemas.microsoft.com/office/drawing/2016/5/13/chartex" xmlns:cx8="http://schemas.microsoft.com/office/drawing/2016/5/14/chartex" xmlns:mc="http://schemas.openxmlformats.org/markup-compatibility/2006" xmlns:aink="http://schemas.microsoft.com/office/drawing/2016/ink" xmlns:am3d="http://schemas.microsoft.com/office/drawing/2017/model3d" xmlns:o="urn:schemas-microsoft-com:office:office" xmlns:oel="http://schemas.microsoft.com/office/2019/extlst" xmlns:r="http://schemas.openxmlformats.org/officeDocument/2006/relationships" xmlns:m="http://schemas.openxmlformats.org/officeDocument/2006/math" xmlns:v="urn:schemas-microsoft-com:vml" xmlns:wp14="http://schemas.microsoft.com/office/word/2010/wordprocessingDrawing" xmlns:wp="http://schemas.openxmlformats.org/drawingml/2006/wordprocessingDrawing" xmlns:w10="urn:schemas-microsoft-com:office:word" xmlns:w="http://schemas.openxmlformats.org/wordprocessingml/2006/main" xmlns:w14="http://schemas.microsoft.com/office/word/2010/wordml" xmlns:w15="http://schemas.microsoft.com/office/word/2012/wordml" xmlns:w16cex="http://schemas.microsoft.com/office/word/2018/wordml/cex" xmlns:w16cid="http://schemas.microsoft.com/office/word/2016/wordml/cid" xmlns:w16="http://schemas.microsoft.com/office/word/2018/wordml" xmlns:w16du="http://schemas.microsoft.com/office/word/2023/wordml/word16du" xmlns:w16sdtdh="http://schemas.microsoft.com/office/word/2020/wordml/sdtdatahash" xmlns:w16sdtfl="http://schemas.microsoft.com/office/word/2024/wordml/sdtformatlock" xmlns:w16se="http://schemas.microsoft.com/office/word/2015/wordml/symex" xmlns:wpg="http://schemas.microsoft.com/office/word/2010/wordprocessingGroup" xmlns:wpi="http://schemas.microsoft.com/office/word/2010/wordprocessingInk" xmlns:wne="http://schemas.microsoft.com/office/word/2006/wordml" xmlns:wps="http://schemas.microsoft.com/office/word/2010/wordprocessingShape" mc:Ignorable="w14 w15 w16se w16cid w16 w16cex w16sdtdh w16sdtfl w16du wp14">
   <w:body>
     <w:p>
-      <w:r>
+      <w:pPr>
+        <w:pStyle w:val="Heading1"/>
+      </w:pPr>
+      <w:r>
+        <w:t>Target journal</w:t>
+      </w:r>
+    </w:p>
+    <w:p>
+      <w:r>
+        <w:t>I think that nature microbiology is a reasonable shot, though likely a desk-reject.</w:t>
+      </w:r>
+    </w:p>
+    <w:p/>
+    <w:p>
+      <w:pPr>
+        <w:pStyle w:val="Heading2"/>
+      </w:pPr>
+      <w:r>
+        <w:t>Analysis</w:t>
+      </w:r>
+    </w:p>
+    <w:p>
+      <w:pPr>
+        <w:pStyle w:val="NormalWeb"/>
+      </w:pPr>
+      <w:r>
+        <w:t>An Analysis is a new analysis of existing data or describes new data obtained in a comparative analysis that leads to novel and arresting conclusions of importance to a broad audience. </w:t>
+      </w:r>
+    </w:p>
+    <w:p>
+      <w:pPr>
+        <w:pStyle w:val="NormalWeb"/>
+      </w:pPr>
+      <w:r>
+        <w:rPr>
+          <w:rStyle w:val="Strong"/>
+          <w:rFonts w:ascii="Segoe UI" w:hAnsi="Segoe UI" w:cs="Segoe UI"/>
+          <w:color w:val="222222"/>
+          <w:sz w:val="13"/>
+          <w:szCs w:val="13"/>
+        </w:rPr>
+        <w:t>Format</w:t>
+      </w:r>
+    </w:p>
+    <w:p>
+      <w:pPr>
+        <w:pStyle w:val="ListParagraph"/>
+        <w:numPr>
+          <w:ilvl w:val="0"/>
+          <w:numId w:val="7"/>
+        </w:numPr>
+      </w:pPr>
+      <w:r>
+        <w:t xml:space="preserve">Main text – up to </w:t>
+      </w:r>
+      <w:commentRangeStart w:id="0"/>
+      <w:r>
+        <w:t xml:space="preserve">3,000 </w:t>
+      </w:r>
+      <w:commentRangeEnd w:id="0"/>
+      <w:r>
+        <w:rPr>
+          <w:rStyle w:val="CommentReference"/>
+          <w:sz w:val="20"/>
+          <w:szCs w:val="20"/>
+        </w:rPr>
+        <w:commentReference w:id="0"/>
+      </w:r>
+      <w:r>
+        <w:t>words (excluding abstract, online Methods, references and figure legends).</w:t>
+      </w:r>
+    </w:p>
+    <w:p>
+      <w:pPr>
+        <w:pStyle w:val="ListParagraph"/>
+        <w:numPr>
+          <w:ilvl w:val="0"/>
+          <w:numId w:val="7"/>
+        </w:numPr>
+      </w:pPr>
+      <w:r>
+        <w:t>Abstract – 100-150 words, unreferenced. </w:t>
+      </w:r>
+    </w:p>
+    <w:p>
+      <w:pPr>
+        <w:pStyle w:val="ListParagraph"/>
+        <w:numPr>
+          <w:ilvl w:val="0"/>
+          <w:numId w:val="7"/>
+        </w:numPr>
+      </w:pPr>
+      <w:r>
+        <w:t>Display items – up to 6 items (figures and/or tables). </w:t>
+      </w:r>
+    </w:p>
+    <w:p>
+      <w:pPr>
+        <w:pStyle w:val="ListParagraph"/>
+        <w:numPr>
+          <w:ilvl w:val="0"/>
+          <w:numId w:val="7"/>
+        </w:numPr>
+      </w:pPr>
+      <w:r>
+        <w:t>Analyses should be divided as follows: </w:t>
+      </w:r>
+    </w:p>
+    <w:p>
+      <w:pPr>
+        <w:pStyle w:val="ListParagraph"/>
+        <w:numPr>
+          <w:ilvl w:val="1"/>
+          <w:numId w:val="7"/>
+        </w:numPr>
+      </w:pPr>
+      <w:r>
+        <w:t>Introduction (without heading) </w:t>
+      </w:r>
+    </w:p>
+    <w:p>
+      <w:pPr>
+        <w:pStyle w:val="ListParagraph"/>
+        <w:numPr>
+          <w:ilvl w:val="1"/>
+          <w:numId w:val="7"/>
+        </w:numPr>
+      </w:pPr>
+      <w:r>
+        <w:t>Results</w:t>
+      </w:r>
+    </w:p>
+    <w:p>
+      <w:pPr>
+        <w:pStyle w:val="ListParagraph"/>
+        <w:numPr>
+          <w:ilvl w:val="1"/>
+          <w:numId w:val="7"/>
+        </w:numPr>
+      </w:pPr>
+      <w:r>
+        <w:t>Discussion</w:t>
+      </w:r>
+    </w:p>
+    <w:p>
+      <w:pPr>
+        <w:pStyle w:val="ListParagraph"/>
+        <w:numPr>
+          <w:ilvl w:val="1"/>
+          <w:numId w:val="7"/>
+        </w:numPr>
+      </w:pPr>
+      <w:r>
+        <w:t>Online Methods. </w:t>
+      </w:r>
+    </w:p>
+    <w:p>
+      <w:pPr>
+        <w:pStyle w:val="ListParagraph"/>
+        <w:numPr>
+          <w:ilvl w:val="0"/>
+          <w:numId w:val="7"/>
+        </w:numPr>
+      </w:pPr>
+      <w:r>
+        <w:t>Results and online Methods should be divided by topical subheadings; the Discussion does not contain subheadings.</w:t>
+      </w:r>
+    </w:p>
+    <w:p>
+      <w:pPr>
+        <w:pStyle w:val="ListParagraph"/>
+        <w:numPr>
+          <w:ilvl w:val="0"/>
+          <w:numId w:val="7"/>
+        </w:numPr>
+      </w:pPr>
+      <w:r>
+        <w:t>References – as a guideline, we typically recommend up to 50.</w:t>
+      </w:r>
+    </w:p>
+    <w:p>
+      <w:pPr>
+        <w:pStyle w:val="ListParagraph"/>
+        <w:numPr>
+          <w:ilvl w:val="0"/>
+          <w:numId w:val="7"/>
+        </w:numPr>
+      </w:pPr>
+      <w:r>
+        <w:t>Analyses include received/accepted dates. </w:t>
+      </w:r>
+    </w:p>
+    <w:p>
+      <w:pPr>
+        <w:pStyle w:val="ListParagraph"/>
+        <w:numPr>
+          <w:ilvl w:val="0"/>
+          <w:numId w:val="7"/>
+        </w:numPr>
+      </w:pPr>
+      <w:r>
+        <w:t>Analyses may be accompanied by supplementary information. </w:t>
+      </w:r>
+    </w:p>
+    <w:p>
+      <w:pPr>
+        <w:pStyle w:val="ListParagraph"/>
+        <w:numPr>
+          <w:ilvl w:val="0"/>
+          <w:numId w:val="7"/>
+        </w:numPr>
+      </w:pPr>
+      <w:r>
+        <w:t>Analyses are peer reviewed.</w:t>
+      </w:r>
+    </w:p>
+    <w:p>
+      <w:r>
+        <w:br w:type="column"/>
+      </w:r>
+      <w:r>
+        <w:lastRenderedPageBreak/>
+        <w:t>Notes</w:t>
+      </w:r>
+    </w:p>
+    <w:p/>
+    <w:p>
+      <w:r>
+        <w:t>EVs seem important for trans-species sRNAs in fungi</w:t>
+      </w:r>
+    </w:p>
+    <w:p>
+      <w:pPr>
+        <w:pStyle w:val="ListParagraph"/>
+        <w:numPr>
+          <w:ilvl w:val="0"/>
+          <w:numId w:val="3"/>
+        </w:numPr>
+      </w:pPr>
+      <w:r>
+        <w:t xml:space="preserve">Botrytis sRNAs are transported via EVs – clathrin and independent. </w:t>
+      </w:r>
+      <w:r>
+        <w:fldChar w:fldCharType="begin" w:fldLock="1"/>
+      </w:r>
+      <w:r>
+        <w:instrText>ADDIN paperpile_citation &lt;clusterId&gt;N343U499Q781O574&lt;/clusterId&gt;&lt;metadata&gt;&lt;citation&gt;&lt;id&gt;d0969f08-b3d5-43c4-b13f-3ace1ddc5f97&lt;/id&gt;&lt;/citation&gt;&lt;/metadata&gt;&lt;data&gt;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&lt;/data&gt; \* MERGEFORMAT</w:instrText>
+      </w:r>
+      <w:r>
+        <w:fldChar w:fldCharType="separate"/>
+      </w:r>
+      <w:r>
+        <w:rPr>
+          <w:b/>
+          <w:noProof/>
+        </w:rPr>
+        <w:t>(He et al., 2023)</w:t>
+      </w:r>
+      <w:r>
+        <w:fldChar w:fldCharType="end"/>
+      </w:r>
+    </w:p>
+    <w:p/>
+    <w:p/>
+    <w:p>
+      <w:r>
+        <w:br w:type="column"/>
+      </w:r>
+      <w:r>
+        <w:lastRenderedPageBreak/>
         <w:t>Fungi-wide annotation of small RNAs shows diverse systems of RNAi</w:t>
       </w:r>
     </w:p>
@@ -15,26 +284,530 @@
       <w:pPr>
         <w:pStyle w:val="Heading1"/>
       </w:pPr>
-      <w:bookmarkStart w:id="0" w:name="_heading=h.5txxpo5etnmv" w:colFirst="0" w:colLast="0"/>
-      <w:bookmarkEnd w:id="0"/>
+      <w:bookmarkStart w:id="1" w:name="_heading=h.5txxpo5etnmv" w:colFirst="0" w:colLast="0"/>
+      <w:bookmarkEnd w:id="1"/>
       <w:r>
         <w:t>Introduction</w:t>
       </w:r>
     </w:p>
-    <w:p>
-      <w:pPr>
-        <w:jc w:val="both"/>
-      </w:pPr>
+    <w:p/>
+    <w:p/>
+    <w:p/>
+    <w:p/>
+    <w:p/>
+    <w:p>
+      <w:r>
+        <w:t>What are small RNAs?</w:t>
+      </w:r>
+    </w:p>
+    <w:p>
+      <w:pPr>
+        <w:pStyle w:val="ListParagraph"/>
+        <w:numPr>
+          <w:ilvl w:val="0"/>
+          <w:numId w:val="3"/>
+        </w:numPr>
+      </w:pPr>
+      <w:r>
+        <w:t>where are they found?</w:t>
+      </w:r>
+    </w:p>
+    <w:p>
+      <w:pPr>
+        <w:pStyle w:val="ListParagraph"/>
+        <w:numPr>
+          <w:ilvl w:val="0"/>
+          <w:numId w:val="3"/>
+        </w:numPr>
+      </w:pPr>
+      <w:r>
+        <w:t>Lost in some fungi.</w:t>
+      </w:r>
+    </w:p>
+    <w:p>
+      <w:pPr>
+        <w:pStyle w:val="ListParagraph"/>
+        <w:numPr>
+          <w:ilvl w:val="0"/>
+          <w:numId w:val="3"/>
+        </w:numPr>
+      </w:pPr>
+      <w:r>
+        <w:t>How are they produced?</w:t>
+      </w:r>
+    </w:p>
+    <w:p>
+      <w:pPr>
+        <w:pStyle w:val="ListParagraph"/>
+        <w:numPr>
+          <w:ilvl w:val="0"/>
+          <w:numId w:val="3"/>
+        </w:numPr>
+      </w:pPr>
+      <w:r>
+        <w:t>Multiple genes – often unclear roles.</w:t>
+      </w:r>
+    </w:p>
+    <w:p>
+      <w:pPr>
+        <w:pStyle w:val="ListParagraph"/>
+        <w:numPr>
+          <w:ilvl w:val="1"/>
+          <w:numId w:val="3"/>
+        </w:numPr>
+      </w:pPr>
+      <w:r>
+        <w:t xml:space="preserve">Dicer </w:t>
+      </w:r>
+      <w:r>
+        <w:t>is diverse in fungi.</w:t>
+      </w:r>
+    </w:p>
+    <w:p>
+      <w:pPr>
+        <w:pStyle w:val="ListParagraph"/>
+        <w:numPr>
+          <w:ilvl w:val="1"/>
+          <w:numId w:val="3"/>
+        </w:numPr>
+      </w:pPr>
+      <w:r>
+        <w:t>AGOs often have redundant or unclear functionality.</w:t>
+      </w:r>
+    </w:p>
+    <w:p>
+      <w:pPr>
+        <w:pStyle w:val="ListParagraph"/>
+        <w:numPr>
+          <w:ilvl w:val="0"/>
+          <w:numId w:val="3"/>
+        </w:numPr>
+      </w:pPr>
+      <w:r>
+        <w:t>Dicer independent synthesis</w:t>
+      </w:r>
+    </w:p>
+    <w:p>
+      <w:pPr>
+        <w:pStyle w:val="ListParagraph"/>
+        <w:numPr>
+          <w:ilvl w:val="0"/>
+          <w:numId w:val="3"/>
+        </w:numPr>
+      </w:pPr>
+      <w:r>
+        <w:t>AGO induced stability.</w:t>
+      </w:r>
+    </w:p>
+    <w:p>
+      <w:pPr>
+        <w:pStyle w:val="ListParagraph"/>
+        <w:numPr>
+          <w:ilvl w:val="0"/>
+          <w:numId w:val="3"/>
+        </w:numPr>
+      </w:pPr>
+      <w:r>
+        <w:t>5’ nucleotide bias</w:t>
+      </w:r>
+      <w:r>
+        <w:t xml:space="preserve"> </w:t>
+      </w:r>
+      <w:r>
+        <w:t>(</w:t>
+      </w:r>
+      <w:r>
+        <w:t>Ma2018-ya, Rojas2020-jg</w:t>
+      </w:r>
+      <w:r>
+        <w:t>)</w:t>
+      </w:r>
+    </w:p>
+    <w:p>
+      <w:pPr>
+        <w:pStyle w:val="ListParagraph"/>
+        <w:numPr>
+          <w:ilvl w:val="0"/>
+          <w:numId w:val="3"/>
+        </w:numPr>
+      </w:pPr>
+      <w:r>
+        <w:t>Untemplated additions – RNA editing or otherwise.</w:t>
+      </w:r>
+      <w:r>
+        <w:t xml:space="preserve"> (Wang 2016)</w:t>
+      </w:r>
+    </w:p>
+    <w:p/>
+    <w:p/>
+    <w:p>
+      <w:r>
+        <w:t>Roles and functions</w:t>
+      </w:r>
+    </w:p>
+    <w:p>
+      <w:pPr>
+        <w:pStyle w:val="ListParagraph"/>
+        <w:numPr>
+          <w:ilvl w:val="0"/>
+          <w:numId w:val="4"/>
+        </w:numPr>
+      </w:pPr>
+      <w:r>
+        <w:t>Silencing is caused by sRNAs.</w:t>
+      </w:r>
+    </w:p>
+    <w:p>
+      <w:pPr>
+        <w:pStyle w:val="ListParagraph"/>
+        <w:numPr>
+          <w:ilvl w:val="0"/>
+          <w:numId w:val="4"/>
+        </w:numPr>
+      </w:pPr>
+      <w:r>
+        <w:t>Classical roles of sRNAs – plants, animals.</w:t>
+      </w:r>
+    </w:p>
+    <w:p>
+      <w:pPr>
+        <w:pStyle w:val="ListParagraph"/>
+        <w:numPr>
+          <w:ilvl w:val="0"/>
+          <w:numId w:val="4"/>
+        </w:numPr>
+      </w:pPr>
+      <w:r>
+        <w:t>Fungal sRNAs have multiple roles</w:t>
+      </w:r>
+    </w:p>
+    <w:p>
+      <w:pPr>
+        <w:pStyle w:val="ListParagraph"/>
+        <w:numPr>
+          <w:ilvl w:val="1"/>
+          <w:numId w:val="4"/>
+        </w:numPr>
+      </w:pPr>
+      <w:r>
+        <w:t>Trans-species regulation</w:t>
+      </w:r>
+    </w:p>
+    <w:p>
+      <w:pPr>
+        <w:pStyle w:val="ListParagraph"/>
+        <w:numPr>
+          <w:ilvl w:val="2"/>
+          <w:numId w:val="4"/>
+        </w:numPr>
+      </w:pPr>
+      <w:r>
+        <w:t>This includes EVs</w:t>
+      </w:r>
+    </w:p>
+    <w:p>
+      <w:pPr>
+        <w:pStyle w:val="ListParagraph"/>
+        <w:numPr>
+          <w:ilvl w:val="2"/>
+          <w:numId w:val="4"/>
+        </w:numPr>
+      </w:pPr>
+      <w:r>
+        <w:t>This is true in animal and plant interactions</w:t>
+      </w:r>
+    </w:p>
+    <w:p>
+      <w:pPr>
+        <w:pStyle w:val="ListParagraph"/>
+        <w:numPr>
+          <w:ilvl w:val="2"/>
+          <w:numId w:val="4"/>
+        </w:numPr>
+      </w:pPr>
+      <w:r>
+        <w:t>This role in mycoparasites? Trichoderma Clonostachys</w:t>
+      </w:r>
+    </w:p>
+    <w:p>
+      <w:pPr>
+        <w:pStyle w:val="ListParagraph"/>
+        <w:numPr>
+          <w:ilvl w:val="1"/>
+          <w:numId w:val="4"/>
+        </w:numPr>
+      </w:pPr>
+      <w:r>
+        <w:t>Genomic protection - MSUD</w:t>
+      </w:r>
+    </w:p>
+    <w:p>
+      <w:pPr>
+        <w:pStyle w:val="ListParagraph"/>
+        <w:numPr>
+          <w:ilvl w:val="1"/>
+          <w:numId w:val="4"/>
+        </w:numPr>
+      </w:pPr>
+      <w:r>
+        <w:t>What does it do in Neurospora?</w:t>
+      </w:r>
+    </w:p>
+    <w:p>
+      <w:pPr>
+        <w:pStyle w:val="ListParagraph"/>
+        <w:numPr>
+          <w:ilvl w:val="1"/>
+          <w:numId w:val="4"/>
+        </w:numPr>
+      </w:pPr>
+      <w:r>
+        <w:t>What does it do in Mucor?</w:t>
+      </w:r>
+    </w:p>
+    <w:p>
+      <w:pPr>
+        <w:pStyle w:val="ListParagraph"/>
+        <w:numPr>
+          <w:ilvl w:val="0"/>
+          <w:numId w:val="4"/>
+        </w:numPr>
+      </w:pPr>
+      <w:r>
+        <w:t>Trans-cleavage in fungi exists, like in plants. Unclear what mechanisms produce this.</w:t>
+      </w:r>
+    </w:p>
+    <w:p/>
+    <w:p>
+      <w:r>
+        <w:t>Attempts to classify sRNAs in fungi</w:t>
+      </w:r>
+    </w:p>
+    <w:p>
+      <w:pPr>
+        <w:pStyle w:val="ListParagraph"/>
+        <w:numPr>
+          <w:ilvl w:val="0"/>
+          <w:numId w:val="5"/>
+        </w:numPr>
+      </w:pPr>
+      <w:r>
+        <w:t>Many types of sRNAs have been found across eukaryotes, generally described by their genomic and biosynthetic origin.</w:t>
+      </w:r>
+    </w:p>
+    <w:p>
+      <w:pPr>
+        <w:pStyle w:val="ListParagraph"/>
+        <w:numPr>
+          <w:ilvl w:val="0"/>
+          <w:numId w:val="5"/>
+        </w:numPr>
+      </w:pPr>
+      <w:r>
+        <w:t>miRNAs are most-easily found. However, these are prone to false positives.</w:t>
+      </w:r>
+    </w:p>
+    <w:p>
+      <w:pPr>
+        <w:pStyle w:val="ListParagraph"/>
+        <w:numPr>
+          <w:ilvl w:val="0"/>
+          <w:numId w:val="5"/>
+        </w:numPr>
+      </w:pPr>
+      <w:r>
+        <w:t>These may be functional, but might be mis-understood in their biogenesis.</w:t>
+      </w:r>
+    </w:p>
+    <w:p>
+      <w:pPr>
+        <w:pStyle w:val="ListParagraph"/>
+        <w:numPr>
+          <w:ilvl w:val="0"/>
+          <w:numId w:val="5"/>
+        </w:numPr>
+      </w:pPr>
+      <w:r>
+        <w:t>Evidence of sRNAs coming from structural RNAs</w:t>
+      </w:r>
+    </w:p>
+    <w:p>
+      <w:pPr>
+        <w:pStyle w:val="ListParagraph"/>
+        <w:numPr>
+          <w:ilvl w:val="1"/>
+          <w:numId w:val="5"/>
+        </w:numPr>
+      </w:pPr>
+      <w:r>
+        <w:t>rRNA-derived</w:t>
+      </w:r>
+    </w:p>
+    <w:p>
+      <w:pPr>
+        <w:pStyle w:val="ListParagraph"/>
+        <w:numPr>
+          <w:ilvl w:val="1"/>
+          <w:numId w:val="5"/>
+        </w:numPr>
+      </w:pPr>
+      <w:r>
+        <w:t>tRNA-derived</w:t>
+      </w:r>
+    </w:p>
+    <w:p>
+      <w:pPr>
+        <w:pStyle w:val="ListParagraph"/>
+        <w:numPr>
+          <w:ilvl w:val="0"/>
+          <w:numId w:val="5"/>
+        </w:numPr>
+      </w:pPr>
+      <w:r>
+        <w:t>Little is known in general.</w:t>
+      </w:r>
+    </w:p>
+    <w:p>
+      <w:pPr>
+        <w:pStyle w:val="ListParagraph"/>
+        <w:numPr>
+          <w:ilvl w:val="0"/>
+          <w:numId w:val="5"/>
+        </w:numPr>
+      </w:pPr>
+      <w:r>
+        <w:t>Do fungi produce siRNA/piRNA-type sRNAs?</w:t>
+      </w:r>
+    </w:p>
+    <w:p>
+      <w:pPr>
+        <w:pStyle w:val="ListParagraph"/>
+        <w:numPr>
+          <w:ilvl w:val="0"/>
+          <w:numId w:val="5"/>
+        </w:numPr>
+      </w:pPr>
+      <w:r>
+        <w:t>YASMA – fungi are often mistreated</w:t>
+      </w:r>
+    </w:p>
+    <w:p/>
+    <w:p>
+      <w:r>
+        <w:t>These data represent a huge amount of data in public repositories.</w:t>
+      </w:r>
+    </w:p>
+    <w:p>
+      <w:pPr>
+        <w:pStyle w:val="ListParagraph"/>
+        <w:numPr>
+          <w:ilvl w:val="0"/>
+          <w:numId w:val="6"/>
+        </w:numPr>
+      </w:pPr>
+      <w:r>
+        <w:lastRenderedPageBreak/>
+        <w:t>Huge amounts of data exist on this topic</w:t>
+      </w:r>
+    </w:p>
+    <w:p>
+      <w:pPr>
+        <w:pStyle w:val="ListParagraph"/>
+        <w:numPr>
+          <w:ilvl w:val="1"/>
+          <w:numId w:val="6"/>
+        </w:numPr>
+      </w:pPr>
+      <w:r>
+        <w:t>Why are they under-utilized?</w:t>
+      </w:r>
+    </w:p>
+    <w:p>
+      <w:pPr>
+        <w:pStyle w:val="ListParagraph"/>
+        <w:numPr>
+          <w:ilvl w:val="0"/>
+          <w:numId w:val="6"/>
+        </w:numPr>
+      </w:pPr>
+      <w:r>
+        <w:t xml:space="preserve">Efforts have been made to utilize </w:t>
+      </w:r>
+      <w:r>
+        <w:t>these.</w:t>
+      </w:r>
+    </w:p>
+    <w:p>
+      <w:pPr>
+        <w:pStyle w:val="ListParagraph"/>
+        <w:numPr>
+          <w:ilvl w:val="1"/>
+          <w:numId w:val="6"/>
+        </w:numPr>
+      </w:pPr>
+      <w:r>
+        <w:t>Plants (lunardon)</w:t>
+      </w:r>
+    </w:p>
+    <w:p>
+      <w:pPr>
+        <w:pStyle w:val="ListParagraph"/>
+        <w:numPr>
+          <w:ilvl w:val="1"/>
+          <w:numId w:val="6"/>
+        </w:numPr>
+      </w:pPr>
+      <w:r>
+        <w:t>Targeting data (mirtarbase, others)</w:t>
+      </w:r>
+    </w:p>
+    <w:p>
+      <w:pPr>
+        <w:pStyle w:val="ListParagraph"/>
+        <w:numPr>
+          <w:ilvl w:val="1"/>
+          <w:numId w:val="6"/>
+        </w:numPr>
+      </w:pPr>
+      <w:r>
+        <w:t>Recent fungal paper</w:t>
+      </w:r>
+    </w:p>
+    <w:p>
+      <w:pPr>
+        <w:pStyle w:val="ListParagraph"/>
+        <w:numPr>
+          <w:ilvl w:val="0"/>
+          <w:numId w:val="6"/>
+        </w:numPr>
+      </w:pPr>
+      <w:r>
+        <w:t>These insights allow us to learn about the system more broadly.</w:t>
+      </w:r>
+    </w:p>
+    <w:p>
+      <w:pPr>
+        <w:pStyle w:val="ListParagraph"/>
+        <w:numPr>
+          <w:ilvl w:val="0"/>
+          <w:numId w:val="6"/>
+        </w:numPr>
+      </w:pPr>
+      <w:r>
+        <w:t>Explain the overview of the paper</w:t>
+      </w:r>
+    </w:p>
+    <w:p>
+      <w:r>
+        <w:br w:type="column"/>
+      </w:r>
     </w:p>
     <w:p>
       <w:pPr>
         <w:pStyle w:val="Heading1"/>
-        <w:spacing w:after="220"/>
-        <w:ind w:left="720"/>
-        <w:jc w:val="both"/>
-      </w:pPr>
-      <w:bookmarkStart w:id="1" w:name="_heading=h.ptiiqj73b6dh" w:colFirst="0" w:colLast="0"/>
-      <w:bookmarkEnd w:id="1"/>
+      </w:pPr>
+      <w:bookmarkStart w:id="2" w:name="_heading=h.ptiiqj73b6dh" w:colFirst="0" w:colLast="0"/>
+      <w:bookmarkEnd w:id="2"/>
       <w:r>
         <w:t>Results</w:t>
       </w:r>
@@ -44,39 +817,35 @@
       <w:pPr>
         <w:pStyle w:val="Heading2"/>
       </w:pPr>
-      <w:bookmarkStart w:id="2" w:name="_heading=h.srs5wlm2gz6m" w:colFirst="0" w:colLast="0"/>
-      <w:bookmarkEnd w:id="2"/>
+      <w:bookmarkStart w:id="3" w:name="_heading=h.srs5wlm2gz6m" w:colFirst="0" w:colLast="0"/>
+      <w:bookmarkEnd w:id="3"/>
       <w:r>
         <w:t>Section 1</w:t>
       </w:r>
     </w:p>
     <w:p/>
     <w:p>
-      <w:pPr>
-        <w:pStyle w:val="Heading2"/>
-      </w:pPr>
-      <w:bookmarkStart w:id="3" w:name="_heading=h.v11cebfu735" w:colFirst="0" w:colLast="0"/>
-      <w:bookmarkEnd w:id="3"/>
       <w:r>
         <w:rPr>
           <w:noProof/>
         </w:rPr>
         <w:drawing>
-          <wp:inline distT="114300" distB="114300" distL="114300" distR="114300" wp14:anchorId="1159108E" wp14:editId="20DCE4C4">
-            <wp:extent cx="5943600" cy="2971800"/>
-            <wp:effectExtent l="0" t="0" r="0" b="0"/>
-            <wp:docPr id="2" name="image1.png"/>
-            <wp:cNvGraphicFramePr/>
+          <wp:inline distT="0" distB="0" distL="0" distR="0" wp14:anchorId="57921F7B" wp14:editId="16F1153D">
+            <wp:extent cx="2051437" cy="2427195"/>
+            <wp:effectExtent l="0" t="0" r="6350" b="0"/>
+            <wp:docPr id="339092602" name="Picture 1" descr="A diagram of a tree&#10;&#10;AI-generated content may be incorrect."/>
+            <wp:cNvGraphicFramePr>
+              <a:graphicFrameLocks xmlns:a="http://schemas.openxmlformats.org/drawingml/2006/main" noChangeAspect="1"/>
+            </wp:cNvGraphicFramePr>
             <a:graphic xmlns:a="http://schemas.openxmlformats.org/drawingml/2006/main">
               <a:graphicData uri="http://schemas.openxmlformats.org/drawingml/2006/picture">
                 <pic:pic xmlns:pic="http://schemas.openxmlformats.org/drawingml/2006/picture">
                   <pic:nvPicPr>
-                    <pic:cNvPr id="0" name="image1.png"/>
-                    <pic:cNvPicPr preferRelativeResize="0"/>
+                    <pic:cNvPr id="339092602" name="Picture 1" descr="A diagram of a tree&#10;&#10;AI-generated content may be incorrect."/>
+                    <pic:cNvPicPr/>
                   </pic:nvPicPr>
                   <pic:blipFill>
-                    <a:blip r:embed="rId6"/>
-                    <a:srcRect/>
+                    <a:blip r:embed="rId10"/>
                     <a:stretch>
                       <a:fillRect/>
                     </a:stretch>
@@ -84,12 +853,11 @@
                   <pic:spPr>
                     <a:xfrm>
                       <a:off x="0" y="0"/>
-                      <a:ext cx="5943600" cy="2971800"/>
+                      <a:ext cx="2088255" cy="2470757"/>
                     </a:xfrm>
                     <a:prstGeom prst="rect">
                       <a:avLst/>
                     </a:prstGeom>
-                    <a:ln/>
                   </pic:spPr>
                 </pic:pic>
               </a:graphicData>
@@ -98,42 +866,63 @@
         </w:drawing>
       </w:r>
     </w:p>
-    <w:p>
-      <w:pPr>
-        <w:pStyle w:val="Heading3"/>
-      </w:pPr>
-      <w:bookmarkStart w:id="4" w:name="_heading=h.bvwrp94770yt" w:colFirst="0" w:colLast="0"/>
-      <w:bookmarkEnd w:id="4"/>
-      <w:r>
-        <w:t>Figure 1 - sRNAs found in fungi vary by clade.</w:t>
-      </w:r>
-    </w:p>
-    <w:p/>
-    <w:p/>
-    <w:p/>
+    <w:p/>
+    <w:p>
+      <w:r>
+        <w:t xml:space="preserve">We searched </w:t>
+      </w:r>
+      <w:r>
+        <w:t>across the ncbi to find all of the sRNA libraries in fungi. We have over 1000 libraries [metadata table]. These come from disparate organisms, but mainly asco and basidio, plus some others. Several are quite overrepresented.</w:t>
+      </w:r>
+    </w:p>
+    <w:p/>
+    <w:p>
+      <w:r>
+        <w:t>[experimental schematic]</w:t>
+      </w:r>
+    </w:p>
+    <w:p>
+      <w:r>
+        <w:t xml:space="preserve">We identified library replicate groups, and performed </w:t>
+      </w:r>
+      <w:r>
+        <w:t>project-wide alignments.</w:t>
+      </w:r>
+    </w:p>
+    <w:p/>
+    <w:p>
+      <w:r>
+        <w:t>[alignment rates]</w:t>
+      </w:r>
+    </w:p>
+    <w:p>
+      <w:r>
+        <w:t>Alignment rates and library quality varies dramatically within and between projects.</w:t>
+      </w:r>
+    </w:p>
     <w:p/>
     <w:p>
       <w:r>
         <w:rPr>
           <w:noProof/>
         </w:rPr>
-        <w:lastRenderedPageBreak/>
         <w:drawing>
-          <wp:inline distT="114300" distB="114300" distL="114300" distR="114300" wp14:anchorId="5540EA20" wp14:editId="3662ACEF">
-            <wp:extent cx="5943600" cy="2184400"/>
+          <wp:inline distT="0" distB="0" distL="0" distR="0" wp14:anchorId="4E2F40F3" wp14:editId="7EB9F5EF">
+            <wp:extent cx="1956021" cy="2528653"/>
             <wp:effectExtent l="0" t="0" r="0" b="0"/>
-            <wp:docPr id="3" name="image2.png"/>
-            <wp:cNvGraphicFramePr/>
+            <wp:docPr id="1280353464" name="Picture 1" descr="A screenshot of a computer screen&#10;&#10;AI-generated content may be incorrect."/>
+            <wp:cNvGraphicFramePr>
+              <a:graphicFrameLocks xmlns:a="http://schemas.openxmlformats.org/drawingml/2006/main" noChangeAspect="1"/>
+            </wp:cNvGraphicFramePr>
             <a:graphic xmlns:a="http://schemas.openxmlformats.org/drawingml/2006/main">
               <a:graphicData uri="http://schemas.openxmlformats.org/drawingml/2006/picture">
                 <pic:pic xmlns:pic="http://schemas.openxmlformats.org/drawingml/2006/picture">
                   <pic:nvPicPr>
-                    <pic:cNvPr id="0" name="image2.png"/>
-                    <pic:cNvPicPr preferRelativeResize="0"/>
+                    <pic:cNvPr id="1280353464" name="Picture 1" descr="A screenshot of a computer screen&#10;&#10;AI-generated content may be incorrect."/>
+                    <pic:cNvPicPr/>
                   </pic:nvPicPr>
                   <pic:blipFill>
-                    <a:blip r:embed="rId7"/>
-                    <a:srcRect/>
+                    <a:blip r:embed="rId11"/>
                     <a:stretch>
                       <a:fillRect/>
                     </a:stretch>
@@ -141,12 +930,11 @@
                   <pic:spPr>
                     <a:xfrm>
                       <a:off x="0" y="0"/>
-                      <a:ext cx="5943600" cy="2184400"/>
+                      <a:ext cx="1963250" cy="2537998"/>
                     </a:xfrm>
                     <a:prstGeom prst="rect">
                       <a:avLst/>
                     </a:prstGeom>
-                    <a:ln/>
                   </pic:spPr>
                 </pic:pic>
               </a:graphicData>
@@ -156,23 +944,2804 @@
       </w:r>
     </w:p>
     <w:p>
+      <w:r>
+        <w:t xml:space="preserve">Size profiles were summarized for each organism, based off a modeled distribution around centered around background expression. Size profiles show variation in the sizes of sRNAs produced across fungi. Still, most are </w:t>
+      </w:r>
+      <w:r>
+        <w:lastRenderedPageBreak/>
+        <w:t>found centered around 21 to 22 nt. Some size ranges are much broader, possibly owing to dicer proliferation</w:t>
+      </w:r>
+      <w:r>
+        <w:t xml:space="preserve"> (can we test this?)</w:t>
+      </w:r>
+      <w:r>
+        <w:t>.</w:t>
+      </w:r>
+    </w:p>
+    <w:p/>
+    <w:p>
+      <w:r>
+        <w:rPr>
+          <w:noProof/>
+        </w:rPr>
+        <w:drawing>
+          <wp:inline distT="0" distB="0" distL="0" distR="0" wp14:anchorId="069E3D8B" wp14:editId="460AEE0F">
+            <wp:extent cx="1717482" cy="2023335"/>
+            <wp:effectExtent l="0" t="0" r="0" b="0"/>
+            <wp:docPr id="1989574367" name="Picture 1"/>
+            <wp:cNvGraphicFramePr>
+              <a:graphicFrameLocks xmlns:a="http://schemas.openxmlformats.org/drawingml/2006/main" noChangeAspect="1"/>
+            </wp:cNvGraphicFramePr>
+            <a:graphic xmlns:a="http://schemas.openxmlformats.org/drawingml/2006/main">
+              <a:graphicData uri="http://schemas.openxmlformats.org/drawingml/2006/picture">
+                <pic:pic xmlns:pic="http://schemas.openxmlformats.org/drawingml/2006/picture">
+                  <pic:nvPicPr>
+                    <pic:cNvPr id="1989574367" name=""/>
+                    <pic:cNvPicPr/>
+                  </pic:nvPicPr>
+                  <pic:blipFill>
+                    <a:blip r:embed="rId12"/>
+                    <a:stretch>
+                      <a:fillRect/>
+                    </a:stretch>
+                  </pic:blipFill>
+                  <pic:spPr>
+                    <a:xfrm>
+                      <a:off x="0" y="0"/>
+                      <a:ext cx="1733212" cy="2041866"/>
+                    </a:xfrm>
+                    <a:prstGeom prst="rect">
+                      <a:avLst/>
+                    </a:prstGeom>
+                  </pic:spPr>
+                </pic:pic>
+              </a:graphicData>
+            </a:graphic>
+          </wp:inline>
+        </w:drawing>
+      </w:r>
+    </w:p>
+    <w:p/>
+    <w:p>
+      <w:r>
+        <w:t>This figure shows us the</w:t>
+      </w:r>
+      <w:r>
+        <w:t xml:space="preserve"> total proportion of small RNAs that fall in the “peak” sizes (x axis) vs the size with the highest individual proportion (y axis). Peaks of width 1 should fall on the x=y axis. Given sizes don’t make up large proportions of the total population of sRNAs.</w:t>
+      </w:r>
+    </w:p>
+    <w:p>
+      <w:pPr>
+        <w:pStyle w:val="Heading2"/>
+      </w:pPr>
+      <w:bookmarkStart w:id="4" w:name="_heading=h.v11cebfu735" w:colFirst="0" w:colLast="0"/>
+      <w:bookmarkEnd w:id="4"/>
+      <w:r>
+        <w:rPr>
+          <w:noProof/>
+        </w:rPr>
+        <w:lastRenderedPageBreak/>
+        <w:drawing>
+          <wp:inline distT="0" distB="0" distL="0" distR="0" wp14:anchorId="505F3ACE" wp14:editId="2BF8912D">
+            <wp:extent cx="2372487" cy="4937760"/>
+            <wp:effectExtent l="0" t="0" r="2540" b="2540"/>
+            <wp:docPr id="414746738" name="Picture 1" descr="A comparison of a test results&#10;&#10;AI-generated content may be incorrect."/>
+            <wp:cNvGraphicFramePr>
+              <a:graphicFrameLocks xmlns:a="http://schemas.openxmlformats.org/drawingml/2006/main" noChangeAspect="1"/>
+            </wp:cNvGraphicFramePr>
+            <a:graphic xmlns:a="http://schemas.openxmlformats.org/drawingml/2006/main">
+              <a:graphicData uri="http://schemas.openxmlformats.org/drawingml/2006/picture">
+                <pic:pic xmlns:pic="http://schemas.openxmlformats.org/drawingml/2006/picture">
+                  <pic:nvPicPr>
+                    <pic:cNvPr id="414746738" name="Picture 1" descr="A comparison of a test results&#10;&#10;AI-generated content may be incorrect."/>
+                    <pic:cNvPicPr/>
+                  </pic:nvPicPr>
+                  <pic:blipFill>
+                    <a:blip r:embed="rId13"/>
+                    <a:stretch>
+                      <a:fillRect/>
+                    </a:stretch>
+                  </pic:blipFill>
+                  <pic:spPr>
+                    <a:xfrm>
+                      <a:off x="0" y="0"/>
+                      <a:ext cx="2390212" cy="4974650"/>
+                    </a:xfrm>
+                    <a:prstGeom prst="rect">
+                      <a:avLst/>
+                    </a:prstGeom>
+                  </pic:spPr>
+                </pic:pic>
+              </a:graphicData>
+            </a:graphic>
+          </wp:inline>
+        </w:drawing>
+      </w:r>
+      <w:r>
+        <w:rPr>
+          <w:noProof/>
+        </w:rPr>
+        <w:t xml:space="preserve"> </w:t>
+      </w:r>
+      <w:r>
+        <w:rPr>
+          <w:noProof/>
+        </w:rPr>
+        <w:drawing>
+          <wp:inline distT="0" distB="0" distL="0" distR="0" wp14:anchorId="3AC5D906" wp14:editId="0C62526D">
+            <wp:extent cx="1050127" cy="761001"/>
+            <wp:effectExtent l="0" t="0" r="4445" b="1270"/>
+            <wp:docPr id="70192779" name="Picture 1" descr="A graph with numbers and lines&#10;&#10;AI-generated content may be incorrect."/>
+            <wp:cNvGraphicFramePr>
+              <a:graphicFrameLocks xmlns:a="http://schemas.openxmlformats.org/drawingml/2006/main" noChangeAspect="1"/>
+            </wp:cNvGraphicFramePr>
+            <a:graphic xmlns:a="http://schemas.openxmlformats.org/drawingml/2006/main">
+              <a:graphicData uri="http://schemas.openxmlformats.org/drawingml/2006/picture">
+                <pic:pic xmlns:pic="http://schemas.openxmlformats.org/drawingml/2006/picture">
+                  <pic:nvPicPr>
+                    <pic:cNvPr id="70192779" name="Picture 1" descr="A graph with numbers and lines&#10;&#10;AI-generated content may be incorrect."/>
+                    <pic:cNvPicPr/>
+                  </pic:nvPicPr>
+                  <pic:blipFill>
+                    <a:blip r:embed="rId14"/>
+                    <a:stretch>
+                      <a:fillRect/>
+                    </a:stretch>
+                  </pic:blipFill>
+                  <pic:spPr>
+                    <a:xfrm>
+                      <a:off x="0" y="0"/>
+                      <a:ext cx="1084436" cy="785864"/>
+                    </a:xfrm>
+                    <a:prstGeom prst="rect">
+                      <a:avLst/>
+                    </a:prstGeom>
+                  </pic:spPr>
+                </pic:pic>
+              </a:graphicData>
+            </a:graphic>
+          </wp:inline>
+        </w:drawing>
+      </w:r>
+      <w:r>
+        <w:rPr>
+          <w:noProof/>
+        </w:rPr>
+        <w:t xml:space="preserve"> </w:t>
+      </w:r>
+      <w:r>
+        <w:rPr>
+          <w:noProof/>
+        </w:rPr>
+        <w:drawing>
+          <wp:inline distT="0" distB="0" distL="0" distR="0" wp14:anchorId="3801EC3C" wp14:editId="7E63D99D">
+            <wp:extent cx="1916264" cy="715733"/>
+            <wp:effectExtent l="0" t="0" r="1905" b="0"/>
+            <wp:docPr id="901573844" name="Picture 1" descr="A graph of data in different colors&#10;&#10;AI-generated content may be incorrect."/>
+            <wp:cNvGraphicFramePr>
+              <a:graphicFrameLocks xmlns:a="http://schemas.openxmlformats.org/drawingml/2006/main" noChangeAspect="1"/>
+            </wp:cNvGraphicFramePr>
+            <a:graphic xmlns:a="http://schemas.openxmlformats.org/drawingml/2006/main">
+              <a:graphicData uri="http://schemas.openxmlformats.org/drawingml/2006/picture">
+                <pic:pic xmlns:pic="http://schemas.openxmlformats.org/drawingml/2006/picture">
+                  <pic:nvPicPr>
+                    <pic:cNvPr id="901573844" name="Picture 1" descr="A graph of data in different colors&#10;&#10;AI-generated content may be incorrect."/>
+                    <pic:cNvPicPr/>
+                  </pic:nvPicPr>
+                  <pic:blipFill>
+                    <a:blip r:embed="rId15"/>
+                    <a:stretch>
+                      <a:fillRect/>
+                    </a:stretch>
+                  </pic:blipFill>
+                  <pic:spPr>
+                    <a:xfrm>
+                      <a:off x="0" y="0"/>
+                      <a:ext cx="1978424" cy="738950"/>
+                    </a:xfrm>
+                    <a:prstGeom prst="rect">
+                      <a:avLst/>
+                    </a:prstGeom>
+                  </pic:spPr>
+                </pic:pic>
+              </a:graphicData>
+            </a:graphic>
+          </wp:inline>
+        </w:drawing>
+      </w:r>
+    </w:p>
+    <w:p>
+      <w:r>
+        <w:t xml:space="preserve">We see clear 5’ biases for U in around (???%) of samples which are associated with sRNA peak sizes. However, many are missing this. Is this due to </w:t>
+      </w:r>
+      <w:r>
+        <w:t>technical reasons? Library assembly/quality? Problematically, this isn’</w:t>
+      </w:r>
+    </w:p>
+    <w:p/>
+    <w:p>
+      <w:r>
+        <w:rPr>
+          <w:noProof/>
+        </w:rPr>
+        <w:drawing>
+          <wp:inline distT="0" distB="0" distL="0" distR="0" wp14:anchorId="7141CBCF" wp14:editId="5459C1B8">
+            <wp:extent cx="3519055" cy="2060301"/>
+            <wp:effectExtent l="0" t="0" r="0" b="0"/>
+            <wp:docPr id="1273325405" name="Picture 1"/>
+            <wp:cNvGraphicFramePr>
+              <a:graphicFrameLocks xmlns:a="http://schemas.openxmlformats.org/drawingml/2006/main" noChangeAspect="1"/>
+            </wp:cNvGraphicFramePr>
+            <a:graphic xmlns:a="http://schemas.openxmlformats.org/drawingml/2006/main">
+              <a:graphicData uri="http://schemas.openxmlformats.org/drawingml/2006/picture">
+                <pic:pic xmlns:pic="http://schemas.openxmlformats.org/drawingml/2006/picture">
+                  <pic:nvPicPr>
+                    <pic:cNvPr id="1273325405" name=""/>
+                    <pic:cNvPicPr/>
+                  </pic:nvPicPr>
+                  <pic:blipFill>
+                    <a:blip r:embed="rId16"/>
+                    <a:stretch>
+                      <a:fillRect/>
+                    </a:stretch>
+                  </pic:blipFill>
+                  <pic:spPr>
+                    <a:xfrm>
+                      <a:off x="0" y="0"/>
+                      <a:ext cx="3539106" cy="2072040"/>
+                    </a:xfrm>
+                    <a:prstGeom prst="rect">
+                      <a:avLst/>
+                    </a:prstGeom>
+                  </pic:spPr>
+                </pic:pic>
+              </a:graphicData>
+            </a:graphic>
+          </wp:inline>
+        </w:drawing>
+      </w:r>
+    </w:p>
+    <w:p>
+      <w:r>
+        <w:t>Mapping these as a fraction of total proportion identifies many projects with distinct srna peaks.</w:t>
+      </w:r>
+    </w:p>
+    <w:p>
+      <w:r>
+        <w:t>Logo plots here?</w:t>
+      </w:r>
+    </w:p>
+    <w:p>
+      <w:r>
+        <w:rPr>
+          <w:noProof/>
+        </w:rPr>
+        <w:lastRenderedPageBreak/>
+        <w:drawing>
+          <wp:inline distT="0" distB="0" distL="0" distR="0" wp14:anchorId="5B8C0F26" wp14:editId="3AB6D2A7">
+            <wp:extent cx="2142700" cy="3395207"/>
+            <wp:effectExtent l="0" t="0" r="3810" b="0"/>
+            <wp:docPr id="1785261149" name="Picture 1" descr="A close-up of a chart&#10;&#10;AI-generated content may be incorrect."/>
+            <wp:cNvGraphicFramePr>
+              <a:graphicFrameLocks xmlns:a="http://schemas.openxmlformats.org/drawingml/2006/main" noChangeAspect="1"/>
+            </wp:cNvGraphicFramePr>
+            <a:graphic xmlns:a="http://schemas.openxmlformats.org/drawingml/2006/main">
+              <a:graphicData uri="http://schemas.openxmlformats.org/drawingml/2006/picture">
+                <pic:pic xmlns:pic="http://schemas.openxmlformats.org/drawingml/2006/picture">
+                  <pic:nvPicPr>
+                    <pic:cNvPr id="1785261149" name="Picture 1" descr="A close-up of a chart&#10;&#10;AI-generated content may be incorrect."/>
+                    <pic:cNvPicPr/>
+                  </pic:nvPicPr>
+                  <pic:blipFill>
+                    <a:blip r:embed="rId17"/>
+                    <a:stretch>
+                      <a:fillRect/>
+                    </a:stretch>
+                  </pic:blipFill>
+                  <pic:spPr>
+                    <a:xfrm>
+                      <a:off x="0" y="0"/>
+                      <a:ext cx="2156586" cy="3417210"/>
+                    </a:xfrm>
+                    <a:prstGeom prst="rect">
+                      <a:avLst/>
+                    </a:prstGeom>
+                  </pic:spPr>
+                </pic:pic>
+              </a:graphicData>
+            </a:graphic>
+          </wp:inline>
+        </w:drawing>
+      </w:r>
+    </w:p>
+    <w:p>
+      <w:r>
+        <w:t>In many samples, sRNA-sized reads tend to be GC depleted also, perhaps suggesting this plays a role</w:t>
+      </w:r>
+    </w:p>
+    <w:p>
+      <w:pPr>
+        <w:pStyle w:val="ListParagraph"/>
+        <w:numPr>
+          <w:ilvl w:val="0"/>
+          <w:numId w:val="8"/>
+        </w:numPr>
+      </w:pPr>
+      <w:r>
+        <w:t xml:space="preserve">Test genomic </w:t>
+      </w:r>
+      <w:r>
+        <w:t>GC</w:t>
+      </w:r>
+      <w:r>
+        <w:t xml:space="preserve"> levels vs sRNA?</w:t>
+      </w:r>
+    </w:p>
+    <w:p>
+      <w:pPr>
+        <w:rPr>
+          <w:rFonts w:asciiTheme="majorHAnsi" w:eastAsiaTheme="majorEastAsia" w:hAnsiTheme="majorHAnsi" w:cstheme="majorBidi"/>
+          <w:color w:val="1F3763" w:themeColor="accent1" w:themeShade="7F"/>
+        </w:rPr>
+      </w:pPr>
+      <w:r>
+        <w:t xml:space="preserve"> </w:t>
+      </w:r>
+    </w:p>
+    <w:p>
+      <w:pPr>
+        <w:rPr>
+          <w:rFonts w:asciiTheme="majorHAnsi" w:eastAsiaTheme="majorEastAsia" w:hAnsiTheme="majorHAnsi" w:cstheme="majorBidi"/>
+          <w:color w:val="1F3763" w:themeColor="accent1" w:themeShade="7F"/>
+        </w:rPr>
+      </w:pPr>
+    </w:p>
+    <w:p>
+      <w:pPr>
+        <w:pStyle w:val="Heading2"/>
+      </w:pPr>
+      <w:r>
+        <w:t>Figure 2</w:t>
+      </w:r>
+    </w:p>
+    <w:p/>
+    <w:p>
+      <w:r>
+        <w:t>[Metaloci – should I trust them?]</w:t>
+      </w:r>
+    </w:p>
+    <w:p>
+      <w:r>
+        <w:t xml:space="preserve">Bocin – mostly yes. </w:t>
+      </w:r>
+    </w:p>
+    <w:p>
+      <w:pPr>
+        <w:pStyle w:val="ListParagraph"/>
+        <w:numPr>
+          <w:ilvl w:val="0"/>
+          <w:numId w:val="8"/>
+        </w:numPr>
+      </w:pPr>
+      <w:r>
+        <w:t xml:space="preserve">It looks like many are believable, but usually when they are most consistently found. </w:t>
+      </w:r>
+      <w:r>
+        <w:t>This could indicate my standards are too low.</w:t>
+      </w:r>
+    </w:p>
+    <w:p>
+      <w:pPr>
+        <w:pStyle w:val="ListParagraph"/>
+        <w:numPr>
+          <w:ilvl w:val="0"/>
+          <w:numId w:val="8"/>
+        </w:numPr>
+      </w:pPr>
+      <w:r>
+        <w:t>Several examples are poorly conserved</w:t>
+      </w:r>
+      <w:r>
+        <w:t xml:space="preserve"> and might be noise</w:t>
+      </w:r>
+      <w:r>
+        <w:t>, but still have very sRNA-appropriate size profiles (Bocin-459</w:t>
+      </w:r>
+      <w:r>
+        <w:t>, Bocin-4567</w:t>
+      </w:r>
+      <w:r>
+        <w:t>, Bocin-4758, Bocin-4760</w:t>
+      </w:r>
+      <w:r>
+        <w:t>, Bocin</w:t>
+      </w:r>
+      <w:r>
+        <w:t>-</w:t>
+      </w:r>
+      <w:r>
+        <w:t>5759</w:t>
+      </w:r>
+      <w:r>
+        <w:t>).</w:t>
+      </w:r>
+      <w:r>
+        <w:t xml:space="preserve"> </w:t>
+      </w:r>
+      <w:r>
+        <w:rPr>
+          <w:b/>
+          <w:bCs/>
+        </w:rPr>
+        <w:t>These look like they generally have low expression (4 RPM or less?).</w:t>
+      </w:r>
+    </w:p>
+    <w:p>
+      <w:r>
+        <w:t>Cocin – some are showing locus-creep. Some very large metaloci.</w:t>
+      </w:r>
+      <w:r>
+        <w:t xml:space="preserve"> </w:t>
+      </w:r>
+    </w:p>
+    <w:p>
+      <w:r>
+        <w:t>Scscl – quite noisy. Many loci are merging several TEs/repeats, or other genes</w:t>
+      </w:r>
+    </w:p>
+    <w:p/>
+    <w:p/>
+    <w:p>
+      <w:r>
+        <w:t>Interesting loci:</w:t>
+      </w:r>
+    </w:p>
+    <w:p>
+      <w:pPr>
+        <w:pStyle w:val="ListParagraph"/>
+        <w:numPr>
+          <w:ilvl w:val="0"/>
+          <w:numId w:val="12"/>
+        </w:numPr>
+      </w:pPr>
+      <w:r>
+        <w:t>Bocin-1151 This looks to be a 5s ribosome-derived sRNA locus that is located inside of an intron!</w:t>
+      </w:r>
+      <w:r>
+        <w:t xml:space="preserve"> Same with Bocin-6358.</w:t>
+      </w:r>
+    </w:p>
+    <w:p>
+      <w:pPr>
+        <w:pStyle w:val="ListParagraph"/>
+        <w:numPr>
+          <w:ilvl w:val="0"/>
+          <w:numId w:val="12"/>
+        </w:numPr>
+      </w:pPr>
+      <w:r>
+        <w:t>Cocin-532 is associated with an LTR/gypsy inserted in the intron of a gene.</w:t>
+      </w:r>
+      <w:r>
+        <w:t xml:space="preserve"> </w:t>
+      </w:r>
+      <w:r>
+        <w:t>Similar with Cocin-2873.</w:t>
+      </w:r>
+    </w:p>
+    <w:p>
+      <w:pPr>
+        <w:pStyle w:val="ListParagraph"/>
+        <w:numPr>
+          <w:ilvl w:val="0"/>
+          <w:numId w:val="12"/>
+        </w:numPr>
+      </w:pPr>
+      <w:r>
+        <w:t>Sacer-555. What is this???</w:t>
+      </w:r>
+    </w:p>
+    <w:p/>
+    <w:p>
+      <w:r>
+        <w:t>Species commentary:</w:t>
+      </w:r>
+    </w:p>
+    <w:p>
+      <w:pPr>
+        <w:pStyle w:val="ListParagraph"/>
+        <w:numPr>
+          <w:ilvl w:val="0"/>
+          <w:numId w:val="11"/>
+        </w:numPr>
+      </w:pPr>
+      <w:r>
+        <w:rPr>
+          <w:b/>
+          <w:bCs/>
+        </w:rPr>
+        <w:t>Bocin</w:t>
+      </w:r>
+      <w:r>
+        <w:t xml:space="preserve"> has complicated loci, appearing to have multiple families…</w:t>
+      </w:r>
+      <w:r>
+        <w:t xml:space="preserve"> This includes 5s rRNAs, which are not (?) found elsewhere?</w:t>
+      </w:r>
+    </w:p>
+    <w:p>
+      <w:pPr>
+        <w:pStyle w:val="ListParagraph"/>
+        <w:numPr>
+          <w:ilvl w:val="0"/>
+          <w:numId w:val="11"/>
+        </w:numPr>
+      </w:pPr>
+      <w:r>
+        <w:rPr>
+          <w:b/>
+          <w:bCs/>
+        </w:rPr>
+        <w:t>Caalb</w:t>
+      </w:r>
+      <w:r>
+        <w:t xml:space="preserve"> is generally more simple. Some are gene associated, with some 3’. </w:t>
+      </w:r>
+      <w:r>
+        <w:rPr>
+          <w:b/>
+          <w:bCs/>
+          <w:i/>
+          <w:iCs/>
+        </w:rPr>
+        <w:t>Most appear to be between genes</w:t>
+      </w:r>
+      <w:r>
+        <w:t>. Some are repeat associated. Not regularly stranded.</w:t>
+      </w:r>
+      <w:r>
+        <w:t xml:space="preserve"> Virtually none from RFAM. </w:t>
+      </w:r>
+    </w:p>
+    <w:p>
+      <w:pPr>
+        <w:pStyle w:val="ListParagraph"/>
+        <w:numPr>
+          <w:ilvl w:val="0"/>
+          <w:numId w:val="11"/>
+        </w:numPr>
+      </w:pPr>
+      <w:r>
+        <w:rPr>
+          <w:b/>
+          <w:bCs/>
+        </w:rPr>
+        <w:lastRenderedPageBreak/>
+        <w:t>Cocin</w:t>
+      </w:r>
+      <w:r>
+        <w:t xml:space="preserve"> has </w:t>
+      </w:r>
+      <w:r>
+        <w:t>complex families. Evidence of TE</w:t>
+      </w:r>
+      <w:r>
+        <w:t>, tRNA, and spliceosomal</w:t>
+      </w:r>
+      <w:r>
+        <w:t xml:space="preserve"> sRNAs</w:t>
+      </w:r>
+      <w:r>
+        <w:t>, lots of these</w:t>
+      </w:r>
+      <w:r>
+        <w:t>. No ribosomal?</w:t>
+      </w:r>
+      <w:r>
+        <w:t>. Some things that are possibly intergenic sRNAs, highly expressed (miRNAs?). Gene association is noisy, and not as clear as in Bocin</w:t>
+      </w:r>
+      <w:r>
+        <w:t>. If gene association exists, it looks unstranded and full-transcript associated</w:t>
+      </w:r>
+      <w:r>
+        <w:t>.</w:t>
+      </w:r>
+    </w:p>
+    <w:p>
+      <w:pPr>
+        <w:pStyle w:val="ListParagraph"/>
+        <w:numPr>
+          <w:ilvl w:val="0"/>
+          <w:numId w:val="11"/>
+        </w:numPr>
+        <w:rPr>
+          <w:b/>
+          <w:bCs/>
+        </w:rPr>
+      </w:pPr>
+      <w:r>
+        <w:rPr>
+          <w:b/>
+          <w:bCs/>
+        </w:rPr>
+        <w:t>Scscl</w:t>
+      </w:r>
+      <w:r>
+        <w:rPr>
+          <w:b/>
+          <w:bCs/>
+        </w:rPr>
+        <w:t xml:space="preserve">. </w:t>
+      </w:r>
+      <w:r>
+        <w:t>Lots of association with repeats, LTRs and even LINEs. tRNAs are common.</w:t>
+      </w:r>
+      <w:r>
+        <w:t xml:space="preserve"> Antisense loci from TE genes.</w:t>
+      </w:r>
+    </w:p>
+    <w:p>
+      <w:pPr>
+        <w:pStyle w:val="ListParagraph"/>
+        <w:numPr>
+          <w:ilvl w:val="0"/>
+          <w:numId w:val="11"/>
+        </w:numPr>
+        <w:rPr>
+          <w:b/>
+          <w:bCs/>
+        </w:rPr>
+      </w:pPr>
+      <w:r>
+        <w:rPr>
+          <w:b/>
+          <w:bCs/>
+        </w:rPr>
+        <w:t>Asapi.</w:t>
+      </w:r>
+      <w:r>
+        <w:t xml:space="preserve"> Evidence of natsiRNAs, 5s sRNAs, intronic sRNAs, antisense mRNA-associated sRNAs</w:t>
+      </w:r>
+      <w:r>
+        <w:t>, unstranded mRNA-associated sRNAs, repeat associated siRNAs</w:t>
+      </w:r>
+      <w:r>
+        <w:t>.</w:t>
+      </w:r>
+      <w:r>
+        <w:t xml:space="preserve"> Many loci are longer (25-mers)</w:t>
+      </w:r>
+      <w:r>
+        <w:t>. The intronic sRNAs are super clear, and common.</w:t>
+      </w:r>
+      <w:r>
+        <w:t xml:space="preserve"> Hints that there is a size-preference associated with locus types</w:t>
+      </w:r>
+      <w:r>
+        <w:t xml:space="preserve"> (repeat-associated 24-25?)</w:t>
+      </w:r>
+      <w:r>
+        <w:t>.</w:t>
+      </w:r>
+    </w:p>
+    <w:p>
+      <w:pPr>
+        <w:pStyle w:val="ListParagraph"/>
+        <w:numPr>
+          <w:ilvl w:val="0"/>
+          <w:numId w:val="11"/>
+        </w:numPr>
+        <w:rPr>
+          <w:b/>
+          <w:bCs/>
+        </w:rPr>
+      </w:pPr>
+      <w:r>
+        <w:rPr>
+          <w:b/>
+          <w:bCs/>
+        </w:rPr>
+        <w:t>Fugra.</w:t>
+      </w:r>
+      <w:r>
+        <w:t xml:space="preserve"> Noisy for most loci. Lots of tRNA and rRNA loci. Some cases of anti-sense mRNAs. </w:t>
+      </w:r>
+    </w:p>
+    <w:p>
+      <w:pPr>
+        <w:pStyle w:val="ListParagraph"/>
+        <w:numPr>
+          <w:ilvl w:val="0"/>
+          <w:numId w:val="11"/>
+        </w:numPr>
+        <w:rPr>
+          <w:b/>
+          <w:bCs/>
+        </w:rPr>
+      </w:pPr>
+      <w:r>
+        <w:rPr>
+          <w:b/>
+          <w:bCs/>
+        </w:rPr>
+        <w:t>Necra</w:t>
+      </w:r>
+      <w:r>
+        <w:t>. tRNA loci, spliceosomal, rRNA</w:t>
+      </w:r>
+      <w:r>
+        <w:t>,</w:t>
+      </w:r>
+      <w:r>
+        <w:t xml:space="preserve"> ltr/gypsy loci</w:t>
+      </w:r>
+      <w:r>
+        <w:t>, repeat-associated</w:t>
+      </w:r>
+      <w:r>
+        <w:t>, numerous sense-intronic loci</w:t>
+      </w:r>
+      <w:r>
+        <w:t>, and some hints of intergenic-highly expressed loci.</w:t>
+      </w:r>
+    </w:p>
+    <w:p>
+      <w:pPr>
+        <w:pStyle w:val="ListParagraph"/>
+        <w:numPr>
+          <w:ilvl w:val="0"/>
+          <w:numId w:val="11"/>
+        </w:numPr>
+        <w:rPr>
+          <w:b/>
+          <w:bCs/>
+        </w:rPr>
+      </w:pPr>
+      <w:r>
+        <w:rPr>
+          <w:b/>
+          <w:bCs/>
+        </w:rPr>
+        <w:t xml:space="preserve">Nocer. </w:t>
+      </w:r>
+      <w:r>
+        <w:t>Many if not most appear to be repeat and TE associated. Large monster loci which overlap with some genes but many repeat or TEs (LTR/gypsy, DNA/MULE, LINEs).</w:t>
+      </w:r>
+      <w:r>
+        <w:t>Some unstranded regions</w:t>
+      </w:r>
+      <w:r>
+        <w:t xml:space="preserve"> covering many genes and TE/repeats. Rare, but findable struc-RNA loci.</w:t>
+      </w:r>
+    </w:p>
+    <w:p>
+      <w:pPr>
+        <w:pStyle w:val="ListParagraph"/>
+        <w:numPr>
+          <w:ilvl w:val="0"/>
+          <w:numId w:val="11"/>
+        </w:numPr>
+        <w:rPr>
+          <w:b/>
+          <w:bCs/>
+        </w:rPr>
+      </w:pPr>
+      <w:r>
+        <w:rPr>
+          <w:b/>
+          <w:bCs/>
+        </w:rPr>
+        <w:t xml:space="preserve">Pustr. </w:t>
+      </w:r>
+      <w:r>
+        <w:t>Noisy. LTR/copia and LTR/gypsy loci</w:t>
+      </w:r>
+      <w:r>
+        <w:t>. DNA and LINE TEs</w:t>
+      </w:r>
+      <w:r>
+        <w:t>. Unstranded loci from genes.</w:t>
+      </w:r>
+      <w:r>
+        <w:t xml:space="preserve"> Some structural, though not so common. Some sense-stranded mRNA 3’ interactions (Pustr-1940.</w:t>
+      </w:r>
+    </w:p>
+    <w:p/>
+    <w:p>
+      <w:r>
+        <w:t>Interesting results:</w:t>
+      </w:r>
+    </w:p>
+    <w:p>
+      <w:pPr>
+        <w:pStyle w:val="ListParagraph"/>
+        <w:numPr>
+          <w:ilvl w:val="0"/>
+          <w:numId w:val="8"/>
+        </w:numPr>
+      </w:pPr>
+      <w:r>
+        <w:rPr>
+          <w:b/>
+          <w:bCs/>
+        </w:rPr>
+        <w:t>5s Ribosomes</w:t>
+      </w:r>
+      <w:r>
+        <w:t xml:space="preserve"> (RF00001)</w:t>
+      </w:r>
+      <w:r>
+        <w:t xml:space="preserve"> look like they make a lot of loci</w:t>
+      </w:r>
+      <w:r>
+        <w:t xml:space="preserve"> in Bocin</w:t>
+      </w:r>
+      <w:r>
+        <w:t xml:space="preserve"> and others (Necra-990)</w:t>
+      </w:r>
+      <w:r>
+        <w:t>.</w:t>
+      </w:r>
+      <w:r>
+        <w:t xml:space="preserve"> Sometimes longer size-associated (Fugra-6603).</w:t>
+      </w:r>
+    </w:p>
+    <w:p>
+      <w:pPr>
+        <w:pStyle w:val="ListParagraph"/>
+        <w:numPr>
+          <w:ilvl w:val="0"/>
+          <w:numId w:val="8"/>
+        </w:numPr>
+      </w:pPr>
+      <w:r>
+        <w:rPr>
+          <w:b/>
+          <w:bCs/>
+        </w:rPr>
+        <w:t>tRNAs</w:t>
+      </w:r>
+      <w:r>
+        <w:t xml:space="preserve"> (RF00005) are also frequent.</w:t>
+      </w:r>
+      <w:r>
+        <w:t xml:space="preserve"> </w:t>
+      </w:r>
+      <w:r>
+        <w:t>Some of t</w:t>
+      </w:r>
+      <w:r>
+        <w:t xml:space="preserve">hese tend to make </w:t>
+      </w:r>
+      <w:r>
+        <w:rPr>
+          <w:color w:val="C00000"/>
+        </w:rPr>
+        <w:t>24-25-mers</w:t>
+      </w:r>
+      <w:r>
+        <w:t xml:space="preserve"> in Bocin (Bocin-6359</w:t>
+      </w:r>
+      <w:r>
+        <w:t>, Bocin-6732</w:t>
+      </w:r>
+      <w:r>
+        <w:t>, Cocin-99</w:t>
+      </w:r>
+      <w:r>
+        <w:t>, Asapi-117</w:t>
+      </w:r>
+      <w:r>
+        <w:t>, Fugra-6067</w:t>
+      </w:r>
+      <w:r>
+        <w:t>)</w:t>
+      </w:r>
+      <w:r>
+        <w:t>.</w:t>
+      </w:r>
+      <w:r>
+        <w:t xml:space="preserve"> Others are more </w:t>
+      </w:r>
+      <w:r>
+        <w:rPr>
+          <w:color w:val="9CC2E5" w:themeColor="accent5" w:themeTint="99"/>
+        </w:rPr>
+        <w:t xml:space="preserve">common sizes </w:t>
+      </w:r>
+      <w:r>
+        <w:t>(Bocin-6477</w:t>
+      </w:r>
+      <w:r>
+        <w:t>, Bocin-6481</w:t>
+      </w:r>
+      <w:r>
+        <w:t>, Bocin-6793</w:t>
+      </w:r>
+      <w:r>
+        <w:t>, Bocin-7293</w:t>
+      </w:r>
+      <w:r>
+        <w:t>, Cocin-407, Cocin-94</w:t>
+      </w:r>
+      <w:r>
+        <w:t>, Asapi-181</w:t>
+      </w:r>
+      <w:r>
+        <w:t>, Fugra-6765</w:t>
+      </w:r>
+      <w:r>
+        <w:t>, Pustr-2447</w:t>
+      </w:r>
+      <w:r>
+        <w:t>)</w:t>
+      </w:r>
+      <w:r>
+        <w:t>.</w:t>
+      </w:r>
+      <w:r>
+        <w:t xml:space="preserve"> Some are not clear size-wise (Cocin-1208</w:t>
+      </w:r>
+      <w:r>
+        <w:t>, Asapi-154</w:t>
+      </w:r>
+      <w:r>
+        <w:t>, Asapi-199</w:t>
+      </w:r>
+      <w:r>
+        <w:t>).</w:t>
+      </w:r>
+    </w:p>
+    <w:p>
+      <w:pPr>
+        <w:pStyle w:val="ListParagraph"/>
+        <w:numPr>
+          <w:ilvl w:val="0"/>
+          <w:numId w:val="8"/>
+        </w:numPr>
+      </w:pPr>
+      <w:r>
+        <w:rPr>
+          <w:b/>
+          <w:bCs/>
+        </w:rPr>
+        <w:t>U2 and U12</w:t>
+      </w:r>
+      <w:r>
+        <w:t xml:space="preserve"> (RF00004)</w:t>
+      </w:r>
+      <w:r>
+        <w:t xml:space="preserve"> </w:t>
+      </w:r>
+      <w:r>
+        <w:rPr>
+          <w:b/>
+          <w:bCs/>
+        </w:rPr>
+        <w:t>and U4</w:t>
+      </w:r>
+      <w:r>
+        <w:t xml:space="preserve"> (RF00015)</w:t>
+      </w:r>
+      <w:r>
+        <w:t xml:space="preserve"> spliceosomal RNAs are also found</w:t>
+      </w:r>
+      <w:r>
+        <w:t xml:space="preserve"> (Cocin-84)</w:t>
+      </w:r>
+      <w:r>
+        <w:t>.</w:t>
+      </w:r>
+      <w:r>
+        <w:t xml:space="preserve"> Others too (RF01438 – Cocin-1480).</w:t>
+      </w:r>
+    </w:p>
+    <w:p>
+      <w:pPr>
+        <w:pStyle w:val="ListParagraph"/>
+        <w:numPr>
+          <w:ilvl w:val="0"/>
+          <w:numId w:val="8"/>
+        </w:numPr>
+      </w:pPr>
+      <w:r>
+        <w:rPr>
+          <w:b/>
+          <w:bCs/>
+        </w:rPr>
+        <w:t>TE derived loci</w:t>
+      </w:r>
+      <w:r>
+        <w:t xml:space="preserve">. </w:t>
+      </w:r>
+      <w:r>
+        <w:t>Bocin-3724 overlaps almost exactly with a</w:t>
+      </w:r>
+      <w:r>
+        <w:t>n</w:t>
+      </w:r>
+      <w:r>
+        <w:t xml:space="preserve"> </w:t>
+      </w:r>
+      <w:r>
+        <w:rPr>
+          <w:b/>
+          <w:bCs/>
+        </w:rPr>
+        <w:t>LTR/Gypsy</w:t>
+      </w:r>
+      <w:r>
+        <w:t xml:space="preserve"> (is this Arne’s locus?).</w:t>
+      </w:r>
+      <w:r>
+        <w:t xml:space="preserve"> </w:t>
+      </w:r>
+      <w:r>
+        <w:t>Same with Bocin</w:t>
+      </w:r>
+      <w:r>
+        <w:t>-</w:t>
+      </w:r>
+      <w:r>
+        <w:t>5129</w:t>
+      </w:r>
+      <w:r>
+        <w:t>, Bocin-6329</w:t>
+      </w:r>
+      <w:r>
+        <w:t>, Bocin-6603</w:t>
+      </w:r>
+      <w:r>
+        <w:t>, Bocin-7031</w:t>
+      </w:r>
+      <w:r>
+        <w:t>, Cocin-532</w:t>
+      </w:r>
+      <w:r>
+        <w:t>, Cocin-73</w:t>
+      </w:r>
+      <w:r>
+        <w:t>, Cocin-667</w:t>
+      </w:r>
+      <w:r>
+        <w:t>, Cocin-1033</w:t>
+      </w:r>
+      <w:r>
+        <w:t>, Cocin-1084</w:t>
+      </w:r>
+      <w:r>
+        <w:t>, Cocin-1114</w:t>
+      </w:r>
+      <w:r>
+        <w:t>, Cocin-1424</w:t>
+      </w:r>
+      <w:r>
+        <w:t>.</w:t>
+      </w:r>
+      <w:r>
+        <w:t xml:space="preserve"> Others are associated, but not a perfect overlap (Bocin-7148)</w:t>
+      </w:r>
+      <w:r>
+        <w:t>.</w:t>
+      </w:r>
+      <w:r>
+        <w:t xml:space="preserve"> </w:t>
+      </w:r>
+      <w:r>
+        <w:rPr>
+          <w:b/>
+          <w:bCs/>
+        </w:rPr>
+        <w:t>LTR/Copia</w:t>
+      </w:r>
+      <w:r>
+        <w:t xml:space="preserve"> also (Bocin-7685</w:t>
+      </w:r>
+      <w:r>
+        <w:t>, Cocin-1</w:t>
+      </w:r>
+      <w:r>
+        <w:t>).</w:t>
+      </w:r>
+      <w:r>
+        <w:t xml:space="preserve"> Cocin-161</w:t>
+      </w:r>
+      <w:r>
+        <w:t>, Nocer-629 are</w:t>
+      </w:r>
+      <w:r>
+        <w:t xml:space="preserve"> a monster loc</w:t>
+      </w:r>
+      <w:r>
+        <w:t>i</w:t>
+      </w:r>
+      <w:r>
+        <w:t xml:space="preserve"> which contains many others.</w:t>
+      </w:r>
+    </w:p>
+    <w:p>
+      <w:pPr>
+        <w:pStyle w:val="ListParagraph"/>
+        <w:numPr>
+          <w:ilvl w:val="0"/>
+          <w:numId w:val="8"/>
+        </w:numPr>
+      </w:pPr>
+      <w:r>
+        <w:rPr>
+          <w:b/>
+          <w:bCs/>
+        </w:rPr>
+        <w:t>Repeat</w:t>
+      </w:r>
+      <w:r>
+        <w:rPr>
+          <w:b/>
+          <w:bCs/>
+        </w:rPr>
+        <w:t>-derived loci</w:t>
+      </w:r>
+      <w:r>
+        <w:t xml:space="preserve"> that might be TEs also. </w:t>
+      </w:r>
+      <w:r>
+        <w:t>Bocin-5125 is associated with a repeat family RND-3.</w:t>
+      </w:r>
+      <w:r>
+        <w:t xml:space="preserve"> Others like this (Bocin-5630</w:t>
+      </w:r>
+      <w:r>
+        <w:t>, Caalb-286</w:t>
+      </w:r>
+      <w:r>
+        <w:t>, Cocin-1133</w:t>
+      </w:r>
+      <w:r>
+        <w:t>, Asapi-1362</w:t>
+      </w:r>
+      <w:r>
+        <w:t>, Necra-372</w:t>
+      </w:r>
+      <w:r>
+        <w:t>, Nocer-567</w:t>
+      </w:r>
+      <w:r>
+        <w:t>)</w:t>
+      </w:r>
+      <w:r>
+        <w:t>.</w:t>
+      </w:r>
+      <w:r>
+        <w:t xml:space="preserve"> (</w:t>
+      </w:r>
+      <w:r>
+        <w:t>Caalb-3</w:t>
+      </w:r>
+      <w:r>
+        <w:t>, Caalb-982</w:t>
+      </w:r>
+      <w:r>
+        <w:t>, Nocer-619</w:t>
+      </w:r>
+      <w:r>
+        <w:t>)</w:t>
+      </w:r>
+      <w:r>
+        <w:t xml:space="preserve"> could be, but also gene-associated</w:t>
+      </w:r>
+      <w:r>
+        <w:t>.</w:t>
+      </w:r>
+    </w:p>
+    <w:p>
+      <w:pPr>
+        <w:pStyle w:val="ListParagraph"/>
+        <w:numPr>
+          <w:ilvl w:val="0"/>
+          <w:numId w:val="8"/>
+        </w:numPr>
+      </w:pPr>
+      <w:r>
+        <w:rPr>
+          <w:b/>
+          <w:bCs/>
+        </w:rPr>
+        <w:t>3’ antisense loci</w:t>
+      </w:r>
+      <w:r>
+        <w:t xml:space="preserve"> are found (Bocin-3742, Bocin-4183</w:t>
+      </w:r>
+      <w:r>
+        <w:t>, Bocin-6577</w:t>
+      </w:r>
+      <w:r>
+        <w:t>, Bocin-7299</w:t>
+      </w:r>
+      <w:r>
+        <w:t>, Bocin-7809</w:t>
+      </w:r>
+      <w:r>
+        <w:t>, Bocin-7836</w:t>
+      </w:r>
+      <w:r>
+        <w:t>, Bocin-7845</w:t>
+      </w:r>
+      <w:r>
+        <w:t>, Asapi-313</w:t>
+      </w:r>
+      <w:r>
+        <w:t>, Asapi-564</w:t>
+      </w:r>
+      <w:r>
+        <w:t>, Fugra-5678</w:t>
+      </w:r>
+      <w:r>
+        <w:t>)</w:t>
+      </w:r>
+      <w:r>
+        <w:t xml:space="preserve">. </w:t>
+      </w:r>
+      <w:r>
+        <w:rPr>
+          <w:b/>
+          <w:bCs/>
+        </w:rPr>
+        <w:t>Other antisense loci</w:t>
+      </w:r>
+      <w:r>
+        <w:t xml:space="preserve"> are seen in LINE-associated</w:t>
+      </w:r>
+      <w:r>
+        <w:t xml:space="preserve"> and repeat-associated</w:t>
+      </w:r>
+      <w:r>
+        <w:t xml:space="preserve"> genes (Scscl-1212</w:t>
+      </w:r>
+      <w:r>
+        <w:t>, Scscl-1222</w:t>
+      </w:r>
+      <w:r>
+        <w:t>, Scscl-1332</w:t>
+      </w:r>
+      <w:r>
+        <w:t>, Scscl-1503</w:t>
+      </w:r>
+      <w:r>
+        <w:t>).</w:t>
+      </w:r>
+      <w:r>
+        <w:t xml:space="preserve"> </w:t>
+      </w:r>
+      <w:r>
+        <w:rPr>
+          <w:b/>
+          <w:bCs/>
+        </w:rPr>
+        <w:t xml:space="preserve">Others don’t have TE or repeat association </w:t>
+      </w:r>
+      <w:r>
+        <w:t>(Scscl-1692).</w:t>
+      </w:r>
+    </w:p>
+    <w:p>
+      <w:pPr>
+        <w:pStyle w:val="ListParagraph"/>
+        <w:numPr>
+          <w:ilvl w:val="0"/>
+          <w:numId w:val="8"/>
+        </w:numPr>
+      </w:pPr>
+      <w:r>
+        <w:t xml:space="preserve">Some cases of </w:t>
+      </w:r>
+      <w:r>
+        <w:rPr>
+          <w:b/>
+          <w:bCs/>
+        </w:rPr>
+        <w:t xml:space="preserve">mRNA </w:t>
+      </w:r>
+      <w:r>
+        <w:rPr>
+          <w:b/>
+          <w:bCs/>
+        </w:rPr>
+        <w:t xml:space="preserve">unstranded loci </w:t>
+      </w:r>
+      <w:r>
+        <w:t>(</w:t>
+      </w:r>
+      <w:r>
+        <w:t>Caalb 366</w:t>
+      </w:r>
+      <w:r>
+        <w:t>, Cocin-1088</w:t>
+      </w:r>
+      <w:r>
+        <w:t>, Nocer-601</w:t>
+      </w:r>
+      <w:r>
+        <w:t>, Pustr-228</w:t>
+      </w:r>
+      <w:r>
+        <w:t>, Pustr-259</w:t>
+      </w:r>
+      <w:r>
+        <w:t>, Pustr-2718</w:t>
+      </w:r>
+      <w:r>
+        <w:t>, Pustr-3102</w:t>
+      </w:r>
+      <w:r>
+        <w:t>)</w:t>
+      </w:r>
+      <w:r>
+        <w:t>.</w:t>
+      </w:r>
+      <w:r>
+        <w:t xml:space="preserve"> Are these just noise, or is it some form of secondary silencing?</w:t>
+      </w:r>
+      <w:r>
+        <w:t xml:space="preserve"> </w:t>
+      </w:r>
+      <w:r>
+        <w:t>C</w:t>
+      </w:r>
+      <w:r>
+        <w:t>ases where this is in a gene cluster, and is longer sRNAs (Asapi-205)</w:t>
+      </w:r>
+      <w:r>
+        <w:t>.</w:t>
+      </w:r>
+    </w:p>
+    <w:p>
+      <w:pPr>
+        <w:pStyle w:val="ListParagraph"/>
+        <w:numPr>
+          <w:ilvl w:val="0"/>
+          <w:numId w:val="8"/>
+        </w:numPr>
+      </w:pPr>
+      <w:r>
+        <w:rPr>
+          <w:b/>
+          <w:bCs/>
+        </w:rPr>
+        <w:t>Intergenic unstranded loci</w:t>
+      </w:r>
+      <w:r>
+        <w:t>. These look like siRNAs (Caalb-639</w:t>
+      </w:r>
+      <w:r>
+        <w:t>, Caalb-640</w:t>
+      </w:r>
+      <w:r>
+        <w:t>, Asapi-163</w:t>
+      </w:r>
+      <w:r>
+        <w:t>, Asapi-532</w:t>
+      </w:r>
+      <w:r>
+        <w:t>, Nocer-762</w:t>
+      </w:r>
+      <w:r>
+        <w:t>, Pustr-2995</w:t>
+      </w:r>
+      <w:r>
+        <w:t>)</w:t>
+      </w:r>
+      <w:r>
+        <w:t>.</w:t>
+      </w:r>
+    </w:p>
+    <w:p>
+      <w:pPr>
+        <w:pStyle w:val="ListParagraph"/>
+        <w:numPr>
+          <w:ilvl w:val="0"/>
+          <w:numId w:val="8"/>
+        </w:numPr>
+      </w:pPr>
+      <w:r>
+        <w:rPr>
+          <w:b/>
+          <w:bCs/>
+        </w:rPr>
+        <w:t>Possible miRNAs</w:t>
+      </w:r>
+      <w:r>
+        <w:t xml:space="preserve">. </w:t>
+      </w:r>
+      <w:r>
+        <w:t xml:space="preserve">Even some are intergenic, and stranded (miRNAs?). </w:t>
+      </w:r>
+      <w:r>
+        <w:t>Some of these are very highly expressed (</w:t>
+      </w:r>
+      <w:r>
+        <w:t>Bocin-5517</w:t>
+      </w:r>
+      <w:r>
+        <w:t>, Bocin-5555</w:t>
+      </w:r>
+      <w:r>
+        <w:t>, Bocin-5847</w:t>
+      </w:r>
+      <w:r>
+        <w:t>, Bocin-6386</w:t>
+      </w:r>
+      <w:r>
+        <w:t>, Bocin-6856</w:t>
+      </w:r>
+      <w:r>
+        <w:t>, Bocin-7437</w:t>
+      </w:r>
+      <w:r>
+        <w:t>, Cocin-1030</w:t>
+      </w:r>
+      <w:r>
+        <w:t>, Cocin-1377</w:t>
+      </w:r>
+      <w:r>
+        <w:t>, Cocin-1631, Cocin-1632</w:t>
+      </w:r>
+      <w:r>
+        <w:t>, Cocin-3175</w:t>
+      </w:r>
+      <w:r>
+        <w:t>, Scscl-4766</w:t>
+      </w:r>
+      <w:r>
+        <w:t>, Asapi-415</w:t>
+      </w:r>
+      <w:r>
+        <w:t>, Asapi-498</w:t>
+      </w:r>
+      <w:r>
+        <w:t>, Fugra-6027</w:t>
+      </w:r>
+      <w:r>
+        <w:t>, Fugra-3942</w:t>
+      </w:r>
+      <w:r>
+        <w:t>, Necra-212</w:t>
+      </w:r>
+      <w:r>
+        <w:t>).</w:t>
+      </w:r>
+      <w:r>
+        <w:t xml:space="preserve"> Some have longer sizes (Cocin-2889</w:t>
+      </w:r>
+      <w:r>
+        <w:t>, Fugra-5390</w:t>
+      </w:r>
+      <w:r>
+        <w:t>, Fugra-4099</w:t>
+      </w:r>
+      <w:r>
+        <w:t>)</w:t>
+      </w:r>
+      <w:r>
+        <w:t>.</w:t>
+      </w:r>
+      <w:r>
+        <w:t xml:space="preserve"> Others seem ambiguous (Cocin-2954</w:t>
+      </w:r>
+      <w:r>
+        <w:t>, Scscl-7302</w:t>
+      </w:r>
+      <w:r>
+        <w:t>)</w:t>
+      </w:r>
+      <w:r>
+        <w:t>. Some are lower expression (Asapi-176)</w:t>
+      </w:r>
+      <w:r>
+        <w:t>.</w:t>
+      </w:r>
+    </w:p>
+    <w:p>
+      <w:pPr>
+        <w:pStyle w:val="ListParagraph"/>
+        <w:numPr>
+          <w:ilvl w:val="0"/>
+          <w:numId w:val="8"/>
+        </w:numPr>
+      </w:pPr>
+      <w:r>
+        <w:rPr>
+          <w:b/>
+          <w:bCs/>
+        </w:rPr>
+        <w:t>Intronic sRNAs</w:t>
+      </w:r>
+      <w:r>
+        <w:t>.</w:t>
+      </w:r>
+      <w:r>
+        <w:t xml:space="preserve"> Several interesting cases where loci are sRNAs are highly associated in introns, sometimes with insertions of TEs</w:t>
+      </w:r>
+      <w:r>
+        <w:t xml:space="preserve"> (above)</w:t>
+      </w:r>
+      <w:r>
+        <w:t xml:space="preserve"> </w:t>
+      </w:r>
+      <w:r>
+        <w:t xml:space="preserve">or struc-RNAs (Necra-1310) </w:t>
+      </w:r>
+      <w:r>
+        <w:t xml:space="preserve">also found. Some don’t have anything </w:t>
+      </w:r>
+      <w:r>
+        <w:t xml:space="preserve">other loci </w:t>
+      </w:r>
+      <w:r>
+        <w:t>found, but are sense with the mRNA (Asapi-83</w:t>
+      </w:r>
+      <w:r>
+        <w:t>, Asapi-130</w:t>
+      </w:r>
+      <w:r>
+        <w:t>, Asapi-468</w:t>
+      </w:r>
+      <w:r>
+        <w:t>, Necra-1348, Necra-1400</w:t>
+      </w:r>
+      <w:r>
+        <w:t>, Necra-1051</w:t>
+      </w:r>
+      <w:r>
+        <w:t>).</w:t>
+      </w:r>
+      <w:r>
+        <w:t xml:space="preserve"> Intron antisense also are found (Necra-2565).</w:t>
+      </w:r>
+    </w:p>
+    <w:p>
+      <w:pPr>
+        <w:pStyle w:val="ListParagraph"/>
+        <w:numPr>
+          <w:ilvl w:val="0"/>
+          <w:numId w:val="8"/>
+        </w:numPr>
+      </w:pPr>
+      <w:r>
+        <w:rPr>
+          <w:b/>
+          <w:bCs/>
+        </w:rPr>
+        <w:lastRenderedPageBreak/>
+        <w:t>Between gene, u</w:t>
+      </w:r>
+      <w:r>
+        <w:rPr>
+          <w:b/>
+          <w:bCs/>
+        </w:rPr>
+        <w:t>nstranded</w:t>
+      </w:r>
+      <w:r>
+        <w:t>.</w:t>
+      </w:r>
+      <w:r>
+        <w:t xml:space="preserve"> (Bocin-5533</w:t>
+      </w:r>
+      <w:r>
+        <w:t>, Bocin-5865</w:t>
+      </w:r>
+      <w:r>
+        <w:t>,</w:t>
+      </w:r>
+      <w:r>
+        <w:t xml:space="preserve">  </w:t>
+      </w:r>
+      <w:r>
+        <w:t xml:space="preserve"> Bocin-7250</w:t>
+      </w:r>
+      <w:r>
+        <w:t>, Bocin-7847</w:t>
+      </w:r>
+      <w:r>
+        <w:t>, Cocin-3027</w:t>
+      </w:r>
+      <w:r>
+        <w:t>, Scscl-2911</w:t>
+      </w:r>
+      <w:r>
+        <w:t>, Asapi-128</w:t>
+      </w:r>
+      <w:r>
+        <w:t>, Asapi-463</w:t>
+      </w:r>
+      <w:r>
+        <w:t>, Fugra-5462</w:t>
+      </w:r>
+      <w:r>
+        <w:t>)</w:t>
+      </w:r>
+      <w:r>
+        <w:t>.</w:t>
+      </w:r>
+      <w:r>
+        <w:t xml:space="preserve"> These are very common in Caalb, with many loci found between near genes, though sometimes stranded.</w:t>
+      </w:r>
+      <w:r>
+        <w:t xml:space="preserve"> Stranded found in others (Scscl-402).</w:t>
+      </w:r>
+      <w:r>
+        <w:t xml:space="preserve"> This occurs in some cases when they are facing each-other, indicating possible nat-siRNAs (Asapi-57</w:t>
+      </w:r>
+      <w:r>
+        <w:t>, Asapi-416</w:t>
+      </w:r>
+      <w:r>
+        <w:t>, Fugra-4230</w:t>
+      </w:r>
+      <w:r>
+        <w:t>).</w:t>
+      </w:r>
+    </w:p>
+    <w:p>
+      <w:pPr>
+        <w:pStyle w:val="ListParagraph"/>
+        <w:numPr>
+          <w:ilvl w:val="0"/>
+          <w:numId w:val="8"/>
+        </w:numPr>
+      </w:pPr>
+      <w:r>
+        <w:rPr>
+          <w:b/>
+          <w:bCs/>
+        </w:rPr>
+        <w:t>Mystery ncRNAs</w:t>
+      </w:r>
+      <w:r>
+        <w:t>.</w:t>
+      </w:r>
+      <w:r>
+        <w:t xml:space="preserve"> Necra-2830 is a annotated ncRNA, is mostly stranded and pretty long (2kb)…</w:t>
+      </w:r>
+    </w:p>
+    <w:p/>
+    <w:p>
+      <w:r>
+        <w:t>Problematic loci:</w:t>
+      </w:r>
+    </w:p>
+    <w:p>
+      <w:pPr>
+        <w:pStyle w:val="ListParagraph"/>
+        <w:numPr>
+          <w:ilvl w:val="0"/>
+          <w:numId w:val="9"/>
+        </w:numPr>
+      </w:pPr>
+      <w:r>
+        <w:t>Bocin-5134. How did this pass? Looks like most loci are not sRNA sized. Oh! They’re 19-mers.</w:t>
+      </w:r>
+    </w:p>
+    <w:p>
+      <w:pPr>
+        <w:pStyle w:val="ListParagraph"/>
+        <w:numPr>
+          <w:ilvl w:val="0"/>
+          <w:numId w:val="9"/>
+        </w:numPr>
+      </w:pPr>
+      <w:r>
+        <w:t>Bocin-7299 and Bocin-7300 are the same locus, why not merged?</w:t>
+      </w:r>
+    </w:p>
+    <w:p>
+      <w:pPr>
+        <w:pStyle w:val="ListParagraph"/>
+        <w:numPr>
+          <w:ilvl w:val="0"/>
+          <w:numId w:val="9"/>
+        </w:numPr>
+      </w:pPr>
+      <w:r>
+        <w:t>Caalb-84. Why is the next locus excluded?</w:t>
+      </w:r>
+    </w:p>
+    <w:p>
+      <w:pPr>
+        <w:pStyle w:val="ListParagraph"/>
+        <w:numPr>
+          <w:ilvl w:val="0"/>
+          <w:numId w:val="9"/>
+        </w:numPr>
+      </w:pPr>
+      <w:r>
+        <w:t>Caalb-639. Why are no lines shown for the middle two annotations?</w:t>
+      </w:r>
+    </w:p>
+    <w:p>
+      <w:pPr>
+        <w:pStyle w:val="ListParagraph"/>
+        <w:numPr>
+          <w:ilvl w:val="0"/>
+          <w:numId w:val="9"/>
+        </w:numPr>
+      </w:pPr>
+      <w:r>
+        <w:t>Some monster loci in hot regions: Cocin-161</w:t>
+      </w:r>
+      <w:r>
+        <w:t>, Nocer-604</w:t>
+      </w:r>
+    </w:p>
+    <w:p>
+      <w:pPr>
+        <w:pStyle w:val="ListParagraph"/>
+        <w:numPr>
+          <w:ilvl w:val="0"/>
+          <w:numId w:val="9"/>
+        </w:numPr>
+      </w:pPr>
+      <w:r>
+        <w:t xml:space="preserve">Cocin-1000 and Cocin-1001. No exons!? </w:t>
+      </w:r>
+      <w:r>
+        <w:t>Are these structural RNAs (tRNAs maybe?).</w:t>
+      </w:r>
+    </w:p>
+    <w:p>
+      <w:pPr>
+        <w:pStyle w:val="ListParagraph"/>
+        <w:numPr>
+          <w:ilvl w:val="0"/>
+          <w:numId w:val="9"/>
+        </w:numPr>
+      </w:pPr>
+      <w:r>
+        <w:t>Scscl-1433. Theres an adjacent locus that is unmarked… why?</w:t>
+      </w:r>
+    </w:p>
+    <w:p/>
+    <w:p>
+      <w:r>
+        <w:t>Notes:</w:t>
+      </w:r>
+    </w:p>
+    <w:p>
+      <w:pPr>
+        <w:pStyle w:val="ListParagraph"/>
+        <w:numPr>
+          <w:ilvl w:val="0"/>
+          <w:numId w:val="10"/>
+        </w:numPr>
+      </w:pPr>
+      <w:r>
+        <w:t>Stopped Bocin at Bocin-7847</w:t>
+      </w:r>
+      <w:r>
+        <w:t>.</w:t>
+      </w:r>
+    </w:p>
+    <w:p>
+      <w:pPr>
+        <w:pStyle w:val="ListParagraph"/>
+        <w:numPr>
+          <w:ilvl w:val="0"/>
+          <w:numId w:val="10"/>
+        </w:numPr>
+      </w:pPr>
+      <w:r>
+        <w:t>Stopped Caalb at Caalb-1366.</w:t>
+      </w:r>
+    </w:p>
+    <w:p/>
+    <w:p>
+      <w:r>
+        <w:t>Plotting improvements:</w:t>
+      </w:r>
+    </w:p>
+    <w:p>
+      <w:pPr>
+        <w:pStyle w:val="ListParagraph"/>
+        <w:numPr>
+          <w:ilvl w:val="0"/>
+          <w:numId w:val="14"/>
+        </w:numPr>
+        <w:rPr>
+          <w:strike/>
+        </w:rPr>
+      </w:pPr>
+      <w:r>
+        <w:rPr>
+          <w:strike/>
+        </w:rPr>
+        <w:t>Local maxima (plot with the scale of the gene, not the plotting window. Silence over-max.</w:t>
+      </w:r>
+      <w:r>
+        <w:t xml:space="preserve"> Still doesn’t indicate overages</w:t>
+      </w:r>
+      <w:r>
+        <w:t>.</w:t>
+      </w:r>
+    </w:p>
+    <w:p>
+      <w:pPr>
+        <w:pStyle w:val="ListParagraph"/>
+        <w:numPr>
+          <w:ilvl w:val="0"/>
+          <w:numId w:val="14"/>
+        </w:numPr>
+        <w:rPr>
+          <w:strike/>
+        </w:rPr>
+      </w:pPr>
+      <w:r>
+        <w:rPr>
+          <w:strike/>
+        </w:rPr>
+        <w:t>Show all adjacent sRNA loci too.</w:t>
+      </w:r>
+    </w:p>
+    <w:p>
+      <w:pPr>
+        <w:pStyle w:val="ListParagraph"/>
+        <w:numPr>
+          <w:ilvl w:val="0"/>
+          <w:numId w:val="14"/>
+        </w:numPr>
+        <w:rPr>
+          <w:strike/>
+        </w:rPr>
+      </w:pPr>
+      <w:r>
+        <w:rPr>
+          <w:strike/>
+        </w:rPr>
+        <w:t xml:space="preserve">Include 19 and 25 in typical sizing calculations and lines. </w:t>
+      </w:r>
+    </w:p>
+    <w:p>
+      <w:pPr>
+        <w:pStyle w:val="ListParagraph"/>
+        <w:numPr>
+          <w:ilvl w:val="0"/>
+          <w:numId w:val="14"/>
+        </w:numPr>
+        <w:rPr>
+          <w:strike/>
+        </w:rPr>
+      </w:pPr>
+      <w:r>
+        <w:rPr>
+          <w:strike/>
+        </w:rPr>
+        <w:t>Less verticies in donuts</w:t>
+      </w:r>
+      <w:r>
+        <w:rPr>
+          <w:strike/>
+        </w:rPr>
+        <w:t>.</w:t>
+      </w:r>
+    </w:p>
+    <w:p>
+      <w:pPr>
+        <w:pStyle w:val="ListParagraph"/>
+        <w:numPr>
+          <w:ilvl w:val="0"/>
+          <w:numId w:val="14"/>
+        </w:numPr>
+        <w:rPr>
+          <w:strike/>
+        </w:rPr>
+      </w:pPr>
+      <w:r>
+        <w:rPr>
+          <w:strike/>
+        </w:rPr>
+        <w:t>Necra and Fugra aren’t working.</w:t>
+      </w:r>
+    </w:p>
+    <w:p>
+      <w:pPr>
+        <w:pStyle w:val="ListParagraph"/>
+        <w:numPr>
+          <w:ilvl w:val="0"/>
+          <w:numId w:val="14"/>
+        </w:numPr>
+      </w:pPr>
+      <w:r>
+        <w:t xml:space="preserve">Genome doesn’t match annotation: </w:t>
+      </w:r>
+      <w:r>
+        <w:rPr>
+          <w:strike/>
+        </w:rPr>
+        <w:t>Nocer</w:t>
+      </w:r>
+      <w:r>
+        <w:t xml:space="preserve">, </w:t>
+      </w:r>
+      <w:r>
+        <w:t>Nacas</w:t>
+      </w:r>
+    </w:p>
+    <w:p/>
+    <w:p/>
+    <w:p>
+      <w:r>
+        <w:t>Framework for sRNA classification in fungi:</w:t>
+      </w:r>
+    </w:p>
+    <w:p/>
+    <w:p>
+      <w:pPr>
+        <w:pStyle w:val="ListParagraph"/>
+        <w:numPr>
+          <w:ilvl w:val="0"/>
+          <w:numId w:val="15"/>
+        </w:numPr>
+      </w:pPr>
+      <w:r>
+        <w:t xml:space="preserve">Gene-derived </w:t>
+      </w:r>
+    </w:p>
+    <w:p>
+      <w:pPr>
+        <w:pStyle w:val="ListParagraph"/>
+        <w:numPr>
+          <w:ilvl w:val="1"/>
+          <w:numId w:val="15"/>
+        </w:numPr>
+      </w:pPr>
+      <w:r>
+        <w:t>Structural or spliceosomal</w:t>
+      </w:r>
+    </w:p>
+    <w:p>
+      <w:pPr>
+        <w:pStyle w:val="ListParagraph"/>
+        <w:numPr>
+          <w:ilvl w:val="1"/>
+          <w:numId w:val="15"/>
+        </w:numPr>
+      </w:pPr>
+      <w:r>
+        <w:t>mRNA silencing (TE?)</w:t>
+      </w:r>
+    </w:p>
+    <w:p>
+      <w:pPr>
+        <w:pStyle w:val="ListParagraph"/>
+        <w:numPr>
+          <w:ilvl w:val="1"/>
+          <w:numId w:val="15"/>
+        </w:numPr>
+      </w:pPr>
+      <w:r>
+        <w:t>Stranded vs unstranded</w:t>
+      </w:r>
+    </w:p>
+    <w:p>
+      <w:pPr>
+        <w:pStyle w:val="ListParagraph"/>
+        <w:numPr>
+          <w:ilvl w:val="0"/>
+          <w:numId w:val="15"/>
+        </w:numPr>
+      </w:pPr>
+      <w:r>
+        <w:t>Gene-associated (likely relies on other mechanism)</w:t>
+      </w:r>
+    </w:p>
+    <w:p>
+      <w:pPr>
+        <w:pStyle w:val="ListParagraph"/>
+        <w:numPr>
+          <w:ilvl w:val="1"/>
+          <w:numId w:val="15"/>
+        </w:numPr>
+      </w:pPr>
+      <w:r>
+        <w:t>Near genic</w:t>
+      </w:r>
+    </w:p>
+    <w:p>
+      <w:pPr>
+        <w:pStyle w:val="ListParagraph"/>
+        <w:numPr>
+          <w:ilvl w:val="1"/>
+          <w:numId w:val="15"/>
+        </w:numPr>
+      </w:pPr>
+      <w:r>
+        <w:t>Antisense, 3’?</w:t>
+      </w:r>
+    </w:p>
+    <w:p>
+      <w:pPr>
+        <w:pStyle w:val="ListParagraph"/>
+        <w:numPr>
+          <w:ilvl w:val="1"/>
+          <w:numId w:val="15"/>
+        </w:numPr>
+      </w:pPr>
+    </w:p>
+    <w:p>
+      <w:pPr>
+        <w:pStyle w:val="ListParagraph"/>
+        <w:numPr>
+          <w:ilvl w:val="0"/>
+          <w:numId w:val="15"/>
+        </w:numPr>
+      </w:pPr>
+      <w:r>
+        <w:t>Intergenic (miRNAs? siRNAs?)</w:t>
+      </w:r>
+    </w:p>
+    <w:p/>
+    <w:p>
+      <w:r>
+        <w:t>[annotation and metalocus pipeline]</w:t>
+      </w:r>
+    </w:p>
+    <w:p>
+      <w:r>
+        <w:t>YASMA is capable of producing and analyzing projects with multiple replicate groups. However, to utilize our replicate groups as separate annotative experiments, we performed annotation for each set of replicate libraries in a project. This</w:t>
+      </w:r>
+      <w:r>
+        <w:t xml:space="preserve"> result</w:t>
+      </w:r>
+      <w:r>
+        <w:t>ed</w:t>
+      </w:r>
+      <w:r>
+        <w:t xml:space="preserve"> in x species with 1, and a lucky few with as many as 35 annotations</w:t>
+      </w:r>
+      <w:r>
+        <w:t xml:space="preserve"> from xx projects</w:t>
+      </w:r>
+      <w:r>
+        <w:t>.</w:t>
+      </w:r>
+    </w:p>
+    <w:p/>
+    <w:p/>
+    <w:p>
+      <w:r>
+        <w:t>[fungal sRNAs make up a very small part of the genome]</w:t>
+      </w:r>
+    </w:p>
+    <w:p>
+      <w:r>
+        <w:t>Tradeoffs show this (below). When looking at binned genomic space, metaloci account for a small fraction (~1%?). Virtually everything else makes up more. Seems like they may overlap with other elements frequently, including TEs and mRNAs.</w:t>
+      </w:r>
+    </w:p>
+    <w:p>
+      <w:pPr>
+        <w:pStyle w:val="ListParagraph"/>
+        <w:numPr>
+          <w:ilvl w:val="0"/>
+          <w:numId w:val="8"/>
+        </w:numPr>
+      </w:pPr>
+      <w:r>
+        <w:t xml:space="preserve">What quantity of reads </w:t>
+      </w:r>
+      <w:r>
+        <w:t>associated</w:t>
+      </w:r>
+      <w:r>
+        <w:t xml:space="preserve"> with sRNAs come from other elements?</w:t>
+      </w:r>
+    </w:p>
+    <w:p/>
+    <w:p>
+      <w:r>
+        <w:rPr>
+          <w:noProof/>
+        </w:rPr>
+        <w:drawing>
+          <wp:inline distT="0" distB="0" distL="0" distR="0" wp14:anchorId="2846A643" wp14:editId="11104F13">
+            <wp:extent cx="1836298" cy="4086970"/>
+            <wp:effectExtent l="0" t="0" r="5715" b="2540"/>
+            <wp:docPr id="785574426" name="Picture 1" descr="A chart with numbers and symbols&#10;&#10;AI-generated content may be incorrect."/>
+            <wp:cNvGraphicFramePr>
+              <a:graphicFrameLocks xmlns:a="http://schemas.openxmlformats.org/drawingml/2006/main" noChangeAspect="1"/>
+            </wp:cNvGraphicFramePr>
+            <a:graphic xmlns:a="http://schemas.openxmlformats.org/drawingml/2006/main">
+              <a:graphicData uri="http://schemas.openxmlformats.org/drawingml/2006/picture">
+                <pic:pic xmlns:pic="http://schemas.openxmlformats.org/drawingml/2006/picture">
+                  <pic:nvPicPr>
+                    <pic:cNvPr id="785574426" name="Picture 1" descr="A chart with numbers and symbols&#10;&#10;AI-generated content may be incorrect."/>
+                    <pic:cNvPicPr/>
+                  </pic:nvPicPr>
+                  <pic:blipFill>
+                    <a:blip r:embed="rId18"/>
+                    <a:stretch>
+                      <a:fillRect/>
+                    </a:stretch>
+                  </pic:blipFill>
+                  <pic:spPr>
+                    <a:xfrm>
+                      <a:off x="0" y="0"/>
+                      <a:ext cx="1850767" cy="4119173"/>
+                    </a:xfrm>
+                    <a:prstGeom prst="rect">
+                      <a:avLst/>
+                    </a:prstGeom>
+                  </pic:spPr>
+                </pic:pic>
+              </a:graphicData>
+            </a:graphic>
+          </wp:inline>
+        </w:drawing>
+      </w:r>
+    </w:p>
+    <w:p/>
+    <w:p>
+      <w:r>
+        <w:t>YASMA-tradeoff is focused on attributing the maximum number of sRNAs to annotations while minimizing the genomic space annotated. Assessing this result we find a large majority of projects annotating over 80-90% of sRNAs in less than 3-7% of their genome.</w:t>
+      </w:r>
+    </w:p>
+    <w:p>
+      <w:pPr>
+        <w:pStyle w:val="ListParagraph"/>
+        <w:numPr>
+          <w:ilvl w:val="0"/>
+          <w:numId w:val="8"/>
+        </w:numPr>
+      </w:pPr>
+      <w:r>
+        <w:t>This figure needs to be redone to accommodate the different annotations (not just project-wide).</w:t>
+      </w:r>
+    </w:p>
+    <w:p/>
+    <w:p>
+      <w:r>
+        <w:rPr>
+          <w:noProof/>
+        </w:rPr>
+        <w:lastRenderedPageBreak/>
+        <w:drawing>
+          <wp:inline distT="0" distB="0" distL="0" distR="0" wp14:anchorId="73A11BE1" wp14:editId="04B04B42">
+            <wp:extent cx="1739799" cy="4492487"/>
+            <wp:effectExtent l="0" t="0" r="635" b="3810"/>
+            <wp:docPr id="1830677129" name="Picture 1" descr="A chart with red dots&#10;&#10;AI-generated content may be incorrect."/>
+            <wp:cNvGraphicFramePr>
+              <a:graphicFrameLocks xmlns:a="http://schemas.openxmlformats.org/drawingml/2006/main" noChangeAspect="1"/>
+            </wp:cNvGraphicFramePr>
+            <a:graphic xmlns:a="http://schemas.openxmlformats.org/drawingml/2006/main">
+              <a:graphicData uri="http://schemas.openxmlformats.org/drawingml/2006/picture">
+                <pic:pic xmlns:pic="http://schemas.openxmlformats.org/drawingml/2006/picture">
+                  <pic:nvPicPr>
+                    <pic:cNvPr id="1830677129" name="Picture 1" descr="A chart with red dots&#10;&#10;AI-generated content may be incorrect."/>
+                    <pic:cNvPicPr/>
+                  </pic:nvPicPr>
+                  <pic:blipFill>
+                    <a:blip r:embed="rId19"/>
+                    <a:stretch>
+                      <a:fillRect/>
+                    </a:stretch>
+                  </pic:blipFill>
+                  <pic:spPr>
+                    <a:xfrm>
+                      <a:off x="0" y="0"/>
+                      <a:ext cx="1755903" cy="4534070"/>
+                    </a:xfrm>
+                    <a:prstGeom prst="rect">
+                      <a:avLst/>
+                    </a:prstGeom>
+                  </pic:spPr>
+                </pic:pic>
+              </a:graphicData>
+            </a:graphic>
+          </wp:inline>
+        </w:drawing>
+      </w:r>
+    </w:p>
+    <w:p>
+      <w:r>
+        <w:t>Black points represent the jaccard index for comparisons between annotations in projects. Red points are the average jaccard index. This strongly justifies that there is only weak overlap between loci.</w:t>
+      </w:r>
+      <w:r>
+        <w:t xml:space="preserve"> This only shows loci which have a size-call, really amplifying how much that is annotated is not reproducible.</w:t>
+      </w:r>
+    </w:p>
+    <w:p/>
+    <w:p>
+      <w:r>
+        <w:t>[metalocus schematic]</w:t>
+      </w:r>
+    </w:p>
+    <w:p>
+      <w:r>
+        <w:t>To improve our confidence of sRNA loci, we utilized replication between projects</w:t>
+      </w:r>
+      <w:r>
+        <w:t xml:space="preserve"> to remove false annotations. This involved merging genomically overlapping loci which are similar in terms of their sRNA-size profile and stranding. This allows for multiple metaloci to overlap if they have different characteristics.</w:t>
+      </w:r>
+      <w:r>
+        <w:t xml:space="preserve"> We filtered metaloci based on their size-profile (does it look like what we see as sRNAs?) and the replication count.</w:t>
+      </w:r>
+    </w:p>
+    <w:p/>
+    <w:p>
+      <w:r>
+        <w:t>[binomial replication filtering]</w:t>
+      </w:r>
+    </w:p>
+    <w:p>
+      <w:pPr>
+        <w:pStyle w:val="ListParagraph"/>
+        <w:numPr>
+          <w:ilvl w:val="0"/>
+          <w:numId w:val="8"/>
+        </w:numPr>
+      </w:pPr>
+      <w:r>
+        <w:t>What figures can I put here?</w:t>
+      </w:r>
+    </w:p>
+    <w:p/>
+    <w:p>
+      <w:r>
+        <w:rPr>
+          <w:noProof/>
+        </w:rPr>
+        <w:lastRenderedPageBreak/>
+        <w:drawing>
+          <wp:inline distT="0" distB="0" distL="0" distR="0" wp14:anchorId="780DD01E" wp14:editId="6E858F48">
+            <wp:extent cx="2202511" cy="2499003"/>
+            <wp:effectExtent l="0" t="0" r="0" b="3175"/>
+            <wp:docPr id="2145661594" name="Picture 1" descr="A screenshot of a graph&#10;&#10;AI-generated content may be incorrect."/>
+            <wp:cNvGraphicFramePr>
+              <a:graphicFrameLocks xmlns:a="http://schemas.openxmlformats.org/drawingml/2006/main" noChangeAspect="1"/>
+            </wp:cNvGraphicFramePr>
+            <a:graphic xmlns:a="http://schemas.openxmlformats.org/drawingml/2006/main">
+              <a:graphicData uri="http://schemas.openxmlformats.org/drawingml/2006/picture">
+                <pic:pic xmlns:pic="http://schemas.openxmlformats.org/drawingml/2006/picture">
+                  <pic:nvPicPr>
+                    <pic:cNvPr id="2145661594" name="Picture 1" descr="A screenshot of a graph&#10;&#10;AI-generated content may be incorrect."/>
+                    <pic:cNvPicPr/>
+                  </pic:nvPicPr>
+                  <pic:blipFill>
+                    <a:blip r:embed="rId20"/>
+                    <a:stretch>
+                      <a:fillRect/>
+                    </a:stretch>
+                  </pic:blipFill>
+                  <pic:spPr>
+                    <a:xfrm>
+                      <a:off x="0" y="0"/>
+                      <a:ext cx="2226697" cy="2526444"/>
+                    </a:xfrm>
+                    <a:prstGeom prst="rect">
+                      <a:avLst/>
+                    </a:prstGeom>
+                  </pic:spPr>
+                </pic:pic>
+              </a:graphicData>
+            </a:graphic>
+          </wp:inline>
+        </w:drawing>
+      </w:r>
+    </w:p>
+    <w:p>
+      <w:r>
+        <w:t>By randomly sampling annotations which support metaloci, we find that most of these top-out within 5-10 annotations. This suggests that we are finding a biologically relevant annotation of these.</w:t>
+      </w:r>
+    </w:p>
+    <w:p>
+      <w:pPr>
+        <w:pStyle w:val="ListParagraph"/>
+        <w:numPr>
+          <w:ilvl w:val="0"/>
+          <w:numId w:val="8"/>
+        </w:numPr>
+      </w:pPr>
+      <w:r>
+        <w:t>Negative control (others). This solidifies that it maxes out.</w:t>
+      </w:r>
+    </w:p>
+    <w:p/>
+    <w:p/>
+    <w:p>
+      <w:r>
+        <w:rPr>
+          <w:noProof/>
+        </w:rPr>
+        <w:drawing>
+          <wp:inline distT="0" distB="0" distL="0" distR="0" wp14:anchorId="7BDA8CD3" wp14:editId="41196ED0">
+            <wp:extent cx="1137037" cy="3002944"/>
+            <wp:effectExtent l="0" t="0" r="6350" b="0"/>
+            <wp:docPr id="1799971258" name="Picture 1"/>
+            <wp:cNvGraphicFramePr>
+              <a:graphicFrameLocks xmlns:a="http://schemas.openxmlformats.org/drawingml/2006/main" noChangeAspect="1"/>
+            </wp:cNvGraphicFramePr>
+            <a:graphic xmlns:a="http://schemas.openxmlformats.org/drawingml/2006/main">
+              <a:graphicData uri="http://schemas.openxmlformats.org/drawingml/2006/picture">
+                <pic:pic xmlns:pic="http://schemas.openxmlformats.org/drawingml/2006/picture">
+                  <pic:nvPicPr>
+                    <pic:cNvPr id="1799971258" name=""/>
+                    <pic:cNvPicPr/>
+                  </pic:nvPicPr>
+                  <pic:blipFill>
+                    <a:blip r:embed="rId21"/>
+                    <a:stretch>
+                      <a:fillRect/>
+                    </a:stretch>
+                  </pic:blipFill>
+                  <pic:spPr>
+                    <a:xfrm>
+                      <a:off x="0" y="0"/>
+                      <a:ext cx="1231930" cy="3253560"/>
+                    </a:xfrm>
+                    <a:prstGeom prst="rect">
+                      <a:avLst/>
+                    </a:prstGeom>
+                  </pic:spPr>
+                </pic:pic>
+              </a:graphicData>
+            </a:graphic>
+          </wp:inline>
+        </w:drawing>
+      </w:r>
+      <w:r>
+        <w:rPr>
+          <w:noProof/>
+        </w:rPr>
+        <w:t xml:space="preserve"> </w:t>
+      </w:r>
+      <w:r>
+        <w:rPr>
+          <w:noProof/>
+        </w:rPr>
+        <w:t xml:space="preserve">         </w:t>
+      </w:r>
+      <w:r>
+        <w:rPr>
+          <w:noProof/>
+        </w:rPr>
+        <w:tab/>
+      </w:r>
+      <w:r>
+        <w:rPr>
+          <w:noProof/>
+        </w:rPr>
+        <w:tab/>
+      </w:r>
+      <w:r>
+        <w:rPr>
+          <w:noProof/>
+        </w:rPr>
+        <w:drawing>
+          <wp:inline distT="0" distB="0" distL="0" distR="0" wp14:anchorId="42F41230" wp14:editId="43E4176E">
+            <wp:extent cx="2885308" cy="2743200"/>
+            <wp:effectExtent l="0" t="0" r="0" b="0"/>
+            <wp:docPr id="1042922857" name="Picture 1" descr="A screenshot of a computer&#10;&#10;AI-generated content may be incorrect."/>
+            <wp:cNvGraphicFramePr>
+              <a:graphicFrameLocks xmlns:a="http://schemas.openxmlformats.org/drawingml/2006/main" noChangeAspect="1"/>
+            </wp:cNvGraphicFramePr>
+            <a:graphic xmlns:a="http://schemas.openxmlformats.org/drawingml/2006/main">
+              <a:graphicData uri="http://schemas.openxmlformats.org/drawingml/2006/picture">
+                <pic:pic xmlns:pic="http://schemas.openxmlformats.org/drawingml/2006/picture">
+                  <pic:nvPicPr>
+                    <pic:cNvPr id="1042922857" name="Picture 1" descr="A screenshot of a computer&#10;&#10;AI-generated content may be incorrect."/>
+                    <pic:cNvPicPr/>
+                  </pic:nvPicPr>
+                  <pic:blipFill>
+                    <a:blip r:embed="rId22"/>
+                    <a:stretch>
+                      <a:fillRect/>
+                    </a:stretch>
+                  </pic:blipFill>
+                  <pic:spPr>
+                    <a:xfrm>
+                      <a:off x="0" y="0"/>
+                      <a:ext cx="2898561" cy="2755801"/>
+                    </a:xfrm>
+                    <a:prstGeom prst="rect">
+                      <a:avLst/>
+                    </a:prstGeom>
+                  </pic:spPr>
+                </pic:pic>
+              </a:graphicData>
+            </a:graphic>
+          </wp:inline>
+        </w:drawing>
+      </w:r>
+    </w:p>
+    <w:p/>
+    <w:p>
+      <w:pPr>
+        <w:pStyle w:val="ListParagraph"/>
+        <w:numPr>
+          <w:ilvl w:val="0"/>
+          <w:numId w:val="8"/>
+        </w:numPr>
+      </w:pPr>
+      <w:r>
+        <w:t>How much of the genomes and how much NT are in metaloci?</w:t>
+      </w:r>
+    </w:p>
+    <w:p/>
+    <w:p>
+      <w:r>
+        <w:rPr>
+          <w:noProof/>
+        </w:rPr>
+        <w:lastRenderedPageBreak/>
+        <w:drawing>
+          <wp:inline distT="0" distB="0" distL="0" distR="0" wp14:anchorId="09B24682" wp14:editId="7CDB41E4">
+            <wp:extent cx="3093057" cy="2554416"/>
+            <wp:effectExtent l="0" t="0" r="6350" b="0"/>
+            <wp:docPr id="1264241381" name="Picture 1"/>
+            <wp:cNvGraphicFramePr>
+              <a:graphicFrameLocks xmlns:a="http://schemas.openxmlformats.org/drawingml/2006/main" noChangeAspect="1"/>
+            </wp:cNvGraphicFramePr>
+            <a:graphic xmlns:a="http://schemas.openxmlformats.org/drawingml/2006/main">
+              <a:graphicData uri="http://schemas.openxmlformats.org/drawingml/2006/picture">
+                <pic:pic xmlns:pic="http://schemas.openxmlformats.org/drawingml/2006/picture">
+                  <pic:nvPicPr>
+                    <pic:cNvPr id="1264241381" name=""/>
+                    <pic:cNvPicPr/>
+                  </pic:nvPicPr>
+                  <pic:blipFill>
+                    <a:blip r:embed="rId23"/>
+                    <a:stretch>
+                      <a:fillRect/>
+                    </a:stretch>
+                  </pic:blipFill>
+                  <pic:spPr>
+                    <a:xfrm>
+                      <a:off x="0" y="0"/>
+                      <a:ext cx="3112111" cy="2570152"/>
+                    </a:xfrm>
+                    <a:prstGeom prst="rect">
+                      <a:avLst/>
+                    </a:prstGeom>
+                  </pic:spPr>
+                </pic:pic>
+              </a:graphicData>
+            </a:graphic>
+          </wp:inline>
+        </w:drawing>
+      </w:r>
+    </w:p>
+    <w:p>
+      <w:r>
+        <w:t>Typically sized loci generally max out around 300-600 loci (some exceptions). Much higher numbers with "other” loci point to that variable projects/libraries produce variable annotations, and that meta-locus filtering is successfully trimming them.</w:t>
+      </w:r>
+    </w:p>
+    <w:p>
+      <w:pPr>
+        <w:pStyle w:val="ListParagraph"/>
+        <w:numPr>
+          <w:ilvl w:val="0"/>
+          <w:numId w:val="8"/>
+        </w:numPr>
+      </w:pPr>
+      <w:r>
+        <w:t>Phylogeny for this might help to suss-out if this is taxonomically relevant.</w:t>
+      </w:r>
+    </w:p>
+    <w:p/>
+    <w:p>
+      <w:r>
+        <w:rPr>
+          <w:noProof/>
+        </w:rPr>
+        <w:drawing>
+          <wp:inline distT="0" distB="0" distL="0" distR="0" wp14:anchorId="4185855C" wp14:editId="4D5DF385">
+            <wp:extent cx="1423283" cy="1420546"/>
+            <wp:effectExtent l="0" t="0" r="0" b="1905"/>
+            <wp:docPr id="1428840639" name="Picture 1" descr="A graph of a number of species&#10;&#10;AI-generated content may be incorrect."/>
+            <wp:cNvGraphicFramePr>
+              <a:graphicFrameLocks xmlns:a="http://schemas.openxmlformats.org/drawingml/2006/main" noChangeAspect="1"/>
+            </wp:cNvGraphicFramePr>
+            <a:graphic xmlns:a="http://schemas.openxmlformats.org/drawingml/2006/main">
+              <a:graphicData uri="http://schemas.openxmlformats.org/drawingml/2006/picture">
+                <pic:pic xmlns:pic="http://schemas.openxmlformats.org/drawingml/2006/picture">
+                  <pic:nvPicPr>
+                    <pic:cNvPr id="1428840639" name="Picture 1" descr="A graph of a number of species&#10;&#10;AI-generated content may be incorrect."/>
+                    <pic:cNvPicPr/>
+                  </pic:nvPicPr>
+                  <pic:blipFill>
+                    <a:blip r:embed="rId24"/>
+                    <a:stretch>
+                      <a:fillRect/>
+                    </a:stretch>
+                  </pic:blipFill>
+                  <pic:spPr>
+                    <a:xfrm>
+                      <a:off x="0" y="0"/>
+                      <a:ext cx="1434842" cy="1432083"/>
+                    </a:xfrm>
+                    <a:prstGeom prst="rect">
+                      <a:avLst/>
+                    </a:prstGeom>
+                  </pic:spPr>
+                </pic:pic>
+              </a:graphicData>
+            </a:graphic>
+          </wp:inline>
+        </w:drawing>
+      </w:r>
+    </w:p>
+    <w:p>
+      <w:r>
+        <w:t>The gini plot mirror this – metalocus counts are not evenly distributed. Is this better than “others”?</w:t>
+      </w:r>
+    </w:p>
+    <w:p/>
+    <w:p>
+      <w:r>
+        <w:t>[metalocus size-profiles]</w:t>
+      </w:r>
+    </w:p>
+    <w:p>
+      <w:r>
+        <w:rPr>
+          <w:noProof/>
+        </w:rPr>
+        <w:drawing>
+          <wp:inline distT="0" distB="0" distL="0" distR="0" wp14:anchorId="73B920BD" wp14:editId="40BD7662">
+            <wp:extent cx="2552356" cy="2949934"/>
+            <wp:effectExtent l="0" t="0" r="635" b="0"/>
+            <wp:docPr id="1256071736" name="Picture 1" descr="A screenshot of a graph&#10;&#10;AI-generated content may be incorrect."/>
+            <wp:cNvGraphicFramePr>
+              <a:graphicFrameLocks xmlns:a="http://schemas.openxmlformats.org/drawingml/2006/main" noChangeAspect="1"/>
+            </wp:cNvGraphicFramePr>
+            <a:graphic xmlns:a="http://schemas.openxmlformats.org/drawingml/2006/main">
+              <a:graphicData uri="http://schemas.openxmlformats.org/drawingml/2006/picture">
+                <pic:pic xmlns:pic="http://schemas.openxmlformats.org/drawingml/2006/picture">
+                  <pic:nvPicPr>
+                    <pic:cNvPr id="1256071736" name="Picture 1" descr="A screenshot of a graph&#10;&#10;AI-generated content may be incorrect."/>
+                    <pic:cNvPicPr/>
+                  </pic:nvPicPr>
+                  <pic:blipFill>
+                    <a:blip r:embed="rId25"/>
+                    <a:stretch>
+                      <a:fillRect/>
+                    </a:stretch>
+                  </pic:blipFill>
+                  <pic:spPr>
+                    <a:xfrm>
+                      <a:off x="0" y="0"/>
+                      <a:ext cx="2572858" cy="2973630"/>
+                    </a:xfrm>
+                    <a:prstGeom prst="rect">
+                      <a:avLst/>
+                    </a:prstGeom>
+                  </pic:spPr>
+                </pic:pic>
+              </a:graphicData>
+            </a:graphic>
+          </wp:inline>
+        </w:drawing>
+      </w:r>
+    </w:p>
+    <w:p>
+      <w:r>
+        <w:lastRenderedPageBreak/>
+        <w:t>Metalocus size profiles generally represent what is seen in alignment profiles. However, several projects appear as outliers with distinct distributions.</w:t>
+      </w:r>
+    </w:p>
+    <w:p>
+      <w:pPr>
+        <w:pStyle w:val="ListParagraph"/>
+        <w:numPr>
+          <w:ilvl w:val="0"/>
+          <w:numId w:val="8"/>
+        </w:numPr>
+      </w:pPr>
+      <w:r>
+        <w:t>Size profiles reflect what was observed in alignment profiles? Is this true? Can I make a comparison for this?</w:t>
+      </w:r>
+    </w:p>
+    <w:p>
+      <w:pPr>
+        <w:pStyle w:val="ListParagraph"/>
+        <w:numPr>
+          <w:ilvl w:val="0"/>
+          <w:numId w:val="8"/>
+        </w:numPr>
+      </w:pPr>
+      <w:r>
+        <w:t>This is a tough pot. Perhaps some sort of direct comparison?</w:t>
+      </w:r>
+    </w:p>
+    <w:p/>
+    <w:p/>
+    <w:p/>
+    <w:p>
+      <w:r>
+        <w:rPr>
+          <w:noProof/>
+        </w:rPr>
+        <w:drawing>
+          <wp:inline distT="0" distB="0" distL="0" distR="0" wp14:anchorId="1235E247" wp14:editId="7061C106">
+            <wp:extent cx="1987775" cy="2122998"/>
+            <wp:effectExtent l="0" t="0" r="6350" b="0"/>
+            <wp:docPr id="684867960" name="Picture 1" descr="A graph of different colored squares&#10;&#10;AI-generated content may be incorrect."/>
+            <wp:cNvGraphicFramePr>
+              <a:graphicFrameLocks xmlns:a="http://schemas.openxmlformats.org/drawingml/2006/main" noChangeAspect="1"/>
+            </wp:cNvGraphicFramePr>
+            <a:graphic xmlns:a="http://schemas.openxmlformats.org/drawingml/2006/main">
+              <a:graphicData uri="http://schemas.openxmlformats.org/drawingml/2006/picture">
+                <pic:pic xmlns:pic="http://schemas.openxmlformats.org/drawingml/2006/picture">
+                  <pic:nvPicPr>
+                    <pic:cNvPr id="684867960" name="Picture 1" descr="A graph of different colored squares&#10;&#10;AI-generated content may be incorrect."/>
+                    <pic:cNvPicPr/>
+                  </pic:nvPicPr>
+                  <pic:blipFill>
+                    <a:blip r:embed="rId26"/>
+                    <a:stretch>
+                      <a:fillRect/>
+                    </a:stretch>
+                  </pic:blipFill>
+                  <pic:spPr>
+                    <a:xfrm>
+                      <a:off x="0" y="0"/>
+                      <a:ext cx="2000690" cy="2136792"/>
+                    </a:xfrm>
+                    <a:prstGeom prst="rect">
+                      <a:avLst/>
+                    </a:prstGeom>
+                  </pic:spPr>
+                </pic:pic>
+              </a:graphicData>
+            </a:graphic>
+          </wp:inline>
+        </w:drawing>
+      </w:r>
+    </w:p>
+    <w:p>
+      <w:r>
+        <w:t>While many are intergenic, surprisingly large amounts come from mRNAs. This is surprising (other support?). Many also come from tRNAs and rRNAs.</w:t>
+      </w:r>
+    </w:p>
+    <w:p/>
+    <w:p>
+      <w:r>
+        <w:rPr>
+          <w:noProof/>
+        </w:rPr>
+        <w:drawing>
+          <wp:inline distT="0" distB="0" distL="0" distR="0" wp14:anchorId="59F285E9" wp14:editId="58C734EA">
+            <wp:extent cx="1789955" cy="1892410"/>
+            <wp:effectExtent l="0" t="0" r="1270" b="0"/>
+            <wp:docPr id="354052851" name="Picture 1" descr="A graph of different colored rectangles&#10;&#10;AI-generated content may be incorrect."/>
+            <wp:cNvGraphicFramePr>
+              <a:graphicFrameLocks xmlns:a="http://schemas.openxmlformats.org/drawingml/2006/main" noChangeAspect="1"/>
+            </wp:cNvGraphicFramePr>
+            <a:graphic xmlns:a="http://schemas.openxmlformats.org/drawingml/2006/main">
+              <a:graphicData uri="http://schemas.openxmlformats.org/drawingml/2006/picture">
+                <pic:pic xmlns:pic="http://schemas.openxmlformats.org/drawingml/2006/picture">
+                  <pic:nvPicPr>
+                    <pic:cNvPr id="354052851" name="Picture 1" descr="A graph of different colored rectangles&#10;&#10;AI-generated content may be incorrect."/>
+                    <pic:cNvPicPr/>
+                  </pic:nvPicPr>
+                  <pic:blipFill>
+                    <a:blip r:embed="rId27"/>
+                    <a:stretch>
+                      <a:fillRect/>
+                    </a:stretch>
+                  </pic:blipFill>
+                  <pic:spPr>
+                    <a:xfrm>
+                      <a:off x="0" y="0"/>
+                      <a:ext cx="1803668" cy="1906908"/>
+                    </a:xfrm>
+                    <a:prstGeom prst="rect">
+                      <a:avLst/>
+                    </a:prstGeom>
+                  </pic:spPr>
+                </pic:pic>
+              </a:graphicData>
+            </a:graphic>
+          </wp:inline>
+        </w:drawing>
+      </w:r>
+      <w:r>
+        <w:t xml:space="preserve"> </w:t>
+      </w:r>
+      <w:r>
+        <w:rPr>
+          <w:noProof/>
+        </w:rPr>
+        <w:drawing>
+          <wp:inline distT="0" distB="0" distL="0" distR="0" wp14:anchorId="3EAF1429" wp14:editId="336462CB">
+            <wp:extent cx="1669774" cy="1815225"/>
+            <wp:effectExtent l="0" t="0" r="0" b="1270"/>
+            <wp:docPr id="330709950" name="Picture 1" descr="A graph of different colored squares&#10;&#10;AI-generated content may be incorrect."/>
+            <wp:cNvGraphicFramePr>
+              <a:graphicFrameLocks xmlns:a="http://schemas.openxmlformats.org/drawingml/2006/main" noChangeAspect="1"/>
+            </wp:cNvGraphicFramePr>
+            <a:graphic xmlns:a="http://schemas.openxmlformats.org/drawingml/2006/main">
+              <a:graphicData uri="http://schemas.openxmlformats.org/drawingml/2006/picture">
+                <pic:pic xmlns:pic="http://schemas.openxmlformats.org/drawingml/2006/picture">
+                  <pic:nvPicPr>
+                    <pic:cNvPr id="330709950" name="Picture 1" descr="A graph of different colored squares&#10;&#10;AI-generated content may be incorrect."/>
+                    <pic:cNvPicPr/>
+                  </pic:nvPicPr>
+                  <pic:blipFill>
+                    <a:blip r:embed="rId28"/>
+                    <a:stretch>
+                      <a:fillRect/>
+                    </a:stretch>
+                  </pic:blipFill>
+                  <pic:spPr>
+                    <a:xfrm>
+                      <a:off x="0" y="0"/>
+                      <a:ext cx="1690938" cy="1838233"/>
+                    </a:xfrm>
+                    <a:prstGeom prst="rect">
+                      <a:avLst/>
+                    </a:prstGeom>
+                  </pic:spPr>
+                </pic:pic>
+              </a:graphicData>
+            </a:graphic>
+          </wp:inline>
+        </w:drawing>
+      </w:r>
+    </w:p>
+    <w:p/>
+    <w:p>
+      <w:r>
+        <w:t>These are most frequently found inside of gene bodies and usually come from antisense or unstranded loci – this suggests they are not the result of mRNA degradation, but instead another transcriptional mode.</w:t>
+      </w:r>
+    </w:p>
+    <w:p/>
+    <w:p>
+      <w:r>
+        <w:t>[browser shots of loci to support this]</w:t>
+      </w:r>
+    </w:p>
+    <w:p/>
+    <w:p>
+      <w:r>
+        <w:t>[structural RNA overlaps]</w:t>
+      </w:r>
+    </w:p>
+    <w:p>
+      <w:r>
+        <w:t>How many RF00001, 4, 5 genes are associated with metaloci? What are the predominant sizes?</w:t>
+      </w:r>
+      <w:r>
+        <w:t xml:space="preserve"> What is the overall amount of sRNAs that come from structural RNAs vs other sources.</w:t>
+      </w:r>
+    </w:p>
+    <w:p/>
+    <w:p>
+      <w:r>
+        <w:t>[TE overlaps]</w:t>
+      </w:r>
+    </w:p>
+    <w:p>
+      <w:r>
+        <w:t>Metaloci come from TEs? Are these the intergenic loci?</w:t>
+      </w:r>
+    </w:p>
+    <w:p/>
+    <w:p/>
+    <w:p/>
+    <w:p>
       <w:pPr>
         <w:pStyle w:val="Heading3"/>
       </w:pPr>
       <w:bookmarkStart w:id="5" w:name="_heading=h.lha0ohyym12f" w:colFirst="0" w:colLast="0"/>
       <w:bookmarkEnd w:id="5"/>
       <w:r>
+        <w:lastRenderedPageBreak/>
         <w:t xml:space="preserve">Figure 2 - </w:t>
       </w:r>
     </w:p>
     <w:p/>
     <w:p/>
     <w:p/>
-    <w:p>
-      <w:r>
-        <w:br w:type="page"/>
-      </w:r>
-    </w:p>
+    <w:p/>
     <w:p/>
     <w:p>
       <w:pPr>
@@ -203,7 +3772,7 @@
                     <pic:cNvPicPr preferRelativeResize="0"/>
                   </pic:nvPicPr>
                   <pic:blipFill>
-                    <a:blip r:embed="rId8"/>
+                    <a:blip r:embed="rId29"/>
                     <a:srcRect/>
                     <a:stretch>
                       <a:fillRect/>
@@ -243,6 +3812,77 @@
       <w:pPr>
         <w:pStyle w:val="Heading1"/>
       </w:pPr>
+    </w:p>
+    <w:p>
+      <w:pPr>
+        <w:pStyle w:val="Heading2"/>
+      </w:pPr>
+      <w:r>
+        <w:t xml:space="preserve">Other  </w:t>
+      </w:r>
+      <w:r>
+        <w:t>results</w:t>
+      </w:r>
+    </w:p>
+    <w:p>
+      <w:pPr>
+        <w:pStyle w:val="Heading3"/>
+      </w:pPr>
+    </w:p>
+    <w:p>
+      <w:pPr>
+        <w:pStyle w:val="Heading3"/>
+      </w:pPr>
+      <w:r>
+        <w:t>Structural RNAs represent a major portion of sRNAs.</w:t>
+      </w:r>
+    </w:p>
+    <w:p>
+      <w:pPr>
+        <w:pStyle w:val="Heading3"/>
+      </w:pPr>
+    </w:p>
+    <w:p>
+      <w:r>
+        <w:t>[results from heatmaps, showing size preference for Rfam annotated loci]</w:t>
+      </w:r>
+    </w:p>
+    <w:p/>
+    <w:p>
+      <w:r>
+        <w:t>[total proportion of reads derived from Rfam-associated loci]</w:t>
+      </w:r>
+    </w:p>
+    <w:p>
+      <w:pPr>
+        <w:pStyle w:val="ListParagraph"/>
+        <w:numPr>
+          <w:ilvl w:val="0"/>
+          <w:numId w:val="16"/>
+        </w:numPr>
+      </w:pPr>
+      <w:r>
+        <w:t>This could simply be a proportion of all reads in the alignment and a proportion of all sRNA-sized reads</w:t>
+      </w:r>
+    </w:p>
+    <w:p/>
+    <w:p>
+      <w:pPr>
+        <w:rPr>
+          <w:rStyle w:val="Emphasis"/>
+        </w:rPr>
+      </w:pPr>
+      <w:r>
+        <w:t xml:space="preserve">[structural modeling of Rfam-associated RNAs] </w:t>
+      </w:r>
+    </w:p>
+    <w:p>
+      <w:r>
+        <w:t xml:space="preserve">Could I </w:t>
+      </w:r>
+      <w:r>
+        <w:t>somehow show a 3d model of an RFam RNA  highlighting the sRNAs?</w:t>
+      </w:r>
       <w:r>
         <w:br w:type="column"/>
       </w:r>
@@ -281,17 +3921,7 @@
         </w:numPr>
       </w:pPr>
       <w:r>
-        <w:t xml:space="preserve">Poor selection of </w:t>
-      </w:r>
-      <w:proofErr w:type="spellStart"/>
-      <w:proofErr w:type="gramStart"/>
-      <w:r>
-        <w:t>miRNA:star</w:t>
-      </w:r>
-      <w:proofErr w:type="spellEnd"/>
-      <w:proofErr w:type="gramEnd"/>
-      <w:r>
-        <w:t xml:space="preserve"> duplex.</w:t>
+        <w:t>Poor selection of miRNA:star duplex.</w:t>
       </w:r>
     </w:p>
     <w:p>
@@ -318,15 +3948,108 @@
         </w:numPr>
       </w:pPr>
       <w:r>
-        <w:t xml:space="preserve">Is there an evolutionary advantage to </w:t>
-      </w:r>
-      <w:proofErr w:type="gramStart"/>
-      <w:r>
-        <w:t>double-miRNAs</w:t>
-      </w:r>
-      <w:proofErr w:type="gramEnd"/>
-      <w:r>
-        <w:t>?</w:t>
+        <w:t>Is there an evolutionary advantage to double-miRNAs?</w:t>
+      </w:r>
+    </w:p>
+    <w:p>
+      <w:pPr>
+        <w:pStyle w:val="ListParagraph"/>
+        <w:numPr>
+          <w:ilvl w:val="0"/>
+          <w:numId w:val="1"/>
+        </w:numPr>
+      </w:pPr>
+    </w:p>
+    <w:p>
+      <w:pPr>
+        <w:pStyle w:val="ListParagraph"/>
+        <w:numPr>
+          <w:ilvl w:val="0"/>
+          <w:numId w:val="1"/>
+        </w:numPr>
+        <w:spacing w:after="200"/>
+        <w:ind w:hanging="720"/>
+        <w:rPr>
+          <w:noProof/>
+        </w:rPr>
+      </w:pPr>
+      <w:r>
+        <w:fldChar w:fldCharType="begin" w:fldLock="1"/>
+      </w:r>
+      <w:r>
+        <w:instrText>ADDIN paperpile_bibliography &lt;pp-bibliography&gt;&lt;first-reference-indices&gt;&lt;formatting&gt;1&lt;/formatting&gt;&lt;space-after&gt;1&lt;/space-after&gt;&lt;/first-reference-indices&gt;&lt;/pp-bibliography&gt; \* MERGEFORMAT</w:instrText>
+      </w:r>
+      <w:r>
+        <w:fldChar w:fldCharType="separate"/>
+      </w:r>
+      <w:r>
+        <w:rPr>
+          <w:b/>
+          <w:noProof/>
+        </w:rPr>
+        <w:t>He, B., Wang, H., Liu, G., Chen, A., Calvo, A., Cai, Q., and Jin, H.</w:t>
+      </w:r>
+      <w:r>
+        <w:rPr>
+          <w:noProof/>
+        </w:rPr>
+        <w:t xml:space="preserve"> (2023). Fungal small RNAs ride in extracellular vesicles to enter plant cells through clathrin-mediated endocytosis. Nat. Commun. </w:t>
+      </w:r>
+      <w:r>
+        <w:rPr>
+          <w:b/>
+          <w:noProof/>
+        </w:rPr>
+        <w:t>14</w:t>
+      </w:r>
+      <w:r>
+        <w:rPr>
+          <w:noProof/>
+        </w:rPr>
+        <w:t>: 4383.</w:t>
+      </w:r>
+    </w:p>
+    <w:p>
+      <w:pPr>
+        <w:pStyle w:val="ListParagraph"/>
+        <w:numPr>
+          <w:ilvl w:val="0"/>
+          <w:numId w:val="1"/>
+        </w:numPr>
+        <w:spacing w:after="200"/>
+        <w:ind w:hanging="720"/>
+      </w:pPr>
+      <w:r>
+        <w:rPr>
+          <w:b/>
+          <w:noProof/>
+        </w:rPr>
+        <w:t>Todesco, M., Balasubramanian, S., Cao, J., Ott, F., Sureshkumar, S., Schneeberger, K., Meyer, R.C., Altmann, T., and Weigel, D.</w:t>
+      </w:r>
+      <w:r>
+        <w:rPr>
+          <w:noProof/>
+        </w:rPr>
+        <w:t xml:space="preserve"> (2012). Natural variation in biogenesis efficiency of individual Arabidopsis thaliana microRNAs. Curr. Biol. </w:t>
+      </w:r>
+      <w:r>
+        <w:rPr>
+          <w:b/>
+          <w:noProof/>
+        </w:rPr>
+        <w:t>22</w:t>
+      </w:r>
+      <w:r>
+        <w:rPr>
+          <w:noProof/>
+        </w:rPr>
+        <w:t>: 166–170.</w:t>
+      </w:r>
+      <w:r>
+        <w:rPr>
+          <w:noProof/>
+        </w:rPr>
+        <w:fldChar w:fldCharType="end"/>
       </w:r>
     </w:p>
     <w:sectPr>
@@ -339,9 +4062,610 @@
 </w:document>
 </file>
 
+<file path=word/comments.xml><?xml version="1.0" encoding="utf-8"?>
+<w:comments xmlns:wpc="http://schemas.microsoft.com/office/word/2010/wordprocessingCanvas" xmlns:cx="http://schemas.microsoft.com/office/drawing/2014/chartex" xmlns:cx1="http://schemas.microsoft.com/office/drawing/2015/9/8/chartex" xmlns:cx2="http://schemas.microsoft.com/office/drawing/2015/10/21/chartex" xmlns:cx3="http://schemas.microsoft.com/office/drawing/2016/5/9/chartex" xmlns:cx4="http://schemas.microsoft.com/office/drawing/2016/5/10/chartex" xmlns:cx5="http://schemas.microsoft.com/office/drawing/2016/5/11/chartex" xmlns:cx6="http://schemas.microsoft.com/office/drawing/2016/5/12/chartex" xmlns:cx7="http://schemas.microsoft.com/office/drawing/2016/5/13/chartex" xmlns:cx8="http://schemas.microsoft.com/office/drawing/2016/5/14/chartex" xmlns:mc="http://schemas.openxmlformats.org/markup-compatibility/2006" xmlns:aink="http://schemas.microsoft.com/office/drawing/2016/ink" xmlns:am3d="http://schemas.microsoft.com/office/drawing/2017/model3d" xmlns:o="urn:schemas-microsoft-com:office:office" xmlns:oel="http://schemas.microsoft.com/office/2019/extlst" xmlns:r="http://schemas.openxmlformats.org/officeDocument/2006/relationships" xmlns:m="http://schemas.openxmlformats.org/officeDocument/2006/math" xmlns:v="urn:schemas-microsoft-com:vml" xmlns:wp14="http://schemas.microsoft.com/office/word/2010/wordprocessingDrawing" xmlns:wp="http://schemas.openxmlformats.org/drawingml/2006/wordprocessingDrawing" xmlns:w10="urn:schemas-microsoft-com:office:word" xmlns:w="http://schemas.openxmlformats.org/wordprocessingml/2006/main" xmlns:w14="http://schemas.microsoft.com/office/word/2010/wordml" xmlns:w15="http://schemas.microsoft.com/office/word/2012/wordml" xmlns:w16cex="http://schemas.microsoft.com/office/word/2018/wordml/cex" xmlns:w16cid="http://schemas.microsoft.com/office/word/2016/wordml/cid" xmlns:w16="http://schemas.microsoft.com/office/word/2018/wordml" xmlns:w16du="http://schemas.microsoft.com/office/word/2023/wordml/word16du" xmlns:w16sdtdh="http://schemas.microsoft.com/office/word/2020/wordml/sdtdatahash" xmlns:w16sdtfl="http://schemas.microsoft.com/office/word/2024/wordml/sdtformatlock" xmlns:w16se="http://schemas.microsoft.com/office/word/2015/wordml/symex" xmlns:wpg="http://schemas.microsoft.com/office/word/2010/wordprocessingGroup" xmlns:wpi="http://schemas.microsoft.com/office/word/2010/wordprocessingInk" xmlns:wne="http://schemas.microsoft.com/office/word/2006/wordml" xmlns:wps="http://schemas.microsoft.com/office/word/2010/wordprocessingShape" mc:Ignorable="w14 w15 w16se w16cid w16 w16cex w16sdtdh w16sdtfl w16du wp14">
+  <w:comment w:id="0" w:author="Nathan Johnson" w:date="2025-10-23T15:42:00Z" w:initials="NJ">
+    <w:p>
+      <w:r>
+        <w:rPr>
+          <w:rStyle w:val="CommentReference"/>
+        </w:rPr>
+        <w:annotationRef/>
+      </w:r>
+      <w:r>
+        <w:t>if it seems like this is too short, maybe we'll shoot somewhere else first.</w:t>
+      </w:r>
+    </w:p>
+  </w:comment>
+</w:comments>
+</file>
+
+<file path=word/commentsExtended.xml><?xml version="1.0" encoding="utf-8"?>
+<w15:commentsEx xmlns:wpc="http://schemas.microsoft.com/office/word/2010/wordprocessingCanvas" xmlns:cx="http://schemas.microsoft.com/office/drawing/2014/chartex" xmlns:cx1="http://schemas.microsoft.com/office/drawing/2015/9/8/chartex" xmlns:cx2="http://schemas.microsoft.com/office/drawing/2015/10/21/chartex" xmlns:cx3="http://schemas.microsoft.com/office/drawing/2016/5/9/chartex" xmlns:cx4="http://schemas.microsoft.com/office/drawing/2016/5/10/chartex" xmlns:cx5="http://schemas.microsoft.com/office/drawing/2016/5/11/chartex" xmlns:cx6="http://schemas.microsoft.com/office/drawing/2016/5/12/chartex" xmlns:cx7="http://schemas.microsoft.com/office/drawing/2016/5/13/chartex" xmlns:cx8="http://schemas.microsoft.com/office/drawing/2016/5/14/chartex" xmlns:mc="http://schemas.openxmlformats.org/markup-compatibility/2006" xmlns:aink="http://schemas.microsoft.com/office/drawing/2016/ink" xmlns:am3d="http://schemas.microsoft.com/office/drawing/2017/model3d" xmlns:o="urn:schemas-microsoft-com:office:office" xmlns:oel="http://schemas.microsoft.com/office/2019/extlst" xmlns:r="http://schemas.openxmlformats.org/officeDocument/2006/relationships" xmlns:m="http://schemas.openxmlformats.org/officeDocument/2006/math" xmlns:v="urn:schemas-microsoft-com:vml" xmlns:wp14="http://schemas.microsoft.com/office/word/2010/wordprocessingDrawing" xmlns:wp="http://schemas.openxmlformats.org/drawingml/2006/wordprocessingDrawing" xmlns:w10="urn:schemas-microsoft-com:office:word" xmlns:w="http://schemas.openxmlformats.org/wordprocessingml/2006/main" xmlns:w14="http://schemas.microsoft.com/office/word/2010/wordml" xmlns:w15="http://schemas.microsoft.com/office/word/2012/wordml" xmlns:w16cex="http://schemas.microsoft.com/office/word/2018/wordml/cex" xmlns:w16cid="http://schemas.microsoft.com/office/word/2016/wordml/cid" xmlns:w16="http://schemas.microsoft.com/office/word/2018/wordml" xmlns:w16du="http://schemas.microsoft.com/office/word/2023/wordml/word16du" xmlns:w16sdtdh="http://schemas.microsoft.com/office/word/2020/wordml/sdtdatahash" xmlns:w16sdtfl="http://schemas.microsoft.com/office/word/2024/wordml/sdtformatlock" xmlns:w16se="http://schemas.microsoft.com/office/word/2015/wordml/symex" xmlns:wpg="http://schemas.microsoft.com/office/word/2010/wordprocessingGroup" xmlns:wpi="http://schemas.microsoft.com/office/word/2010/wordprocessingInk" xmlns:wne="http://schemas.microsoft.com/office/word/2006/wordml" xmlns:wps="http://schemas.microsoft.com/office/word/2010/wordprocessingShape" mc:Ignorable="w14 w15 w16se w16cid w16 w16cex w16sdtdh w16sdtfl w16du wp14">
+  <w15:commentEx w15:paraId="24CC2BCD" w15:done="0"/>
+</w15:commentsEx>
+</file>
+
+<file path=word/commentsExtensible.xml><?xml version="1.0" encoding="utf-8"?>
+<w16cex:commentsExtensible xmlns:wpc="http://schemas.microsoft.com/office/word/2010/wordprocessingCanvas" xmlns:cx="http://schemas.microsoft.com/office/drawing/2014/chartex" xmlns:cx1="http://schemas.microsoft.com/office/drawing/2015/9/8/chartex" xmlns:cx2="http://schemas.microsoft.com/office/drawing/2015/10/21/chartex" xmlns:cx3="http://schemas.microsoft.com/office/drawing/2016/5/9/chartex" xmlns:cx4="http://schemas.microsoft.com/office/drawing/2016/5/10/chartex" xmlns:cx5="http://schemas.microsoft.com/office/drawing/2016/5/11/chartex" xmlns:cx6="http://schemas.microsoft.com/office/drawing/2016/5/12/chartex" xmlns:cx7="http://schemas.microsoft.com/office/drawing/2016/5/13/chartex" xmlns:cx8="http://schemas.microsoft.com/office/drawing/2016/5/14/chartex" xmlns:cr="http://schemas.microsoft.com/office/comments/2020/reactions" xmlns:mc="http://schemas.openxmlformats.org/markup-compatibility/2006" xmlns:aink="http://schemas.microsoft.com/office/drawing/2016/ink" xmlns:am3d="http://schemas.microsoft.com/office/drawing/2017/model3d" xmlns:o="urn:schemas-microsoft-com:office:office" xmlns:oel="http://schemas.microsoft.com/office/2019/extlst" xmlns:r="http://schemas.openxmlformats.org/officeDocument/2006/relationships" xmlns:m="http://schemas.openxmlformats.org/officeDocument/2006/math" xmlns:v="urn:schemas-microsoft-com:vml" xmlns:wp14="http://schemas.microsoft.com/office/word/2010/wordprocessingDrawing" xmlns:wp="http://schemas.openxmlformats.org/drawingml/2006/wordprocessingDrawing" xmlns:w10="urn:schemas-microsoft-com:office:word" xmlns:w="http://schemas.openxmlformats.org/wordprocessingml/2006/main" xmlns:w14="http://schemas.microsoft.com/office/word/2010/wordml" xmlns:w15="http://schemas.microsoft.com/office/word/2012/wordml" xmlns:w16cex="http://schemas.microsoft.com/office/word/2018/wordml/cex" xmlns:w16cid="http://schemas.microsoft.com/office/word/2016/wordml/cid" xmlns:w16="http://schemas.microsoft.com/office/word/2018/wordml" xmlns:w16du="http://schemas.microsoft.com/office/word/2023/wordml/word16du" xmlns:w16sdtdh="http://schemas.microsoft.com/office/word/2020/wordml/sdtdatahash" xmlns:w16sdtfl="http://schemas.microsoft.com/office/word/2024/wordml/sdtformatlock" xmlns:w16se="http://schemas.microsoft.com/office/word/2015/wordml/symex" xmlns:wpg="http://schemas.microsoft.com/office/word/2010/wordprocessingGroup" xmlns:wpi="http://schemas.microsoft.com/office/word/2010/wordprocessingInk" xmlns:wne="http://schemas.microsoft.com/office/word/2006/wordml" xmlns:wps="http://schemas.microsoft.com/office/word/2010/wordprocessingShape" mc:Ignorable="w14 w15 w16se w16cid w16 w16cex w16sdtdh w16sdtfl cr w16du wp14">
+  <w16cex:commentExtensible w16cex:durableId="3075D07D" w16cex:dateUtc="2025-10-23T18:42:00Z"/>
+</w16cex:commentsExtensible>
+</file>
+
+<file path=word/commentsIds.xml><?xml version="1.0" encoding="utf-8"?>
+<w16cid:commentsIds xmlns:wpc="http://schemas.microsoft.com/office/word/2010/wordprocessingCanvas" xmlns:cx="http://schemas.microsoft.com/office/drawing/2014/chartex" xmlns:cx1="http://schemas.microsoft.com/office/drawing/2015/9/8/chartex" xmlns:cx2="http://schemas.microsoft.com/office/drawing/2015/10/21/chartex" xmlns:cx3="http://schemas.microsoft.com/office/drawing/2016/5/9/chartex" xmlns:cx4="http://schemas.microsoft.com/office/drawing/2016/5/10/chartex" xmlns:cx5="http://schemas.microsoft.com/office/drawing/2016/5/11/chartex" xmlns:cx6="http://schemas.microsoft.com/office/drawing/2016/5/12/chartex" xmlns:cx7="http://schemas.microsoft.com/office/drawing/2016/5/13/chartex" xmlns:cx8="http://schemas.microsoft.com/office/drawing/2016/5/14/chartex" xmlns:mc="http://schemas.openxmlformats.org/markup-compatibility/2006" xmlns:aink="http://schemas.microsoft.com/office/drawing/2016/ink" xmlns:am3d="http://schemas.microsoft.com/office/drawing/2017/model3d" xmlns:o="urn:schemas-microsoft-com:office:office" xmlns:oel="http://schemas.microsoft.com/office/2019/extlst" xmlns:r="http://schemas.openxmlformats.org/officeDocument/2006/relationships" xmlns:m="http://schemas.openxmlformats.org/officeDocument/2006/math" xmlns:v="urn:schemas-microsoft-com:vml" xmlns:wp14="http://schemas.microsoft.com/office/word/2010/wordprocessingDrawing" xmlns:wp="http://schemas.openxmlformats.org/drawingml/2006/wordprocessingDrawing" xmlns:w10="urn:schemas-microsoft-com:office:word" xmlns:w="http://schemas.openxmlformats.org/wordprocessingml/2006/main" xmlns:w14="http://schemas.microsoft.com/office/word/2010/wordml" xmlns:w15="http://schemas.microsoft.com/office/word/2012/wordml" xmlns:w16cex="http://schemas.microsoft.com/office/word/2018/wordml/cex" xmlns:w16cid="http://schemas.microsoft.com/office/word/2016/wordml/cid" xmlns:w16="http://schemas.microsoft.com/office/word/2018/wordml" xmlns:w16du="http://schemas.microsoft.com/office/word/2023/wordml/word16du" xmlns:w16sdtdh="http://schemas.microsoft.com/office/word/2020/wordml/sdtdatahash" xmlns:w16sdtfl="http://schemas.microsoft.com/office/word/2024/wordml/sdtformatlock" xmlns:w16se="http://schemas.microsoft.com/office/word/2015/wordml/symex" xmlns:wpg="http://schemas.microsoft.com/office/word/2010/wordprocessingGroup" xmlns:wpi="http://schemas.microsoft.com/office/word/2010/wordprocessingInk" xmlns:wne="http://schemas.microsoft.com/office/word/2006/wordml" xmlns:wps="http://schemas.microsoft.com/office/word/2010/wordprocessingShape" mc:Ignorable="w14 w15 w16se w16cid w16 w16cex w16sdtdh w16sdtfl w16du wp14">
+  <w16cid:commentId w16cid:paraId="24CC2BCD" w16cid:durableId="3075D07D"/>
+</w16cid:commentsIds>
+</file>
+
 <file path=word/numbering.xml><?xml version="1.0" encoding="utf-8"?>
 <w:numbering xmlns:wpc="http://schemas.microsoft.com/office/word/2010/wordprocessingCanvas" xmlns:cx="http://schemas.microsoft.com/office/drawing/2014/chartex" xmlns:cx1="http://schemas.microsoft.com/office/drawing/2015/9/8/chartex" xmlns:cx2="http://schemas.microsoft.com/office/drawing/2015/10/21/chartex" xmlns:cx3="http://schemas.microsoft.com/office/drawing/2016/5/9/chartex" xmlns:cx4="http://schemas.microsoft.com/office/drawing/2016/5/10/chartex" xmlns:cx5="http://schemas.microsoft.com/office/drawing/2016/5/11/chartex" xmlns:cx6="http://schemas.microsoft.com/office/drawing/2016/5/12/chartex" xmlns:cx7="http://schemas.microsoft.com/office/drawing/2016/5/13/chartex" xmlns:cx8="http://schemas.microsoft.com/office/drawing/2016/5/14/chartex" xmlns:mc="http://schemas.openxmlformats.org/markup-compatibility/2006" xmlns:aink="http://schemas.microsoft.com/office/drawing/2016/ink" xmlns:am3d="http://schemas.microsoft.com/office/drawing/2017/model3d" xmlns:o="urn:schemas-microsoft-com:office:office" xmlns:oel="http://schemas.microsoft.com/office/2019/extlst" xmlns:r="http://schemas.openxmlformats.org/officeDocument/2006/relationships" xmlns:m="http://schemas.openxmlformats.org/officeDocument/2006/math" xmlns:v="urn:schemas-microsoft-com:vml" xmlns:wp14="http://schemas.microsoft.com/office/word/2010/wordprocessingDrawing" xmlns:wp="http://schemas.openxmlformats.org/drawingml/2006/wordprocessingDrawing" xmlns:w10="urn:schemas-microsoft-com:office:word" xmlns:w="http://schemas.openxmlformats.org/wordprocessingml/2006/main" xmlns:w14="http://schemas.microsoft.com/office/word/2010/wordml" xmlns:w15="http://schemas.microsoft.com/office/word/2012/wordml" xmlns:w16cex="http://schemas.microsoft.com/office/word/2018/wordml/cex" xmlns:w16cid="http://schemas.microsoft.com/office/word/2016/wordml/cid" xmlns:w16="http://schemas.microsoft.com/office/word/2018/wordml" xmlns:w16du="http://schemas.microsoft.com/office/word/2023/wordml/word16du" xmlns:w16sdtdh="http://schemas.microsoft.com/office/word/2020/wordml/sdtdatahash" xmlns:w16sdtfl="http://schemas.microsoft.com/office/word/2024/wordml/sdtformatlock" xmlns:w16se="http://schemas.microsoft.com/office/word/2015/wordml/symex" xmlns:wpg="http://schemas.microsoft.com/office/word/2010/wordprocessingGroup" xmlns:wpi="http://schemas.microsoft.com/office/word/2010/wordprocessingInk" xmlns:wne="http://schemas.microsoft.com/office/word/2006/wordml" xmlns:wps="http://schemas.microsoft.com/office/word/2010/wordprocessingShape" mc:Ignorable="w14 w15 w16se w16cid w16 w16cex w16sdtdh w16sdtfl w16du wp14">
   <w:abstractNum w:abstractNumId="0" w15:restartNumberingAfterBreak="0">
+    <w:nsid w:val="086703F5"/>
+    <w:multiLevelType w:val="hybridMultilevel"/>
+    <w:tmpl w:val="F07086F8"/>
+    <w:lvl w:ilvl="0" w:tplc="04090001">
+      <w:start w:val="1"/>
+      <w:numFmt w:val="bullet"/>
+      <w:lvlText w:val=""/>
+      <w:lvlJc w:val="left"/>
+      <w:pPr>
+        <w:ind w:left="720" w:hanging="360"/>
+      </w:pPr>
+      <w:rPr>
+        <w:rFonts w:ascii="Symbol" w:hAnsi="Symbol" w:hint="default"/>
+      </w:rPr>
+    </w:lvl>
+    <w:lvl w:ilvl="1" w:tplc="04090003">
+      <w:start w:val="1"/>
+      <w:numFmt w:val="bullet"/>
+      <w:lvlText w:val="o"/>
+      <w:lvlJc w:val="left"/>
+      <w:pPr>
+        <w:ind w:left="1440" w:hanging="360"/>
+      </w:pPr>
+      <w:rPr>
+        <w:rFonts w:ascii="Courier New" w:hAnsi="Courier New" w:cs="Courier New" w:hint="default"/>
+      </w:rPr>
+    </w:lvl>
+    <w:lvl w:ilvl="2" w:tplc="04090005" w:tentative="1">
+      <w:start w:val="1"/>
+      <w:numFmt w:val="bullet"/>
+      <w:lvlText w:val=""/>
+      <w:lvlJc w:val="left"/>
+      <w:pPr>
+        <w:ind w:left="2160" w:hanging="360"/>
+      </w:pPr>
+      <w:rPr>
+        <w:rFonts w:ascii="Wingdings" w:hAnsi="Wingdings" w:hint="default"/>
+      </w:rPr>
+    </w:lvl>
+    <w:lvl w:ilvl="3" w:tplc="04090001" w:tentative="1">
+      <w:start w:val="1"/>
+      <w:numFmt w:val="bullet"/>
+      <w:lvlText w:val=""/>
+      <w:lvlJc w:val="left"/>
+      <w:pPr>
+        <w:ind w:left="2880" w:hanging="360"/>
+      </w:pPr>
+      <w:rPr>
+        <w:rFonts w:ascii="Symbol" w:hAnsi="Symbol" w:hint="default"/>
+      </w:rPr>
+    </w:lvl>
+    <w:lvl w:ilvl="4" w:tplc="04090003" w:tentative="1">
+      <w:start w:val="1"/>
+      <w:numFmt w:val="bullet"/>
+      <w:lvlText w:val="o"/>
+      <w:lvlJc w:val="left"/>
+      <w:pPr>
+        <w:ind w:left="3600" w:hanging="360"/>
+      </w:pPr>
+      <w:rPr>
+        <w:rFonts w:ascii="Courier New" w:hAnsi="Courier New" w:cs="Courier New" w:hint="default"/>
+      </w:rPr>
+    </w:lvl>
+    <w:lvl w:ilvl="5" w:tplc="04090005" w:tentative="1">
+      <w:start w:val="1"/>
+      <w:numFmt w:val="bullet"/>
+      <w:lvlText w:val=""/>
+      <w:lvlJc w:val="left"/>
+      <w:pPr>
+        <w:ind w:left="4320" w:hanging="360"/>
+      </w:pPr>
+      <w:rPr>
+        <w:rFonts w:ascii="Wingdings" w:hAnsi="Wingdings" w:hint="default"/>
+      </w:rPr>
+    </w:lvl>
+    <w:lvl w:ilvl="6" w:tplc="04090001" w:tentative="1">
+      <w:start w:val="1"/>
+      <w:numFmt w:val="bullet"/>
+      <w:lvlText w:val=""/>
+      <w:lvlJc w:val="left"/>
+      <w:pPr>
+        <w:ind w:left="5040" w:hanging="360"/>
+      </w:pPr>
+      <w:rPr>
+        <w:rFonts w:ascii="Symbol" w:hAnsi="Symbol" w:hint="default"/>
+      </w:rPr>
+    </w:lvl>
+    <w:lvl w:ilvl="7" w:tplc="04090003" w:tentative="1">
+      <w:start w:val="1"/>
+      <w:numFmt w:val="bullet"/>
+      <w:lvlText w:val="o"/>
+      <w:lvlJc w:val="left"/>
+      <w:pPr>
+        <w:ind w:left="5760" w:hanging="360"/>
+      </w:pPr>
+      <w:rPr>
+        <w:rFonts w:ascii="Courier New" w:hAnsi="Courier New" w:cs="Courier New" w:hint="default"/>
+      </w:rPr>
+    </w:lvl>
+    <w:lvl w:ilvl="8" w:tplc="04090005" w:tentative="1">
+      <w:start w:val="1"/>
+      <w:numFmt w:val="bullet"/>
+      <w:lvlText w:val=""/>
+      <w:lvlJc w:val="left"/>
+      <w:pPr>
+        <w:ind w:left="6480" w:hanging="360"/>
+      </w:pPr>
+      <w:rPr>
+        <w:rFonts w:ascii="Wingdings" w:hAnsi="Wingdings" w:hint="default"/>
+      </w:rPr>
+    </w:lvl>
+  </w:abstractNum>
+  <w:abstractNum w:abstractNumId="1" w15:restartNumberingAfterBreak="0">
+    <w:nsid w:val="1AB42CF5"/>
+    <w:multiLevelType w:val="hybridMultilevel"/>
+    <w:tmpl w:val="B89A8E10"/>
+    <w:lvl w:ilvl="0" w:tplc="04090001">
+      <w:start w:val="1"/>
+      <w:numFmt w:val="bullet"/>
+      <w:lvlText w:val=""/>
+      <w:lvlJc w:val="left"/>
+      <w:pPr>
+        <w:ind w:left="720" w:hanging="360"/>
+      </w:pPr>
+      <w:rPr>
+        <w:rFonts w:ascii="Symbol" w:hAnsi="Symbol" w:hint="default"/>
+      </w:rPr>
+    </w:lvl>
+    <w:lvl w:ilvl="1" w:tplc="04090003" w:tentative="1">
+      <w:start w:val="1"/>
+      <w:numFmt w:val="bullet"/>
+      <w:lvlText w:val="o"/>
+      <w:lvlJc w:val="left"/>
+      <w:pPr>
+        <w:ind w:left="1440" w:hanging="360"/>
+      </w:pPr>
+      <w:rPr>
+        <w:rFonts w:ascii="Courier New" w:hAnsi="Courier New" w:cs="Courier New" w:hint="default"/>
+      </w:rPr>
+    </w:lvl>
+    <w:lvl w:ilvl="2" w:tplc="04090005" w:tentative="1">
+      <w:start w:val="1"/>
+      <w:numFmt w:val="bullet"/>
+      <w:lvlText w:val=""/>
+      <w:lvlJc w:val="left"/>
+      <w:pPr>
+        <w:ind w:left="2160" w:hanging="360"/>
+      </w:pPr>
+      <w:rPr>
+        <w:rFonts w:ascii="Wingdings" w:hAnsi="Wingdings" w:hint="default"/>
+      </w:rPr>
+    </w:lvl>
+    <w:lvl w:ilvl="3" w:tplc="04090001" w:tentative="1">
+      <w:start w:val="1"/>
+      <w:numFmt w:val="bullet"/>
+      <w:lvlText w:val=""/>
+      <w:lvlJc w:val="left"/>
+      <w:pPr>
+        <w:ind w:left="2880" w:hanging="360"/>
+      </w:pPr>
+      <w:rPr>
+        <w:rFonts w:ascii="Symbol" w:hAnsi="Symbol" w:hint="default"/>
+      </w:rPr>
+    </w:lvl>
+    <w:lvl w:ilvl="4" w:tplc="04090003" w:tentative="1">
+      <w:start w:val="1"/>
+      <w:numFmt w:val="bullet"/>
+      <w:lvlText w:val="o"/>
+      <w:lvlJc w:val="left"/>
+      <w:pPr>
+        <w:ind w:left="3600" w:hanging="360"/>
+      </w:pPr>
+      <w:rPr>
+        <w:rFonts w:ascii="Courier New" w:hAnsi="Courier New" w:cs="Courier New" w:hint="default"/>
+      </w:rPr>
+    </w:lvl>
+    <w:lvl w:ilvl="5" w:tplc="04090005" w:tentative="1">
+      <w:start w:val="1"/>
+      <w:numFmt w:val="bullet"/>
+      <w:lvlText w:val=""/>
+      <w:lvlJc w:val="left"/>
+      <w:pPr>
+        <w:ind w:left="4320" w:hanging="360"/>
+      </w:pPr>
+      <w:rPr>
+        <w:rFonts w:ascii="Wingdings" w:hAnsi="Wingdings" w:hint="default"/>
+      </w:rPr>
+    </w:lvl>
+    <w:lvl w:ilvl="6" w:tplc="04090001" w:tentative="1">
+      <w:start w:val="1"/>
+      <w:numFmt w:val="bullet"/>
+      <w:lvlText w:val=""/>
+      <w:lvlJc w:val="left"/>
+      <w:pPr>
+        <w:ind w:left="5040" w:hanging="360"/>
+      </w:pPr>
+      <w:rPr>
+        <w:rFonts w:ascii="Symbol" w:hAnsi="Symbol" w:hint="default"/>
+      </w:rPr>
+    </w:lvl>
+    <w:lvl w:ilvl="7" w:tplc="04090003" w:tentative="1">
+      <w:start w:val="1"/>
+      <w:numFmt w:val="bullet"/>
+      <w:lvlText w:val="o"/>
+      <w:lvlJc w:val="left"/>
+      <w:pPr>
+        <w:ind w:left="5760" w:hanging="360"/>
+      </w:pPr>
+      <w:rPr>
+        <w:rFonts w:ascii="Courier New" w:hAnsi="Courier New" w:cs="Courier New" w:hint="default"/>
+      </w:rPr>
+    </w:lvl>
+    <w:lvl w:ilvl="8" w:tplc="04090005" w:tentative="1">
+      <w:start w:val="1"/>
+      <w:numFmt w:val="bullet"/>
+      <w:lvlText w:val=""/>
+      <w:lvlJc w:val="left"/>
+      <w:pPr>
+        <w:ind w:left="6480" w:hanging="360"/>
+      </w:pPr>
+      <w:rPr>
+        <w:rFonts w:ascii="Wingdings" w:hAnsi="Wingdings" w:hint="default"/>
+      </w:rPr>
+    </w:lvl>
+  </w:abstractNum>
+  <w:abstractNum w:abstractNumId="2" w15:restartNumberingAfterBreak="0">
+    <w:nsid w:val="1CB46C2F"/>
+    <w:multiLevelType w:val="hybridMultilevel"/>
+    <w:tmpl w:val="17DA6F0C"/>
+    <w:lvl w:ilvl="0" w:tplc="04090001">
+      <w:start w:val="1"/>
+      <w:numFmt w:val="bullet"/>
+      <w:lvlText w:val=""/>
+      <w:lvlJc w:val="left"/>
+      <w:pPr>
+        <w:ind w:left="720" w:hanging="360"/>
+      </w:pPr>
+      <w:rPr>
+        <w:rFonts w:ascii="Symbol" w:hAnsi="Symbol" w:hint="default"/>
+      </w:rPr>
+    </w:lvl>
+    <w:lvl w:ilvl="1" w:tplc="04090003">
+      <w:start w:val="1"/>
+      <w:numFmt w:val="bullet"/>
+      <w:lvlText w:val="o"/>
+      <w:lvlJc w:val="left"/>
+      <w:pPr>
+        <w:ind w:left="1440" w:hanging="360"/>
+      </w:pPr>
+      <w:rPr>
+        <w:rFonts w:ascii="Courier New" w:hAnsi="Courier New" w:cs="Courier New" w:hint="default"/>
+      </w:rPr>
+    </w:lvl>
+    <w:lvl w:ilvl="2" w:tplc="04090005" w:tentative="1">
+      <w:start w:val="1"/>
+      <w:numFmt w:val="bullet"/>
+      <w:lvlText w:val=""/>
+      <w:lvlJc w:val="left"/>
+      <w:pPr>
+        <w:ind w:left="2160" w:hanging="360"/>
+      </w:pPr>
+      <w:rPr>
+        <w:rFonts w:ascii="Wingdings" w:hAnsi="Wingdings" w:hint="default"/>
+      </w:rPr>
+    </w:lvl>
+    <w:lvl w:ilvl="3" w:tplc="04090001" w:tentative="1">
+      <w:start w:val="1"/>
+      <w:numFmt w:val="bullet"/>
+      <w:lvlText w:val=""/>
+      <w:lvlJc w:val="left"/>
+      <w:pPr>
+        <w:ind w:left="2880" w:hanging="360"/>
+      </w:pPr>
+      <w:rPr>
+        <w:rFonts w:ascii="Symbol" w:hAnsi="Symbol" w:hint="default"/>
+      </w:rPr>
+    </w:lvl>
+    <w:lvl w:ilvl="4" w:tplc="04090003" w:tentative="1">
+      <w:start w:val="1"/>
+      <w:numFmt w:val="bullet"/>
+      <w:lvlText w:val="o"/>
+      <w:lvlJc w:val="left"/>
+      <w:pPr>
+        <w:ind w:left="3600" w:hanging="360"/>
+      </w:pPr>
+      <w:rPr>
+        <w:rFonts w:ascii="Courier New" w:hAnsi="Courier New" w:cs="Courier New" w:hint="default"/>
+      </w:rPr>
+    </w:lvl>
+    <w:lvl w:ilvl="5" w:tplc="04090005" w:tentative="1">
+      <w:start w:val="1"/>
+      <w:numFmt w:val="bullet"/>
+      <w:lvlText w:val=""/>
+      <w:lvlJc w:val="left"/>
+      <w:pPr>
+        <w:ind w:left="4320" w:hanging="360"/>
+      </w:pPr>
+      <w:rPr>
+        <w:rFonts w:ascii="Wingdings" w:hAnsi="Wingdings" w:hint="default"/>
+      </w:rPr>
+    </w:lvl>
+    <w:lvl w:ilvl="6" w:tplc="04090001" w:tentative="1">
+      <w:start w:val="1"/>
+      <w:numFmt w:val="bullet"/>
+      <w:lvlText w:val=""/>
+      <w:lvlJc w:val="left"/>
+      <w:pPr>
+        <w:ind w:left="5040" w:hanging="360"/>
+      </w:pPr>
+      <w:rPr>
+        <w:rFonts w:ascii="Symbol" w:hAnsi="Symbol" w:hint="default"/>
+      </w:rPr>
+    </w:lvl>
+    <w:lvl w:ilvl="7" w:tplc="04090003" w:tentative="1">
+      <w:start w:val="1"/>
+      <w:numFmt w:val="bullet"/>
+      <w:lvlText w:val="o"/>
+      <w:lvlJc w:val="left"/>
+      <w:pPr>
+        <w:ind w:left="5760" w:hanging="360"/>
+      </w:pPr>
+      <w:rPr>
+        <w:rFonts w:ascii="Courier New" w:hAnsi="Courier New" w:cs="Courier New" w:hint="default"/>
+      </w:rPr>
+    </w:lvl>
+    <w:lvl w:ilvl="8" w:tplc="04090005" w:tentative="1">
+      <w:start w:val="1"/>
+      <w:numFmt w:val="bullet"/>
+      <w:lvlText w:val=""/>
+      <w:lvlJc w:val="left"/>
+      <w:pPr>
+        <w:ind w:left="6480" w:hanging="360"/>
+      </w:pPr>
+      <w:rPr>
+        <w:rFonts w:ascii="Wingdings" w:hAnsi="Wingdings" w:hint="default"/>
+      </w:rPr>
+    </w:lvl>
+  </w:abstractNum>
+  <w:abstractNum w:abstractNumId="3" w15:restartNumberingAfterBreak="0">
+    <w:nsid w:val="246C0100"/>
+    <w:multiLevelType w:val="hybridMultilevel"/>
+    <w:tmpl w:val="074E91B0"/>
+    <w:lvl w:ilvl="0" w:tplc="04090001">
+      <w:start w:val="1"/>
+      <w:numFmt w:val="bullet"/>
+      <w:lvlText w:val=""/>
+      <w:lvlJc w:val="left"/>
+      <w:pPr>
+        <w:ind w:left="720" w:hanging="360"/>
+      </w:pPr>
+      <w:rPr>
+        <w:rFonts w:ascii="Symbol" w:hAnsi="Symbol" w:hint="default"/>
+      </w:rPr>
+    </w:lvl>
+    <w:lvl w:ilvl="1" w:tplc="04090003" w:tentative="1">
+      <w:start w:val="1"/>
+      <w:numFmt w:val="bullet"/>
+      <w:lvlText w:val="o"/>
+      <w:lvlJc w:val="left"/>
+      <w:pPr>
+        <w:ind w:left="1440" w:hanging="360"/>
+      </w:pPr>
+      <w:rPr>
+        <w:rFonts w:ascii="Courier New" w:hAnsi="Courier New" w:cs="Courier New" w:hint="default"/>
+      </w:rPr>
+    </w:lvl>
+    <w:lvl w:ilvl="2" w:tplc="04090005" w:tentative="1">
+      <w:start w:val="1"/>
+      <w:numFmt w:val="bullet"/>
+      <w:lvlText w:val=""/>
+      <w:lvlJc w:val="left"/>
+      <w:pPr>
+        <w:ind w:left="2160" w:hanging="360"/>
+      </w:pPr>
+      <w:rPr>
+        <w:rFonts w:ascii="Wingdings" w:hAnsi="Wingdings" w:hint="default"/>
+      </w:rPr>
+    </w:lvl>
+    <w:lvl w:ilvl="3" w:tplc="04090001" w:tentative="1">
+      <w:start w:val="1"/>
+      <w:numFmt w:val="bullet"/>
+      <w:lvlText w:val=""/>
+      <w:lvlJc w:val="left"/>
+      <w:pPr>
+        <w:ind w:left="2880" w:hanging="360"/>
+      </w:pPr>
+      <w:rPr>
+        <w:rFonts w:ascii="Symbol" w:hAnsi="Symbol" w:hint="default"/>
+      </w:rPr>
+    </w:lvl>
+    <w:lvl w:ilvl="4" w:tplc="04090003" w:tentative="1">
+      <w:start w:val="1"/>
+      <w:numFmt w:val="bullet"/>
+      <w:lvlText w:val="o"/>
+      <w:lvlJc w:val="left"/>
+      <w:pPr>
+        <w:ind w:left="3600" w:hanging="360"/>
+      </w:pPr>
+      <w:rPr>
+        <w:rFonts w:ascii="Courier New" w:hAnsi="Courier New" w:cs="Courier New" w:hint="default"/>
+      </w:rPr>
+    </w:lvl>
+    <w:lvl w:ilvl="5" w:tplc="04090005" w:tentative="1">
+      <w:start w:val="1"/>
+      <w:numFmt w:val="bullet"/>
+      <w:lvlText w:val=""/>
+      <w:lvlJc w:val="left"/>
+      <w:pPr>
+        <w:ind w:left="4320" w:hanging="360"/>
+      </w:pPr>
+      <w:rPr>
+        <w:rFonts w:ascii="Wingdings" w:hAnsi="Wingdings" w:hint="default"/>
+      </w:rPr>
+    </w:lvl>
+    <w:lvl w:ilvl="6" w:tplc="04090001" w:tentative="1">
+      <w:start w:val="1"/>
+      <w:numFmt w:val="bullet"/>
+      <w:lvlText w:val=""/>
+      <w:lvlJc w:val="left"/>
+      <w:pPr>
+        <w:ind w:left="5040" w:hanging="360"/>
+      </w:pPr>
+      <w:rPr>
+        <w:rFonts w:ascii="Symbol" w:hAnsi="Symbol" w:hint="default"/>
+      </w:rPr>
+    </w:lvl>
+    <w:lvl w:ilvl="7" w:tplc="04090003" w:tentative="1">
+      <w:start w:val="1"/>
+      <w:numFmt w:val="bullet"/>
+      <w:lvlText w:val="o"/>
+      <w:lvlJc w:val="left"/>
+      <w:pPr>
+        <w:ind w:left="5760" w:hanging="360"/>
+      </w:pPr>
+      <w:rPr>
+        <w:rFonts w:ascii="Courier New" w:hAnsi="Courier New" w:cs="Courier New" w:hint="default"/>
+      </w:rPr>
+    </w:lvl>
+    <w:lvl w:ilvl="8" w:tplc="04090005" w:tentative="1">
+      <w:start w:val="1"/>
+      <w:numFmt w:val="bullet"/>
+      <w:lvlText w:val=""/>
+      <w:lvlJc w:val="left"/>
+      <w:pPr>
+        <w:ind w:left="6480" w:hanging="360"/>
+      </w:pPr>
+      <w:rPr>
+        <w:rFonts w:ascii="Wingdings" w:hAnsi="Wingdings" w:hint="default"/>
+      </w:rPr>
+    </w:lvl>
+  </w:abstractNum>
+  <w:abstractNum w:abstractNumId="4" w15:restartNumberingAfterBreak="0">
+    <w:nsid w:val="27BA50EA"/>
+    <w:multiLevelType w:val="hybridMultilevel"/>
+    <w:tmpl w:val="BAC25026"/>
+    <w:lvl w:ilvl="0" w:tplc="04090001">
+      <w:start w:val="1"/>
+      <w:numFmt w:val="bullet"/>
+      <w:lvlText w:val=""/>
+      <w:lvlJc w:val="left"/>
+      <w:pPr>
+        <w:ind w:left="720" w:hanging="360"/>
+      </w:pPr>
+      <w:rPr>
+        <w:rFonts w:ascii="Symbol" w:hAnsi="Symbol" w:hint="default"/>
+      </w:rPr>
+    </w:lvl>
+    <w:lvl w:ilvl="1" w:tplc="04090003">
+      <w:start w:val="1"/>
+      <w:numFmt w:val="bullet"/>
+      <w:lvlText w:val="o"/>
+      <w:lvlJc w:val="left"/>
+      <w:pPr>
+        <w:ind w:left="1440" w:hanging="360"/>
+      </w:pPr>
+      <w:rPr>
+        <w:rFonts w:ascii="Courier New" w:hAnsi="Courier New" w:cs="Courier New" w:hint="default"/>
+      </w:rPr>
+    </w:lvl>
+    <w:lvl w:ilvl="2" w:tplc="04090005" w:tentative="1">
+      <w:start w:val="1"/>
+      <w:numFmt w:val="bullet"/>
+      <w:lvlText w:val=""/>
+      <w:lvlJc w:val="left"/>
+      <w:pPr>
+        <w:ind w:left="2160" w:hanging="360"/>
+      </w:pPr>
+      <w:rPr>
+        <w:rFonts w:ascii="Wingdings" w:hAnsi="Wingdings" w:hint="default"/>
+      </w:rPr>
+    </w:lvl>
+    <w:lvl w:ilvl="3" w:tplc="04090001" w:tentative="1">
+      <w:start w:val="1"/>
+      <w:numFmt w:val="bullet"/>
+      <w:lvlText w:val=""/>
+      <w:lvlJc w:val="left"/>
+      <w:pPr>
+        <w:ind w:left="2880" w:hanging="360"/>
+      </w:pPr>
+      <w:rPr>
+        <w:rFonts w:ascii="Symbol" w:hAnsi="Symbol" w:hint="default"/>
+      </w:rPr>
+    </w:lvl>
+    <w:lvl w:ilvl="4" w:tplc="04090003" w:tentative="1">
+      <w:start w:val="1"/>
+      <w:numFmt w:val="bullet"/>
+      <w:lvlText w:val="o"/>
+      <w:lvlJc w:val="left"/>
+      <w:pPr>
+        <w:ind w:left="3600" w:hanging="360"/>
+      </w:pPr>
+      <w:rPr>
+        <w:rFonts w:ascii="Courier New" w:hAnsi="Courier New" w:cs="Courier New" w:hint="default"/>
+      </w:rPr>
+    </w:lvl>
+    <w:lvl w:ilvl="5" w:tplc="04090005" w:tentative="1">
+      <w:start w:val="1"/>
+      <w:numFmt w:val="bullet"/>
+      <w:lvlText w:val=""/>
+      <w:lvlJc w:val="left"/>
+      <w:pPr>
+        <w:ind w:left="4320" w:hanging="360"/>
+      </w:pPr>
+      <w:rPr>
+        <w:rFonts w:ascii="Wingdings" w:hAnsi="Wingdings" w:hint="default"/>
+      </w:rPr>
+    </w:lvl>
+    <w:lvl w:ilvl="6" w:tplc="04090001" w:tentative="1">
+      <w:start w:val="1"/>
+      <w:numFmt w:val="bullet"/>
+      <w:lvlText w:val=""/>
+      <w:lvlJc w:val="left"/>
+      <w:pPr>
+        <w:ind w:left="5040" w:hanging="360"/>
+      </w:pPr>
+      <w:rPr>
+        <w:rFonts w:ascii="Symbol" w:hAnsi="Symbol" w:hint="default"/>
+      </w:rPr>
+    </w:lvl>
+    <w:lvl w:ilvl="7" w:tplc="04090003" w:tentative="1">
+      <w:start w:val="1"/>
+      <w:numFmt w:val="bullet"/>
+      <w:lvlText w:val="o"/>
+      <w:lvlJc w:val="left"/>
+      <w:pPr>
+        <w:ind w:left="5760" w:hanging="360"/>
+      </w:pPr>
+      <w:rPr>
+        <w:rFonts w:ascii="Courier New" w:hAnsi="Courier New" w:cs="Courier New" w:hint="default"/>
+      </w:rPr>
+    </w:lvl>
+    <w:lvl w:ilvl="8" w:tplc="04090005" w:tentative="1">
+      <w:start w:val="1"/>
+      <w:numFmt w:val="bullet"/>
+      <w:lvlText w:val=""/>
+      <w:lvlJc w:val="left"/>
+      <w:pPr>
+        <w:ind w:left="6480" w:hanging="360"/>
+      </w:pPr>
+      <w:rPr>
+        <w:rFonts w:ascii="Wingdings" w:hAnsi="Wingdings" w:hint="default"/>
+      </w:rPr>
+    </w:lvl>
+  </w:abstractNum>
+  <w:abstractNum w:abstractNumId="5" w15:restartNumberingAfterBreak="0">
     <w:nsid w:val="3BD81FC0"/>
     <w:multiLevelType w:val="hybridMultilevel"/>
     <w:tmpl w:val="69882620"/>
@@ -454,7 +4778,721 @@
       </w:rPr>
     </w:lvl>
   </w:abstractNum>
-  <w:abstractNum w:abstractNumId="1" w15:restartNumberingAfterBreak="0">
+  <w:abstractNum w:abstractNumId="6" w15:restartNumberingAfterBreak="0">
+    <w:nsid w:val="3F2A7DDC"/>
+    <w:multiLevelType w:val="hybridMultilevel"/>
+    <w:tmpl w:val="57061032"/>
+    <w:lvl w:ilvl="0" w:tplc="04090001">
+      <w:start w:val="1"/>
+      <w:numFmt w:val="bullet"/>
+      <w:lvlText w:val=""/>
+      <w:lvlJc w:val="left"/>
+      <w:pPr>
+        <w:ind w:left="720" w:hanging="360"/>
+      </w:pPr>
+      <w:rPr>
+        <w:rFonts w:ascii="Symbol" w:hAnsi="Symbol" w:hint="default"/>
+      </w:rPr>
+    </w:lvl>
+    <w:lvl w:ilvl="1" w:tplc="04090003" w:tentative="1">
+      <w:start w:val="1"/>
+      <w:numFmt w:val="bullet"/>
+      <w:lvlText w:val="o"/>
+      <w:lvlJc w:val="left"/>
+      <w:pPr>
+        <w:ind w:left="1440" w:hanging="360"/>
+      </w:pPr>
+      <w:rPr>
+        <w:rFonts w:ascii="Courier New" w:hAnsi="Courier New" w:cs="Courier New" w:hint="default"/>
+      </w:rPr>
+    </w:lvl>
+    <w:lvl w:ilvl="2" w:tplc="04090005" w:tentative="1">
+      <w:start w:val="1"/>
+      <w:numFmt w:val="bullet"/>
+      <w:lvlText w:val=""/>
+      <w:lvlJc w:val="left"/>
+      <w:pPr>
+        <w:ind w:left="2160" w:hanging="360"/>
+      </w:pPr>
+      <w:rPr>
+        <w:rFonts w:ascii="Wingdings" w:hAnsi="Wingdings" w:hint="default"/>
+      </w:rPr>
+    </w:lvl>
+    <w:lvl w:ilvl="3" w:tplc="04090001" w:tentative="1">
+      <w:start w:val="1"/>
+      <w:numFmt w:val="bullet"/>
+      <w:lvlText w:val=""/>
+      <w:lvlJc w:val="left"/>
+      <w:pPr>
+        <w:ind w:left="2880" w:hanging="360"/>
+      </w:pPr>
+      <w:rPr>
+        <w:rFonts w:ascii="Symbol" w:hAnsi="Symbol" w:hint="default"/>
+      </w:rPr>
+    </w:lvl>
+    <w:lvl w:ilvl="4" w:tplc="04090003" w:tentative="1">
+      <w:start w:val="1"/>
+      <w:numFmt w:val="bullet"/>
+      <w:lvlText w:val="o"/>
+      <w:lvlJc w:val="left"/>
+      <w:pPr>
+        <w:ind w:left="3600" w:hanging="360"/>
+      </w:pPr>
+      <w:rPr>
+        <w:rFonts w:ascii="Courier New" w:hAnsi="Courier New" w:cs="Courier New" w:hint="default"/>
+      </w:rPr>
+    </w:lvl>
+    <w:lvl w:ilvl="5" w:tplc="04090005" w:tentative="1">
+      <w:start w:val="1"/>
+      <w:numFmt w:val="bullet"/>
+      <w:lvlText w:val=""/>
+      <w:lvlJc w:val="left"/>
+      <w:pPr>
+        <w:ind w:left="4320" w:hanging="360"/>
+      </w:pPr>
+      <w:rPr>
+        <w:rFonts w:ascii="Wingdings" w:hAnsi="Wingdings" w:hint="default"/>
+      </w:rPr>
+    </w:lvl>
+    <w:lvl w:ilvl="6" w:tplc="04090001" w:tentative="1">
+      <w:start w:val="1"/>
+      <w:numFmt w:val="bullet"/>
+      <w:lvlText w:val=""/>
+      <w:lvlJc w:val="left"/>
+      <w:pPr>
+        <w:ind w:left="5040" w:hanging="360"/>
+      </w:pPr>
+      <w:rPr>
+        <w:rFonts w:ascii="Symbol" w:hAnsi="Symbol" w:hint="default"/>
+      </w:rPr>
+    </w:lvl>
+    <w:lvl w:ilvl="7" w:tplc="04090003" w:tentative="1">
+      <w:start w:val="1"/>
+      <w:numFmt w:val="bullet"/>
+      <w:lvlText w:val="o"/>
+      <w:lvlJc w:val="left"/>
+      <w:pPr>
+        <w:ind w:left="5760" w:hanging="360"/>
+      </w:pPr>
+      <w:rPr>
+        <w:rFonts w:ascii="Courier New" w:hAnsi="Courier New" w:cs="Courier New" w:hint="default"/>
+      </w:rPr>
+    </w:lvl>
+    <w:lvl w:ilvl="8" w:tplc="04090005" w:tentative="1">
+      <w:start w:val="1"/>
+      <w:numFmt w:val="bullet"/>
+      <w:lvlText w:val=""/>
+      <w:lvlJc w:val="left"/>
+      <w:pPr>
+        <w:ind w:left="6480" w:hanging="360"/>
+      </w:pPr>
+      <w:rPr>
+        <w:rFonts w:ascii="Wingdings" w:hAnsi="Wingdings" w:hint="default"/>
+      </w:rPr>
+    </w:lvl>
+  </w:abstractNum>
+  <w:abstractNum w:abstractNumId="7" w15:restartNumberingAfterBreak="0">
+    <w:nsid w:val="426E2AA8"/>
+    <w:multiLevelType w:val="multilevel"/>
+    <w:tmpl w:val="303246A2"/>
+    <w:lvl w:ilvl="0">
+      <w:start w:val="1"/>
+      <w:numFmt w:val="bullet"/>
+      <w:lvlText w:val=""/>
+      <w:lvlJc w:val="left"/>
+      <w:pPr>
+        <w:tabs>
+          <w:tab w:val="num" w:pos="720"/>
+        </w:tabs>
+        <w:ind w:left="720" w:hanging="360"/>
+      </w:pPr>
+      <w:rPr>
+        <w:rFonts w:ascii="Symbol" w:hAnsi="Symbol" w:hint="default"/>
+        <w:sz w:val="20"/>
+      </w:rPr>
+    </w:lvl>
+    <w:lvl w:ilvl="1">
+      <w:start w:val="1"/>
+      <w:numFmt w:val="bullet"/>
+      <w:lvlText w:val="o"/>
+      <w:lvlJc w:val="left"/>
+      <w:pPr>
+        <w:tabs>
+          <w:tab w:val="num" w:pos="1440"/>
+        </w:tabs>
+        <w:ind w:left="1440" w:hanging="360"/>
+      </w:pPr>
+      <w:rPr>
+        <w:rFonts w:ascii="Courier New" w:hAnsi="Courier New" w:hint="default"/>
+        <w:sz w:val="20"/>
+      </w:rPr>
+    </w:lvl>
+    <w:lvl w:ilvl="2" w:tentative="1">
+      <w:start w:val="1"/>
+      <w:numFmt w:val="bullet"/>
+      <w:lvlText w:val=""/>
+      <w:lvlJc w:val="left"/>
+      <w:pPr>
+        <w:tabs>
+          <w:tab w:val="num" w:pos="2160"/>
+        </w:tabs>
+        <w:ind w:left="2160" w:hanging="360"/>
+      </w:pPr>
+      <w:rPr>
+        <w:rFonts w:ascii="Wingdings" w:hAnsi="Wingdings" w:hint="default"/>
+        <w:sz w:val="20"/>
+      </w:rPr>
+    </w:lvl>
+    <w:lvl w:ilvl="3" w:tentative="1">
+      <w:start w:val="1"/>
+      <w:numFmt w:val="bullet"/>
+      <w:lvlText w:val=""/>
+      <w:lvlJc w:val="left"/>
+      <w:pPr>
+        <w:tabs>
+          <w:tab w:val="num" w:pos="2880"/>
+        </w:tabs>
+        <w:ind w:left="2880" w:hanging="360"/>
+      </w:pPr>
+      <w:rPr>
+        <w:rFonts w:ascii="Wingdings" w:hAnsi="Wingdings" w:hint="default"/>
+        <w:sz w:val="20"/>
+      </w:rPr>
+    </w:lvl>
+    <w:lvl w:ilvl="4" w:tentative="1">
+      <w:start w:val="1"/>
+      <w:numFmt w:val="bullet"/>
+      <w:lvlText w:val=""/>
+      <w:lvlJc w:val="left"/>
+      <w:pPr>
+        <w:tabs>
+          <w:tab w:val="num" w:pos="3600"/>
+        </w:tabs>
+        <w:ind w:left="3600" w:hanging="360"/>
+      </w:pPr>
+      <w:rPr>
+        <w:rFonts w:ascii="Wingdings" w:hAnsi="Wingdings" w:hint="default"/>
+        <w:sz w:val="20"/>
+      </w:rPr>
+    </w:lvl>
+    <w:lvl w:ilvl="5" w:tentative="1">
+      <w:start w:val="1"/>
+      <w:numFmt w:val="bullet"/>
+      <w:lvlText w:val=""/>
+      <w:lvlJc w:val="left"/>
+      <w:pPr>
+        <w:tabs>
+          <w:tab w:val="num" w:pos="4320"/>
+        </w:tabs>
+        <w:ind w:left="4320" w:hanging="360"/>
+      </w:pPr>
+      <w:rPr>
+        <w:rFonts w:ascii="Wingdings" w:hAnsi="Wingdings" w:hint="default"/>
+        <w:sz w:val="20"/>
+      </w:rPr>
+    </w:lvl>
+    <w:lvl w:ilvl="6" w:tentative="1">
+      <w:start w:val="1"/>
+      <w:numFmt w:val="bullet"/>
+      <w:lvlText w:val=""/>
+      <w:lvlJc w:val="left"/>
+      <w:pPr>
+        <w:tabs>
+          <w:tab w:val="num" w:pos="5040"/>
+        </w:tabs>
+        <w:ind w:left="5040" w:hanging="360"/>
+      </w:pPr>
+      <w:rPr>
+        <w:rFonts w:ascii="Wingdings" w:hAnsi="Wingdings" w:hint="default"/>
+        <w:sz w:val="20"/>
+      </w:rPr>
+    </w:lvl>
+    <w:lvl w:ilvl="7" w:tentative="1">
+      <w:start w:val="1"/>
+      <w:numFmt w:val="bullet"/>
+      <w:lvlText w:val=""/>
+      <w:lvlJc w:val="left"/>
+      <w:pPr>
+        <w:tabs>
+          <w:tab w:val="num" w:pos="5760"/>
+        </w:tabs>
+        <w:ind w:left="5760" w:hanging="360"/>
+      </w:pPr>
+      <w:rPr>
+        <w:rFonts w:ascii="Wingdings" w:hAnsi="Wingdings" w:hint="default"/>
+        <w:sz w:val="20"/>
+      </w:rPr>
+    </w:lvl>
+    <w:lvl w:ilvl="8" w:tentative="1">
+      <w:start w:val="1"/>
+      <w:numFmt w:val="bullet"/>
+      <w:lvlText w:val=""/>
+      <w:lvlJc w:val="left"/>
+      <w:pPr>
+        <w:tabs>
+          <w:tab w:val="num" w:pos="6480"/>
+        </w:tabs>
+        <w:ind w:left="6480" w:hanging="360"/>
+      </w:pPr>
+      <w:rPr>
+        <w:rFonts w:ascii="Wingdings" w:hAnsi="Wingdings" w:hint="default"/>
+        <w:sz w:val="20"/>
+      </w:rPr>
+    </w:lvl>
+  </w:abstractNum>
+  <w:abstractNum w:abstractNumId="8" w15:restartNumberingAfterBreak="0">
+    <w:nsid w:val="47537D7B"/>
+    <w:multiLevelType w:val="hybridMultilevel"/>
+    <w:tmpl w:val="3D62652E"/>
+    <w:lvl w:ilvl="0" w:tplc="04090001">
+      <w:start w:val="1"/>
+      <w:numFmt w:val="bullet"/>
+      <w:lvlText w:val=""/>
+      <w:lvlJc w:val="left"/>
+      <w:pPr>
+        <w:ind w:left="720" w:hanging="360"/>
+      </w:pPr>
+      <w:rPr>
+        <w:rFonts w:ascii="Symbol" w:hAnsi="Symbol" w:hint="default"/>
+      </w:rPr>
+    </w:lvl>
+    <w:lvl w:ilvl="1" w:tplc="04090003" w:tentative="1">
+      <w:start w:val="1"/>
+      <w:numFmt w:val="bullet"/>
+      <w:lvlText w:val="o"/>
+      <w:lvlJc w:val="left"/>
+      <w:pPr>
+        <w:ind w:left="1440" w:hanging="360"/>
+      </w:pPr>
+      <w:rPr>
+        <w:rFonts w:ascii="Courier New" w:hAnsi="Courier New" w:cs="Courier New" w:hint="default"/>
+      </w:rPr>
+    </w:lvl>
+    <w:lvl w:ilvl="2" w:tplc="04090005" w:tentative="1">
+      <w:start w:val="1"/>
+      <w:numFmt w:val="bullet"/>
+      <w:lvlText w:val=""/>
+      <w:lvlJc w:val="left"/>
+      <w:pPr>
+        <w:ind w:left="2160" w:hanging="360"/>
+      </w:pPr>
+      <w:rPr>
+        <w:rFonts w:ascii="Wingdings" w:hAnsi="Wingdings" w:hint="default"/>
+      </w:rPr>
+    </w:lvl>
+    <w:lvl w:ilvl="3" w:tplc="04090001" w:tentative="1">
+      <w:start w:val="1"/>
+      <w:numFmt w:val="bullet"/>
+      <w:lvlText w:val=""/>
+      <w:lvlJc w:val="left"/>
+      <w:pPr>
+        <w:ind w:left="2880" w:hanging="360"/>
+      </w:pPr>
+      <w:rPr>
+        <w:rFonts w:ascii="Symbol" w:hAnsi="Symbol" w:hint="default"/>
+      </w:rPr>
+    </w:lvl>
+    <w:lvl w:ilvl="4" w:tplc="04090003" w:tentative="1">
+      <w:start w:val="1"/>
+      <w:numFmt w:val="bullet"/>
+      <w:lvlText w:val="o"/>
+      <w:lvlJc w:val="left"/>
+      <w:pPr>
+        <w:ind w:left="3600" w:hanging="360"/>
+      </w:pPr>
+      <w:rPr>
+        <w:rFonts w:ascii="Courier New" w:hAnsi="Courier New" w:cs="Courier New" w:hint="default"/>
+      </w:rPr>
+    </w:lvl>
+    <w:lvl w:ilvl="5" w:tplc="04090005" w:tentative="1">
+      <w:start w:val="1"/>
+      <w:numFmt w:val="bullet"/>
+      <w:lvlText w:val=""/>
+      <w:lvlJc w:val="left"/>
+      <w:pPr>
+        <w:ind w:left="4320" w:hanging="360"/>
+      </w:pPr>
+      <w:rPr>
+        <w:rFonts w:ascii="Wingdings" w:hAnsi="Wingdings" w:hint="default"/>
+      </w:rPr>
+    </w:lvl>
+    <w:lvl w:ilvl="6" w:tplc="04090001" w:tentative="1">
+      <w:start w:val="1"/>
+      <w:numFmt w:val="bullet"/>
+      <w:lvlText w:val=""/>
+      <w:lvlJc w:val="left"/>
+      <w:pPr>
+        <w:ind w:left="5040" w:hanging="360"/>
+      </w:pPr>
+      <w:rPr>
+        <w:rFonts w:ascii="Symbol" w:hAnsi="Symbol" w:hint="default"/>
+      </w:rPr>
+    </w:lvl>
+    <w:lvl w:ilvl="7" w:tplc="04090003" w:tentative="1">
+      <w:start w:val="1"/>
+      <w:numFmt w:val="bullet"/>
+      <w:lvlText w:val="o"/>
+      <w:lvlJc w:val="left"/>
+      <w:pPr>
+        <w:ind w:left="5760" w:hanging="360"/>
+      </w:pPr>
+      <w:rPr>
+        <w:rFonts w:ascii="Courier New" w:hAnsi="Courier New" w:cs="Courier New" w:hint="default"/>
+      </w:rPr>
+    </w:lvl>
+    <w:lvl w:ilvl="8" w:tplc="04090005" w:tentative="1">
+      <w:start w:val="1"/>
+      <w:numFmt w:val="bullet"/>
+      <w:lvlText w:val=""/>
+      <w:lvlJc w:val="left"/>
+      <w:pPr>
+        <w:ind w:left="6480" w:hanging="360"/>
+      </w:pPr>
+      <w:rPr>
+        <w:rFonts w:ascii="Wingdings" w:hAnsi="Wingdings" w:hint="default"/>
+      </w:rPr>
+    </w:lvl>
+  </w:abstractNum>
+  <w:abstractNum w:abstractNumId="9" w15:restartNumberingAfterBreak="0">
+    <w:nsid w:val="58F57FE0"/>
+    <w:multiLevelType w:val="hybridMultilevel"/>
+    <w:tmpl w:val="A00C5DEC"/>
+    <w:lvl w:ilvl="0" w:tplc="04090001">
+      <w:start w:val="1"/>
+      <w:numFmt w:val="bullet"/>
+      <w:lvlText w:val=""/>
+      <w:lvlJc w:val="left"/>
+      <w:pPr>
+        <w:ind w:left="720" w:hanging="360"/>
+      </w:pPr>
+      <w:rPr>
+        <w:rFonts w:ascii="Symbol" w:hAnsi="Symbol" w:hint="default"/>
+      </w:rPr>
+    </w:lvl>
+    <w:lvl w:ilvl="1" w:tplc="04090003" w:tentative="1">
+      <w:start w:val="1"/>
+      <w:numFmt w:val="bullet"/>
+      <w:lvlText w:val="o"/>
+      <w:lvlJc w:val="left"/>
+      <w:pPr>
+        <w:ind w:left="1440" w:hanging="360"/>
+      </w:pPr>
+      <w:rPr>
+        <w:rFonts w:ascii="Courier New" w:hAnsi="Courier New" w:cs="Courier New" w:hint="default"/>
+      </w:rPr>
+    </w:lvl>
+    <w:lvl w:ilvl="2" w:tplc="04090005" w:tentative="1">
+      <w:start w:val="1"/>
+      <w:numFmt w:val="bullet"/>
+      <w:lvlText w:val=""/>
+      <w:lvlJc w:val="left"/>
+      <w:pPr>
+        <w:ind w:left="2160" w:hanging="360"/>
+      </w:pPr>
+      <w:rPr>
+        <w:rFonts w:ascii="Wingdings" w:hAnsi="Wingdings" w:hint="default"/>
+      </w:rPr>
+    </w:lvl>
+    <w:lvl w:ilvl="3" w:tplc="04090001" w:tentative="1">
+      <w:start w:val="1"/>
+      <w:numFmt w:val="bullet"/>
+      <w:lvlText w:val=""/>
+      <w:lvlJc w:val="left"/>
+      <w:pPr>
+        <w:ind w:left="2880" w:hanging="360"/>
+      </w:pPr>
+      <w:rPr>
+        <w:rFonts w:ascii="Symbol" w:hAnsi="Symbol" w:hint="default"/>
+      </w:rPr>
+    </w:lvl>
+    <w:lvl w:ilvl="4" w:tplc="04090003" w:tentative="1">
+      <w:start w:val="1"/>
+      <w:numFmt w:val="bullet"/>
+      <w:lvlText w:val="o"/>
+      <w:lvlJc w:val="left"/>
+      <w:pPr>
+        <w:ind w:left="3600" w:hanging="360"/>
+      </w:pPr>
+      <w:rPr>
+        <w:rFonts w:ascii="Courier New" w:hAnsi="Courier New" w:cs="Courier New" w:hint="default"/>
+      </w:rPr>
+    </w:lvl>
+    <w:lvl w:ilvl="5" w:tplc="04090005" w:tentative="1">
+      <w:start w:val="1"/>
+      <w:numFmt w:val="bullet"/>
+      <w:lvlText w:val=""/>
+      <w:lvlJc w:val="left"/>
+      <w:pPr>
+        <w:ind w:left="4320" w:hanging="360"/>
+      </w:pPr>
+      <w:rPr>
+        <w:rFonts w:ascii="Wingdings" w:hAnsi="Wingdings" w:hint="default"/>
+      </w:rPr>
+    </w:lvl>
+    <w:lvl w:ilvl="6" w:tplc="04090001" w:tentative="1">
+      <w:start w:val="1"/>
+      <w:numFmt w:val="bullet"/>
+      <w:lvlText w:val=""/>
+      <w:lvlJc w:val="left"/>
+      <w:pPr>
+        <w:ind w:left="5040" w:hanging="360"/>
+      </w:pPr>
+      <w:rPr>
+        <w:rFonts w:ascii="Symbol" w:hAnsi="Symbol" w:hint="default"/>
+      </w:rPr>
+    </w:lvl>
+    <w:lvl w:ilvl="7" w:tplc="04090003" w:tentative="1">
+      <w:start w:val="1"/>
+      <w:numFmt w:val="bullet"/>
+      <w:lvlText w:val="o"/>
+      <w:lvlJc w:val="left"/>
+      <w:pPr>
+        <w:ind w:left="5760" w:hanging="360"/>
+      </w:pPr>
+      <w:rPr>
+        <w:rFonts w:ascii="Courier New" w:hAnsi="Courier New" w:cs="Courier New" w:hint="default"/>
+      </w:rPr>
+    </w:lvl>
+    <w:lvl w:ilvl="8" w:tplc="04090005" w:tentative="1">
+      <w:start w:val="1"/>
+      <w:numFmt w:val="bullet"/>
+      <w:lvlText w:val=""/>
+      <w:lvlJc w:val="left"/>
+      <w:pPr>
+        <w:ind w:left="6480" w:hanging="360"/>
+      </w:pPr>
+      <w:rPr>
+        <w:rFonts w:ascii="Wingdings" w:hAnsi="Wingdings" w:hint="default"/>
+      </w:rPr>
+    </w:lvl>
+  </w:abstractNum>
+  <w:abstractNum w:abstractNumId="10" w15:restartNumberingAfterBreak="0">
+    <w:nsid w:val="648A5EF1"/>
+    <w:multiLevelType w:val="hybridMultilevel"/>
+    <w:tmpl w:val="3BCEAC98"/>
+    <w:lvl w:ilvl="0" w:tplc="04090001">
+      <w:start w:val="1"/>
+      <w:numFmt w:val="bullet"/>
+      <w:lvlText w:val=""/>
+      <w:lvlJc w:val="left"/>
+      <w:pPr>
+        <w:ind w:left="720" w:hanging="360"/>
+      </w:pPr>
+      <w:rPr>
+        <w:rFonts w:ascii="Symbol" w:hAnsi="Symbol" w:hint="default"/>
+      </w:rPr>
+    </w:lvl>
+    <w:lvl w:ilvl="1" w:tplc="04090003">
+      <w:start w:val="1"/>
+      <w:numFmt w:val="bullet"/>
+      <w:lvlText w:val="o"/>
+      <w:lvlJc w:val="left"/>
+      <w:pPr>
+        <w:ind w:left="1440" w:hanging="360"/>
+      </w:pPr>
+      <w:rPr>
+        <w:rFonts w:ascii="Courier New" w:hAnsi="Courier New" w:cs="Courier New" w:hint="default"/>
+      </w:rPr>
+    </w:lvl>
+    <w:lvl w:ilvl="2" w:tplc="04090005" w:tentative="1">
+      <w:start w:val="1"/>
+      <w:numFmt w:val="bullet"/>
+      <w:lvlText w:val=""/>
+      <w:lvlJc w:val="left"/>
+      <w:pPr>
+        <w:ind w:left="2160" w:hanging="360"/>
+      </w:pPr>
+      <w:rPr>
+        <w:rFonts w:ascii="Wingdings" w:hAnsi="Wingdings" w:hint="default"/>
+      </w:rPr>
+    </w:lvl>
+    <w:lvl w:ilvl="3" w:tplc="04090001" w:tentative="1">
+      <w:start w:val="1"/>
+      <w:numFmt w:val="bullet"/>
+      <w:lvlText w:val=""/>
+      <w:lvlJc w:val="left"/>
+      <w:pPr>
+        <w:ind w:left="2880" w:hanging="360"/>
+      </w:pPr>
+      <w:rPr>
+        <w:rFonts w:ascii="Symbol" w:hAnsi="Symbol" w:hint="default"/>
+      </w:rPr>
+    </w:lvl>
+    <w:lvl w:ilvl="4" w:tplc="04090003" w:tentative="1">
+      <w:start w:val="1"/>
+      <w:numFmt w:val="bullet"/>
+      <w:lvlText w:val="o"/>
+      <w:lvlJc w:val="left"/>
+      <w:pPr>
+        <w:ind w:left="3600" w:hanging="360"/>
+      </w:pPr>
+      <w:rPr>
+        <w:rFonts w:ascii="Courier New" w:hAnsi="Courier New" w:cs="Courier New" w:hint="default"/>
+      </w:rPr>
+    </w:lvl>
+    <w:lvl w:ilvl="5" w:tplc="04090005" w:tentative="1">
+      <w:start w:val="1"/>
+      <w:numFmt w:val="bullet"/>
+      <w:lvlText w:val=""/>
+      <w:lvlJc w:val="left"/>
+      <w:pPr>
+        <w:ind w:left="4320" w:hanging="360"/>
+      </w:pPr>
+      <w:rPr>
+        <w:rFonts w:ascii="Wingdings" w:hAnsi="Wingdings" w:hint="default"/>
+      </w:rPr>
+    </w:lvl>
+    <w:lvl w:ilvl="6" w:tplc="04090001" w:tentative="1">
+      <w:start w:val="1"/>
+      <w:numFmt w:val="bullet"/>
+      <w:lvlText w:val=""/>
+      <w:lvlJc w:val="left"/>
+      <w:pPr>
+        <w:ind w:left="5040" w:hanging="360"/>
+      </w:pPr>
+      <w:rPr>
+        <w:rFonts w:ascii="Symbol" w:hAnsi="Symbol" w:hint="default"/>
+      </w:rPr>
+    </w:lvl>
+    <w:lvl w:ilvl="7" w:tplc="04090003" w:tentative="1">
+      <w:start w:val="1"/>
+      <w:numFmt w:val="bullet"/>
+      <w:lvlText w:val="o"/>
+      <w:lvlJc w:val="left"/>
+      <w:pPr>
+        <w:ind w:left="5760" w:hanging="360"/>
+      </w:pPr>
+      <w:rPr>
+        <w:rFonts w:ascii="Courier New" w:hAnsi="Courier New" w:cs="Courier New" w:hint="default"/>
+      </w:rPr>
+    </w:lvl>
+    <w:lvl w:ilvl="8" w:tplc="04090005" w:tentative="1">
+      <w:start w:val="1"/>
+      <w:numFmt w:val="bullet"/>
+      <w:lvlText w:val=""/>
+      <w:lvlJc w:val="left"/>
+      <w:pPr>
+        <w:ind w:left="6480" w:hanging="360"/>
+      </w:pPr>
+      <w:rPr>
+        <w:rFonts w:ascii="Wingdings" w:hAnsi="Wingdings" w:hint="default"/>
+      </w:rPr>
+    </w:lvl>
+  </w:abstractNum>
+  <w:abstractNum w:abstractNumId="11" w15:restartNumberingAfterBreak="0">
+    <w:nsid w:val="675B4856"/>
+    <w:multiLevelType w:val="hybridMultilevel"/>
+    <w:tmpl w:val="8584AD12"/>
+    <w:lvl w:ilvl="0" w:tplc="04090001">
+      <w:start w:val="1"/>
+      <w:numFmt w:val="bullet"/>
+      <w:lvlText w:val=""/>
+      <w:lvlJc w:val="left"/>
+      <w:pPr>
+        <w:ind w:left="720" w:hanging="360"/>
+      </w:pPr>
+      <w:rPr>
+        <w:rFonts w:ascii="Symbol" w:hAnsi="Symbol" w:hint="default"/>
+      </w:rPr>
+    </w:lvl>
+    <w:lvl w:ilvl="1" w:tplc="04090003" w:tentative="1">
+      <w:start w:val="1"/>
+      <w:numFmt w:val="bullet"/>
+      <w:lvlText w:val="o"/>
+      <w:lvlJc w:val="left"/>
+      <w:pPr>
+        <w:ind w:left="1440" w:hanging="360"/>
+      </w:pPr>
+      <w:rPr>
+        <w:rFonts w:ascii="Courier New" w:hAnsi="Courier New" w:cs="Courier New" w:hint="default"/>
+      </w:rPr>
+    </w:lvl>
+    <w:lvl w:ilvl="2" w:tplc="04090005" w:tentative="1">
+      <w:start w:val="1"/>
+      <w:numFmt w:val="bullet"/>
+      <w:lvlText w:val=""/>
+      <w:lvlJc w:val="left"/>
+      <w:pPr>
+        <w:ind w:left="2160" w:hanging="360"/>
+      </w:pPr>
+      <w:rPr>
+        <w:rFonts w:ascii="Wingdings" w:hAnsi="Wingdings" w:hint="default"/>
+      </w:rPr>
+    </w:lvl>
+    <w:lvl w:ilvl="3" w:tplc="04090001" w:tentative="1">
+      <w:start w:val="1"/>
+      <w:numFmt w:val="bullet"/>
+      <w:lvlText w:val=""/>
+      <w:lvlJc w:val="left"/>
+      <w:pPr>
+        <w:ind w:left="2880" w:hanging="360"/>
+      </w:pPr>
+      <w:rPr>
+        <w:rFonts w:ascii="Symbol" w:hAnsi="Symbol" w:hint="default"/>
+      </w:rPr>
+    </w:lvl>
+    <w:lvl w:ilvl="4" w:tplc="04090003" w:tentative="1">
+      <w:start w:val="1"/>
+      <w:numFmt w:val="bullet"/>
+      <w:lvlText w:val="o"/>
+      <w:lvlJc w:val="left"/>
+      <w:pPr>
+        <w:ind w:left="3600" w:hanging="360"/>
+      </w:pPr>
+      <w:rPr>
+        <w:rFonts w:ascii="Courier New" w:hAnsi="Courier New" w:cs="Courier New" w:hint="default"/>
+      </w:rPr>
+    </w:lvl>
+    <w:lvl w:ilvl="5" w:tplc="04090005" w:tentative="1">
+      <w:start w:val="1"/>
+      <w:numFmt w:val="bullet"/>
+      <w:lvlText w:val=""/>
+      <w:lvlJc w:val="left"/>
+      <w:pPr>
+        <w:ind w:left="4320" w:hanging="360"/>
+      </w:pPr>
+      <w:rPr>
+        <w:rFonts w:ascii="Wingdings" w:hAnsi="Wingdings" w:hint="default"/>
+      </w:rPr>
+    </w:lvl>
+    <w:lvl w:ilvl="6" w:tplc="04090001" w:tentative="1">
+      <w:start w:val="1"/>
+      <w:numFmt w:val="bullet"/>
+      <w:lvlText w:val=""/>
+      <w:lvlJc w:val="left"/>
+      <w:pPr>
+        <w:ind w:left="5040" w:hanging="360"/>
+      </w:pPr>
+      <w:rPr>
+        <w:rFonts w:ascii="Symbol" w:hAnsi="Symbol" w:hint="default"/>
+      </w:rPr>
+    </w:lvl>
+    <w:lvl w:ilvl="7" w:tplc="04090003" w:tentative="1">
+      <w:start w:val="1"/>
+      <w:numFmt w:val="bullet"/>
+      <w:lvlText w:val="o"/>
+      <w:lvlJc w:val="left"/>
+      <w:pPr>
+        <w:ind w:left="5760" w:hanging="360"/>
+      </w:pPr>
+      <w:rPr>
+        <w:rFonts w:ascii="Courier New" w:hAnsi="Courier New" w:cs="Courier New" w:hint="default"/>
+      </w:rPr>
+    </w:lvl>
+    <w:lvl w:ilvl="8" w:tplc="04090005" w:tentative="1">
+      <w:start w:val="1"/>
+      <w:numFmt w:val="bullet"/>
+      <w:lvlText w:val=""/>
+      <w:lvlJc w:val="left"/>
+      <w:pPr>
+        <w:ind w:left="6480" w:hanging="360"/>
+      </w:pPr>
+      <w:rPr>
+        <w:rFonts w:ascii="Wingdings" w:hAnsi="Wingdings" w:hint="default"/>
+      </w:rPr>
+    </w:lvl>
+  </w:abstractNum>
+  <w:abstractNum w:abstractNumId="12" w15:restartNumberingAfterBreak="0">
     <w:nsid w:val="6B7546C6"/>
     <w:multiLevelType w:val="hybridMultilevel"/>
     <w:tmpl w:val="ACEC7572"/>
@@ -567,13 +5605,402 @@
       </w:rPr>
     </w:lvl>
   </w:abstractNum>
+  <w:abstractNum w:abstractNumId="13" w15:restartNumberingAfterBreak="0">
+    <w:nsid w:val="6D2037CB"/>
+    <w:multiLevelType w:val="hybridMultilevel"/>
+    <w:tmpl w:val="6DB8B492"/>
+    <w:lvl w:ilvl="0" w:tplc="04090001">
+      <w:start w:val="1"/>
+      <w:numFmt w:val="bullet"/>
+      <w:lvlText w:val=""/>
+      <w:lvlJc w:val="left"/>
+      <w:pPr>
+        <w:ind w:left="720" w:hanging="360"/>
+      </w:pPr>
+      <w:rPr>
+        <w:rFonts w:ascii="Symbol" w:hAnsi="Symbol" w:hint="default"/>
+      </w:rPr>
+    </w:lvl>
+    <w:lvl w:ilvl="1" w:tplc="04090003" w:tentative="1">
+      <w:start w:val="1"/>
+      <w:numFmt w:val="bullet"/>
+      <w:lvlText w:val="o"/>
+      <w:lvlJc w:val="left"/>
+      <w:pPr>
+        <w:ind w:left="1440" w:hanging="360"/>
+      </w:pPr>
+      <w:rPr>
+        <w:rFonts w:ascii="Courier New" w:hAnsi="Courier New" w:cs="Courier New" w:hint="default"/>
+      </w:rPr>
+    </w:lvl>
+    <w:lvl w:ilvl="2" w:tplc="04090005" w:tentative="1">
+      <w:start w:val="1"/>
+      <w:numFmt w:val="bullet"/>
+      <w:lvlText w:val=""/>
+      <w:lvlJc w:val="left"/>
+      <w:pPr>
+        <w:ind w:left="2160" w:hanging="360"/>
+      </w:pPr>
+      <w:rPr>
+        <w:rFonts w:ascii="Wingdings" w:hAnsi="Wingdings" w:hint="default"/>
+      </w:rPr>
+    </w:lvl>
+    <w:lvl w:ilvl="3" w:tplc="04090001" w:tentative="1">
+      <w:start w:val="1"/>
+      <w:numFmt w:val="bullet"/>
+      <w:lvlText w:val=""/>
+      <w:lvlJc w:val="left"/>
+      <w:pPr>
+        <w:ind w:left="2880" w:hanging="360"/>
+      </w:pPr>
+      <w:rPr>
+        <w:rFonts w:ascii="Symbol" w:hAnsi="Symbol" w:hint="default"/>
+      </w:rPr>
+    </w:lvl>
+    <w:lvl w:ilvl="4" w:tplc="04090003" w:tentative="1">
+      <w:start w:val="1"/>
+      <w:numFmt w:val="bullet"/>
+      <w:lvlText w:val="o"/>
+      <w:lvlJc w:val="left"/>
+      <w:pPr>
+        <w:ind w:left="3600" w:hanging="360"/>
+      </w:pPr>
+      <w:rPr>
+        <w:rFonts w:ascii="Courier New" w:hAnsi="Courier New" w:cs="Courier New" w:hint="default"/>
+      </w:rPr>
+    </w:lvl>
+    <w:lvl w:ilvl="5" w:tplc="04090005" w:tentative="1">
+      <w:start w:val="1"/>
+      <w:numFmt w:val="bullet"/>
+      <w:lvlText w:val=""/>
+      <w:lvlJc w:val="left"/>
+      <w:pPr>
+        <w:ind w:left="4320" w:hanging="360"/>
+      </w:pPr>
+      <w:rPr>
+        <w:rFonts w:ascii="Wingdings" w:hAnsi="Wingdings" w:hint="default"/>
+      </w:rPr>
+    </w:lvl>
+    <w:lvl w:ilvl="6" w:tplc="04090001" w:tentative="1">
+      <w:start w:val="1"/>
+      <w:numFmt w:val="bullet"/>
+      <w:lvlText w:val=""/>
+      <w:lvlJc w:val="left"/>
+      <w:pPr>
+        <w:ind w:left="5040" w:hanging="360"/>
+      </w:pPr>
+      <w:rPr>
+        <w:rFonts w:ascii="Symbol" w:hAnsi="Symbol" w:hint="default"/>
+      </w:rPr>
+    </w:lvl>
+    <w:lvl w:ilvl="7" w:tplc="04090003" w:tentative="1">
+      <w:start w:val="1"/>
+      <w:numFmt w:val="bullet"/>
+      <w:lvlText w:val="o"/>
+      <w:lvlJc w:val="left"/>
+      <w:pPr>
+        <w:ind w:left="5760" w:hanging="360"/>
+      </w:pPr>
+      <w:rPr>
+        <w:rFonts w:ascii="Courier New" w:hAnsi="Courier New" w:cs="Courier New" w:hint="default"/>
+      </w:rPr>
+    </w:lvl>
+    <w:lvl w:ilvl="8" w:tplc="04090005" w:tentative="1">
+      <w:start w:val="1"/>
+      <w:numFmt w:val="bullet"/>
+      <w:lvlText w:val=""/>
+      <w:lvlJc w:val="left"/>
+      <w:pPr>
+        <w:ind w:left="6480" w:hanging="360"/>
+      </w:pPr>
+      <w:rPr>
+        <w:rFonts w:ascii="Wingdings" w:hAnsi="Wingdings" w:hint="default"/>
+      </w:rPr>
+    </w:lvl>
+  </w:abstractNum>
+  <w:abstractNum w:abstractNumId="14" w15:restartNumberingAfterBreak="0">
+    <w:nsid w:val="70292D35"/>
+    <w:multiLevelType w:val="hybridMultilevel"/>
+    <w:tmpl w:val="1E8ADCEE"/>
+    <w:lvl w:ilvl="0" w:tplc="04090001">
+      <w:start w:val="1"/>
+      <w:numFmt w:val="bullet"/>
+      <w:lvlText w:val=""/>
+      <w:lvlJc w:val="left"/>
+      <w:pPr>
+        <w:ind w:left="720" w:hanging="360"/>
+      </w:pPr>
+      <w:rPr>
+        <w:rFonts w:ascii="Symbol" w:hAnsi="Symbol" w:hint="default"/>
+      </w:rPr>
+    </w:lvl>
+    <w:lvl w:ilvl="1" w:tplc="04090003" w:tentative="1">
+      <w:start w:val="1"/>
+      <w:numFmt w:val="bullet"/>
+      <w:lvlText w:val="o"/>
+      <w:lvlJc w:val="left"/>
+      <w:pPr>
+        <w:ind w:left="1440" w:hanging="360"/>
+      </w:pPr>
+      <w:rPr>
+        <w:rFonts w:ascii="Courier New" w:hAnsi="Courier New" w:cs="Courier New" w:hint="default"/>
+      </w:rPr>
+    </w:lvl>
+    <w:lvl w:ilvl="2" w:tplc="04090005" w:tentative="1">
+      <w:start w:val="1"/>
+      <w:numFmt w:val="bullet"/>
+      <w:lvlText w:val=""/>
+      <w:lvlJc w:val="left"/>
+      <w:pPr>
+        <w:ind w:left="2160" w:hanging="360"/>
+      </w:pPr>
+      <w:rPr>
+        <w:rFonts w:ascii="Wingdings" w:hAnsi="Wingdings" w:hint="default"/>
+      </w:rPr>
+    </w:lvl>
+    <w:lvl w:ilvl="3" w:tplc="04090001" w:tentative="1">
+      <w:start w:val="1"/>
+      <w:numFmt w:val="bullet"/>
+      <w:lvlText w:val=""/>
+      <w:lvlJc w:val="left"/>
+      <w:pPr>
+        <w:ind w:left="2880" w:hanging="360"/>
+      </w:pPr>
+      <w:rPr>
+        <w:rFonts w:ascii="Symbol" w:hAnsi="Symbol" w:hint="default"/>
+      </w:rPr>
+    </w:lvl>
+    <w:lvl w:ilvl="4" w:tplc="04090003" w:tentative="1">
+      <w:start w:val="1"/>
+      <w:numFmt w:val="bullet"/>
+      <w:lvlText w:val="o"/>
+      <w:lvlJc w:val="left"/>
+      <w:pPr>
+        <w:ind w:left="3600" w:hanging="360"/>
+      </w:pPr>
+      <w:rPr>
+        <w:rFonts w:ascii="Courier New" w:hAnsi="Courier New" w:cs="Courier New" w:hint="default"/>
+      </w:rPr>
+    </w:lvl>
+    <w:lvl w:ilvl="5" w:tplc="04090005" w:tentative="1">
+      <w:start w:val="1"/>
+      <w:numFmt w:val="bullet"/>
+      <w:lvlText w:val=""/>
+      <w:lvlJc w:val="left"/>
+      <w:pPr>
+        <w:ind w:left="4320" w:hanging="360"/>
+      </w:pPr>
+      <w:rPr>
+        <w:rFonts w:ascii="Wingdings" w:hAnsi="Wingdings" w:hint="default"/>
+      </w:rPr>
+    </w:lvl>
+    <w:lvl w:ilvl="6" w:tplc="04090001" w:tentative="1">
+      <w:start w:val="1"/>
+      <w:numFmt w:val="bullet"/>
+      <w:lvlText w:val=""/>
+      <w:lvlJc w:val="left"/>
+      <w:pPr>
+        <w:ind w:left="5040" w:hanging="360"/>
+      </w:pPr>
+      <w:rPr>
+        <w:rFonts w:ascii="Symbol" w:hAnsi="Symbol" w:hint="default"/>
+      </w:rPr>
+    </w:lvl>
+    <w:lvl w:ilvl="7" w:tplc="04090003" w:tentative="1">
+      <w:start w:val="1"/>
+      <w:numFmt w:val="bullet"/>
+      <w:lvlText w:val="o"/>
+      <w:lvlJc w:val="left"/>
+      <w:pPr>
+        <w:ind w:left="5760" w:hanging="360"/>
+      </w:pPr>
+      <w:rPr>
+        <w:rFonts w:ascii="Courier New" w:hAnsi="Courier New" w:cs="Courier New" w:hint="default"/>
+      </w:rPr>
+    </w:lvl>
+    <w:lvl w:ilvl="8" w:tplc="04090005" w:tentative="1">
+      <w:start w:val="1"/>
+      <w:numFmt w:val="bullet"/>
+      <w:lvlText w:val=""/>
+      <w:lvlJc w:val="left"/>
+      <w:pPr>
+        <w:ind w:left="6480" w:hanging="360"/>
+      </w:pPr>
+      <w:rPr>
+        <w:rFonts w:ascii="Wingdings" w:hAnsi="Wingdings" w:hint="default"/>
+      </w:rPr>
+    </w:lvl>
+  </w:abstractNum>
+  <w:abstractNum w:abstractNumId="15" w15:restartNumberingAfterBreak="0">
+    <w:nsid w:val="7C6875BC"/>
+    <w:multiLevelType w:val="hybridMultilevel"/>
+    <w:tmpl w:val="E1F28A58"/>
+    <w:lvl w:ilvl="0" w:tplc="04090001">
+      <w:start w:val="1"/>
+      <w:numFmt w:val="bullet"/>
+      <w:lvlText w:val=""/>
+      <w:lvlJc w:val="left"/>
+      <w:pPr>
+        <w:ind w:left="720" w:hanging="360"/>
+      </w:pPr>
+      <w:rPr>
+        <w:rFonts w:ascii="Symbol" w:hAnsi="Symbol" w:hint="default"/>
+      </w:rPr>
+    </w:lvl>
+    <w:lvl w:ilvl="1" w:tplc="04090003">
+      <w:start w:val="1"/>
+      <w:numFmt w:val="bullet"/>
+      <w:lvlText w:val="o"/>
+      <w:lvlJc w:val="left"/>
+      <w:pPr>
+        <w:ind w:left="1440" w:hanging="360"/>
+      </w:pPr>
+      <w:rPr>
+        <w:rFonts w:ascii="Courier New" w:hAnsi="Courier New" w:cs="Courier New" w:hint="default"/>
+      </w:rPr>
+    </w:lvl>
+    <w:lvl w:ilvl="2" w:tplc="04090005">
+      <w:start w:val="1"/>
+      <w:numFmt w:val="bullet"/>
+      <w:lvlText w:val=""/>
+      <w:lvlJc w:val="left"/>
+      <w:pPr>
+        <w:ind w:left="2160" w:hanging="360"/>
+      </w:pPr>
+      <w:rPr>
+        <w:rFonts w:ascii="Wingdings" w:hAnsi="Wingdings" w:hint="default"/>
+      </w:rPr>
+    </w:lvl>
+    <w:lvl w:ilvl="3" w:tplc="04090001" w:tentative="1">
+      <w:start w:val="1"/>
+      <w:numFmt w:val="bullet"/>
+      <w:lvlText w:val=""/>
+      <w:lvlJc w:val="left"/>
+      <w:pPr>
+        <w:ind w:left="2880" w:hanging="360"/>
+      </w:pPr>
+      <w:rPr>
+        <w:rFonts w:ascii="Symbol" w:hAnsi="Symbol" w:hint="default"/>
+      </w:rPr>
+    </w:lvl>
+    <w:lvl w:ilvl="4" w:tplc="04090003" w:tentative="1">
+      <w:start w:val="1"/>
+      <w:numFmt w:val="bullet"/>
+      <w:lvlText w:val="o"/>
+      <w:lvlJc w:val="left"/>
+      <w:pPr>
+        <w:ind w:left="3600" w:hanging="360"/>
+      </w:pPr>
+      <w:rPr>
+        <w:rFonts w:ascii="Courier New" w:hAnsi="Courier New" w:cs="Courier New" w:hint="default"/>
+      </w:rPr>
+    </w:lvl>
+    <w:lvl w:ilvl="5" w:tplc="04090005" w:tentative="1">
+      <w:start w:val="1"/>
+      <w:numFmt w:val="bullet"/>
+      <w:lvlText w:val=""/>
+      <w:lvlJc w:val="left"/>
+      <w:pPr>
+        <w:ind w:left="4320" w:hanging="360"/>
+      </w:pPr>
+      <w:rPr>
+        <w:rFonts w:ascii="Wingdings" w:hAnsi="Wingdings" w:hint="default"/>
+      </w:rPr>
+    </w:lvl>
+    <w:lvl w:ilvl="6" w:tplc="04090001" w:tentative="1">
+      <w:start w:val="1"/>
+      <w:numFmt w:val="bullet"/>
+      <w:lvlText w:val=""/>
+      <w:lvlJc w:val="left"/>
+      <w:pPr>
+        <w:ind w:left="5040" w:hanging="360"/>
+      </w:pPr>
+      <w:rPr>
+        <w:rFonts w:ascii="Symbol" w:hAnsi="Symbol" w:hint="default"/>
+      </w:rPr>
+    </w:lvl>
+    <w:lvl w:ilvl="7" w:tplc="04090003" w:tentative="1">
+      <w:start w:val="1"/>
+      <w:numFmt w:val="bullet"/>
+      <w:lvlText w:val="o"/>
+      <w:lvlJc w:val="left"/>
+      <w:pPr>
+        <w:ind w:left="5760" w:hanging="360"/>
+      </w:pPr>
+      <w:rPr>
+        <w:rFonts w:ascii="Courier New" w:hAnsi="Courier New" w:cs="Courier New" w:hint="default"/>
+      </w:rPr>
+    </w:lvl>
+    <w:lvl w:ilvl="8" w:tplc="04090005" w:tentative="1">
+      <w:start w:val="1"/>
+      <w:numFmt w:val="bullet"/>
+      <w:lvlText w:val=""/>
+      <w:lvlJc w:val="left"/>
+      <w:pPr>
+        <w:ind w:left="6480" w:hanging="360"/>
+      </w:pPr>
+      <w:rPr>
+        <w:rFonts w:ascii="Wingdings" w:hAnsi="Wingdings" w:hint="default"/>
+      </w:rPr>
+    </w:lvl>
+  </w:abstractNum>
   <w:num w:numId="1" w16cid:durableId="362824462">
+    <w:abstractNumId w:val="5"/>
+  </w:num>
+  <w:num w:numId="2" w16cid:durableId="286353867">
+    <w:abstractNumId w:val="12"/>
+  </w:num>
+  <w:num w:numId="3" w16cid:durableId="143083526">
+    <w:abstractNumId w:val="10"/>
+  </w:num>
+  <w:num w:numId="4" w16cid:durableId="2118131533">
+    <w:abstractNumId w:val="15"/>
+  </w:num>
+  <w:num w:numId="5" w16cid:durableId="1882085215">
+    <w:abstractNumId w:val="4"/>
+  </w:num>
+  <w:num w:numId="6" w16cid:durableId="1417628577">
+    <w:abstractNumId w:val="2"/>
+  </w:num>
+  <w:num w:numId="7" w16cid:durableId="285821773">
+    <w:abstractNumId w:val="7"/>
+  </w:num>
+  <w:num w:numId="8" w16cid:durableId="1980569259">
+    <w:abstractNumId w:val="9"/>
+  </w:num>
+  <w:num w:numId="9" w16cid:durableId="878708931">
+    <w:abstractNumId w:val="6"/>
+  </w:num>
+  <w:num w:numId="10" w16cid:durableId="441000555">
+    <w:abstractNumId w:val="1"/>
+  </w:num>
+  <w:num w:numId="11" w16cid:durableId="1178234122">
+    <w:abstractNumId w:val="11"/>
+  </w:num>
+  <w:num w:numId="12" w16cid:durableId="1326514201">
+    <w:abstractNumId w:val="14"/>
+  </w:num>
+  <w:num w:numId="13" w16cid:durableId="1629125744">
+    <w:abstractNumId w:val="3"/>
+  </w:num>
+  <w:num w:numId="14" w16cid:durableId="732772354">
+    <w:abstractNumId w:val="13"/>
+  </w:num>
+  <w:num w:numId="15" w16cid:durableId="1272201216">
     <w:abstractNumId w:val="0"/>
   </w:num>
-  <w:num w:numId="2" w16cid:durableId="286353867">
-    <w:abstractNumId w:val="1"/>
+  <w:num w:numId="16" w16cid:durableId="517473134">
+    <w:abstractNumId w:val="8"/>
   </w:num>
 </w:numbering>
+</file>
+
+<file path=word/people.xml><?xml version="1.0" encoding="utf-8"?>
+<w15:people xmlns:wpc="http://schemas.microsoft.com/office/word/2010/wordprocessingCanvas" xmlns:cx="http://schemas.microsoft.com/office/drawing/2014/chartex" xmlns:cx1="http://schemas.microsoft.com/office/drawing/2015/9/8/chartex" xmlns:cx2="http://schemas.microsoft.com/office/drawing/2015/10/21/chartex" xmlns:cx3="http://schemas.microsoft.com/office/drawing/2016/5/9/chartex" xmlns:cx4="http://schemas.microsoft.com/office/drawing/2016/5/10/chartex" xmlns:cx5="http://schemas.microsoft.com/office/drawing/2016/5/11/chartex" xmlns:cx6="http://schemas.microsoft.com/office/drawing/2016/5/12/chartex" xmlns:cx7="http://schemas.microsoft.com/office/drawing/2016/5/13/chartex" xmlns:cx8="http://schemas.microsoft.com/office/drawing/2016/5/14/chartex" xmlns:mc="http://schemas.openxmlformats.org/markup-compatibility/2006" xmlns:aink="http://schemas.microsoft.com/office/drawing/2016/ink" xmlns:am3d="http://schemas.microsoft.com/office/drawing/2017/model3d" xmlns:o="urn:schemas-microsoft-com:office:office" xmlns:oel="http://schemas.microsoft.com/office/2019/extlst" xmlns:r="http://schemas.openxmlformats.org/officeDocument/2006/relationships" xmlns:m="http://schemas.openxmlformats.org/officeDocument/2006/math" xmlns:v="urn:schemas-microsoft-com:vml" xmlns:wp14="http://schemas.microsoft.com/office/word/2010/wordprocessingDrawing" xmlns:wp="http://schemas.openxmlformats.org/drawingml/2006/wordprocessingDrawing" xmlns:w10="urn:schemas-microsoft-com:office:word" xmlns:w="http://schemas.openxmlformats.org/wordprocessingml/2006/main" xmlns:w14="http://schemas.microsoft.com/office/word/2010/wordml" xmlns:w15="http://schemas.microsoft.com/office/word/2012/wordml" xmlns:w16cex="http://schemas.microsoft.com/office/word/2018/wordml/cex" xmlns:w16cid="http://schemas.microsoft.com/office/word/2016/wordml/cid" xmlns:w16="http://schemas.microsoft.com/office/word/2018/wordml" xmlns:w16du="http://schemas.microsoft.com/office/word/2023/wordml/word16du" xmlns:w16sdtdh="http://schemas.microsoft.com/office/word/2020/wordml/sdtdatahash" xmlns:w16sdtfl="http://schemas.microsoft.com/office/word/2024/wordml/sdtformatlock" xmlns:w16se="http://schemas.microsoft.com/office/word/2015/wordml/symex" xmlns:wpg="http://schemas.microsoft.com/office/word/2010/wordprocessingGroup" xmlns:wpi="http://schemas.microsoft.com/office/word/2010/wordprocessingInk" xmlns:wne="http://schemas.microsoft.com/office/word/2006/wordml" xmlns:wps="http://schemas.microsoft.com/office/word/2010/wordprocessingShape" mc:Ignorable="w14 w15 w16se w16cid w16 w16cex w16sdtdh w16sdtfl w16du wp14">
+  <w15:person w15:author="Nathan Johnson">
+    <w15:presenceInfo w15:providerId="Windows Live" w15:userId="0dd6d40740ed0060"/>
+  </w15:person>
+</w15:people>
 </file>
 
 <file path=word/styles.xml><?xml version="1.0" encoding="utf-8"?>
@@ -970,7 +6397,11 @@
   <w:style w:type="paragraph" w:default="1" w:styleId="Normal">
     <w:name w:val="Normal"/>
     <w:qFormat/>
-    <w:rsid w:val="00CF70F5"/>
+    <w:rsid w:val="002551CD"/>
+    <w:rPr>
+      <w:sz w:val="20"/>
+      <w:szCs w:val="20"/>
+    </w:rPr>
   </w:style>
   <w:style w:type="paragraph" w:styleId="Heading1">
     <w:name w:val="heading 1"/>
@@ -1092,8 +6523,6 @@
     </w:pPr>
     <w:rPr>
       <w:b/>
-      <w:sz w:val="20"/>
-      <w:szCs w:val="20"/>
     </w:rPr>
   </w:style>
   <w:style w:type="character" w:default="1" w:styleId="DefaultParagraphFont">
@@ -1270,10 +6699,6 @@
     <w:semiHidden/>
     <w:unhideWhenUsed/>
     <w:rsid w:val="00391604"/>
-    <w:rPr>
-      <w:sz w:val="20"/>
-      <w:szCs w:val="20"/>
-    </w:rPr>
   </w:style>
   <w:style w:type="character" w:customStyle="1" w:styleId="CommentTextChar">
     <w:name w:val="Comment Text Char"/>
@@ -1332,6 +6757,43 @@
       <w:color w:val="666666"/>
       <w:sz w:val="48"/>
       <w:szCs w:val="48"/>
+    </w:rPr>
+  </w:style>
+  <w:style w:type="paragraph" w:styleId="NormalWeb">
+    <w:name w:val="Normal (Web)"/>
+    <w:basedOn w:val="Normal"/>
+    <w:uiPriority w:val="99"/>
+    <w:unhideWhenUsed/>
+    <w:rsid w:val="007E6494"/>
+    <w:pPr>
+      <w:spacing w:before="100" w:beforeAutospacing="1" w:after="100" w:afterAutospacing="1"/>
+    </w:pPr>
+    <w:rPr>
+      <w:rFonts w:ascii="Times New Roman" w:eastAsia="Times New Roman" w:hAnsi="Times New Roman" w:cs="Times New Roman"/>
+      <w:sz w:val="24"/>
+      <w:szCs w:val="24"/>
+    </w:rPr>
+  </w:style>
+  <w:style w:type="character" w:styleId="Strong">
+    <w:name w:val="Strong"/>
+    <w:basedOn w:val="DefaultParagraphFont"/>
+    <w:uiPriority w:val="22"/>
+    <w:qFormat/>
+    <w:rsid w:val="007E6494"/>
+    <w:rPr>
+      <w:b/>
+      <w:bCs/>
+    </w:rPr>
+  </w:style>
+  <w:style w:type="character" w:styleId="Emphasis">
+    <w:name w:val="Emphasis"/>
+    <w:basedOn w:val="DefaultParagraphFont"/>
+    <w:uiPriority w:val="20"/>
+    <w:qFormat/>
+    <w:rsid w:val="00FA4B68"/>
+    <w:rPr>
+      <w:i/>
+      <w:iCs/>
     </w:rPr>
   </w:style>
 </w:styles>
